--- a/CÔNG TY TNHH MTV CỬU LONG FURNITURE/CuuLong_ThaydoiCSH/HoSo1_Hop dong chuyen nhuong.docx
+++ b/CÔNG TY TNHH MTV CỬU LONG FURNITURE/CuuLong_ThaydoiCSH/HoSo1_Hop dong chuyen nhuong.docx
@@ -270,7 +270,6 @@
         <w:rPr>
           <w:rFonts w:ascii="Times New Roman" w:hAnsi="Times New Roman"/>
           <w:sz w:val="26"/>
-          <w:szCs w:val="26"/>
         </w:rPr>
         <w:t>Hôm</w:t>
       </w:r>
@@ -279,7 +278,6 @@
         <w:rPr>
           <w:rFonts w:ascii="Times New Roman" w:hAnsi="Times New Roman"/>
           <w:sz w:val="26"/>
-          <w:szCs w:val="26"/>
         </w:rPr>
         <w:t xml:space="preserve"> nay, </w:t>
       </w:r>
@@ -288,7 +286,6 @@
         <w:rPr>
           <w:rFonts w:ascii="Times New Roman" w:hAnsi="Times New Roman"/>
           <w:sz w:val="26"/>
-          <w:szCs w:val="26"/>
         </w:rPr>
         <w:t>Ngày</w:t>
       </w:r>
@@ -297,7 +294,6 @@
         <w:rPr>
           <w:rFonts w:ascii="Times New Roman" w:hAnsi="Times New Roman"/>
           <w:sz w:val="26"/>
-          <w:szCs w:val="26"/>
         </w:rPr>
         <w:t xml:space="preserve"> 06 </w:t>
       </w:r>
@@ -306,7 +302,6 @@
         <w:rPr>
           <w:rFonts w:ascii="Times New Roman" w:hAnsi="Times New Roman"/>
           <w:sz w:val="26"/>
-          <w:szCs w:val="26"/>
         </w:rPr>
         <w:t>tháng</w:t>
       </w:r>
@@ -315,7 +310,6 @@
         <w:rPr>
           <w:rFonts w:ascii="Times New Roman" w:hAnsi="Times New Roman"/>
           <w:sz w:val="26"/>
-          <w:szCs w:val="26"/>
         </w:rPr>
         <w:t xml:space="preserve"> 06 </w:t>
       </w:r>
@@ -324,7 +318,6 @@
         <w:rPr>
           <w:rFonts w:ascii="Times New Roman" w:hAnsi="Times New Roman"/>
           <w:sz w:val="26"/>
-          <w:szCs w:val="26"/>
         </w:rPr>
         <w:t>năm</w:t>
       </w:r>
@@ -333,7 +326,6 @@
         <w:rPr>
           <w:rFonts w:ascii="Times New Roman" w:hAnsi="Times New Roman"/>
           <w:sz w:val="26"/>
-          <w:szCs w:val="26"/>
         </w:rPr>
         <w:t xml:space="preserve"> 2026 </w:t>
       </w:r>
@@ -342,7 +334,6 @@
         <w:rPr>
           <w:rFonts w:ascii="Times New Roman" w:hAnsi="Times New Roman"/>
           <w:sz w:val="26"/>
-          <w:szCs w:val="26"/>
         </w:rPr>
         <w:t>tại</w:t>
       </w:r>
@@ -351,16 +342,14 @@
         <w:rPr>
           <w:rFonts w:ascii="Times New Roman" w:hAnsi="Times New Roman"/>
           <w:sz w:val="26"/>
-          <w:szCs w:val="26"/>
-        </w:rPr>
-        <w:t xml:space="preserve"> </w:t>
-      </w:r>
-      <w:proofErr w:type="spellStart"/>
-      <w:r>
-        <w:rPr>
-          <w:rFonts w:ascii="Times New Roman" w:hAnsi="Times New Roman"/>
-          <w:sz w:val="26"/>
-          <w:szCs w:val="26"/>
+        </w:rPr>
+        <w:t xml:space="preserve"> </w:t>
+      </w:r>
+      <w:proofErr w:type="spellStart"/>
+      <w:r>
+        <w:rPr>
+          <w:rFonts w:ascii="Times New Roman" w:hAnsi="Times New Roman"/>
+          <w:sz w:val="26"/>
         </w:rPr>
         <w:t>trụ</w:t>
       </w:r>
@@ -369,16 +358,14 @@
         <w:rPr>
           <w:rFonts w:ascii="Times New Roman" w:hAnsi="Times New Roman"/>
           <w:sz w:val="26"/>
-          <w:szCs w:val="26"/>
-        </w:rPr>
-        <w:t xml:space="preserve"> </w:t>
-      </w:r>
-      <w:proofErr w:type="spellStart"/>
-      <w:r>
-        <w:rPr>
-          <w:rFonts w:ascii="Times New Roman" w:hAnsi="Times New Roman"/>
-          <w:sz w:val="26"/>
-          <w:szCs w:val="26"/>
+        </w:rPr>
+        <w:t xml:space="preserve"> </w:t>
+      </w:r>
+      <w:proofErr w:type="spellStart"/>
+      <w:r>
+        <w:rPr>
+          <w:rFonts w:ascii="Times New Roman" w:hAnsi="Times New Roman"/>
+          <w:sz w:val="26"/>
         </w:rPr>
         <w:t>sở</w:t>
       </w:r>
@@ -387,7 +374,6 @@
         <w:rPr>
           <w:rFonts w:ascii="Times New Roman" w:hAnsi="Times New Roman"/>
           <w:sz w:val="26"/>
-          <w:szCs w:val="26"/>
         </w:rPr>
         <w:t xml:space="preserve"> CÔNG TY TNHH MTV CỬU LONG FURNITURE, </w:t>
       </w:r>
@@ -396,7 +382,6 @@
         <w:rPr>
           <w:rFonts w:ascii="Times New Roman" w:hAnsi="Times New Roman"/>
           <w:sz w:val="26"/>
-          <w:szCs w:val="26"/>
         </w:rPr>
         <w:t>địa</w:t>
       </w:r>
@@ -405,16 +390,14 @@
         <w:rPr>
           <w:rFonts w:ascii="Times New Roman" w:hAnsi="Times New Roman"/>
           <w:sz w:val="26"/>
-          <w:szCs w:val="26"/>
-        </w:rPr>
-        <w:t xml:space="preserve"> </w:t>
-      </w:r>
-      <w:proofErr w:type="spellStart"/>
-      <w:r>
-        <w:rPr>
-          <w:rFonts w:ascii="Times New Roman" w:hAnsi="Times New Roman"/>
-          <w:sz w:val="26"/>
-          <w:szCs w:val="26"/>
+        </w:rPr>
+        <w:t xml:space="preserve"> </w:t>
+      </w:r>
+      <w:proofErr w:type="spellStart"/>
+      <w:r>
+        <w:rPr>
+          <w:rFonts w:ascii="Times New Roman" w:hAnsi="Times New Roman"/>
+          <w:sz w:val="26"/>
         </w:rPr>
         <w:t>chỉ</w:t>
       </w:r>
@@ -423,16 +406,14 @@
         <w:rPr>
           <w:rFonts w:ascii="Times New Roman" w:hAnsi="Times New Roman"/>
           <w:sz w:val="26"/>
-          <w:szCs w:val="26"/>
-        </w:rPr>
-        <w:t xml:space="preserve"> </w:t>
-      </w:r>
-      <w:proofErr w:type="spellStart"/>
-      <w:r>
-        <w:rPr>
-          <w:rFonts w:ascii="Times New Roman" w:hAnsi="Times New Roman"/>
-          <w:sz w:val="26"/>
-          <w:szCs w:val="26"/>
+        </w:rPr>
+        <w:t xml:space="preserve"> </w:t>
+      </w:r>
+      <w:proofErr w:type="spellStart"/>
+      <w:r>
+        <w:rPr>
+          <w:rFonts w:ascii="Times New Roman" w:hAnsi="Times New Roman"/>
+          <w:sz w:val="26"/>
         </w:rPr>
         <w:t>trụ</w:t>
       </w:r>
@@ -441,16 +422,14 @@
         <w:rPr>
           <w:rFonts w:ascii="Times New Roman" w:hAnsi="Times New Roman"/>
           <w:sz w:val="26"/>
-          <w:szCs w:val="26"/>
-        </w:rPr>
-        <w:t xml:space="preserve"> </w:t>
-      </w:r>
-      <w:proofErr w:type="spellStart"/>
-      <w:r>
-        <w:rPr>
-          <w:rFonts w:ascii="Times New Roman" w:hAnsi="Times New Roman"/>
-          <w:sz w:val="26"/>
-          <w:szCs w:val="26"/>
+        </w:rPr>
+        <w:t xml:space="preserve"> </w:t>
+      </w:r>
+      <w:proofErr w:type="spellStart"/>
+      <w:r>
+        <w:rPr>
+          <w:rFonts w:ascii="Times New Roman" w:hAnsi="Times New Roman"/>
+          <w:sz w:val="26"/>
         </w:rPr>
         <w:t>sở</w:t>
       </w:r>
@@ -459,7 +438,6 @@
         <w:rPr>
           <w:rFonts w:ascii="Times New Roman" w:hAnsi="Times New Roman"/>
           <w:sz w:val="26"/>
-          <w:szCs w:val="26"/>
         </w:rPr>
         <w:t xml:space="preserve">: </w:t>
       </w:r>
@@ -468,7 +446,6 @@
         <w:rPr>
           <w:rFonts w:ascii="Times New Roman" w:hAnsi="Times New Roman"/>
           <w:sz w:val="26"/>
-          <w:szCs w:val="26"/>
         </w:rPr>
         <w:t>Số</w:t>
       </w:r>
@@ -477,7 +454,6 @@
         <w:rPr>
           <w:rFonts w:ascii="Times New Roman" w:hAnsi="Times New Roman"/>
           <w:sz w:val="26"/>
-          <w:szCs w:val="26"/>
         </w:rPr>
         <w:t xml:space="preserve"> 710/70 </w:t>
       </w:r>
@@ -486,7 +462,6 @@
         <w:rPr>
           <w:rFonts w:ascii="Times New Roman" w:hAnsi="Times New Roman"/>
           <w:sz w:val="26"/>
-          <w:szCs w:val="26"/>
         </w:rPr>
         <w:t>đường</w:t>
       </w:r>
@@ -495,7 +470,6 @@
         <w:rPr>
           <w:rFonts w:ascii="Times New Roman" w:hAnsi="Times New Roman"/>
           <w:sz w:val="26"/>
-          <w:szCs w:val="26"/>
         </w:rPr>
         <w:t xml:space="preserve"> Lai </w:t>
       </w:r>
@@ -504,7 +478,6 @@
         <w:rPr>
           <w:rFonts w:ascii="Times New Roman" w:hAnsi="Times New Roman"/>
           <w:sz w:val="26"/>
-          <w:szCs w:val="26"/>
         </w:rPr>
         <w:t>Hưng</w:t>
       </w:r>
@@ -513,7 +486,6 @@
         <w:rPr>
           <w:rFonts w:ascii="Times New Roman" w:hAnsi="Times New Roman"/>
           <w:sz w:val="26"/>
-          <w:szCs w:val="26"/>
         </w:rPr>
         <w:t xml:space="preserve"> 144, Khu </w:t>
       </w:r>
@@ -522,7 +494,6 @@
         <w:rPr>
           <w:rFonts w:ascii="Times New Roman" w:hAnsi="Times New Roman"/>
           <w:sz w:val="26"/>
-          <w:szCs w:val="26"/>
         </w:rPr>
         <w:t>phố</w:t>
       </w:r>
@@ -531,16 +502,14 @@
         <w:rPr>
           <w:rFonts w:ascii="Times New Roman" w:hAnsi="Times New Roman"/>
           <w:sz w:val="26"/>
-          <w:szCs w:val="26"/>
-        </w:rPr>
-        <w:t xml:space="preserve"> </w:t>
-      </w:r>
-      <w:proofErr w:type="spellStart"/>
-      <w:r>
-        <w:rPr>
-          <w:rFonts w:ascii="Times New Roman" w:hAnsi="Times New Roman"/>
-          <w:sz w:val="26"/>
-          <w:szCs w:val="26"/>
+        </w:rPr>
+        <w:t xml:space="preserve"> </w:t>
+      </w:r>
+      <w:proofErr w:type="spellStart"/>
+      <w:r>
+        <w:rPr>
+          <w:rFonts w:ascii="Times New Roman" w:hAnsi="Times New Roman"/>
+          <w:sz w:val="26"/>
         </w:rPr>
         <w:t>Bến</w:t>
       </w:r>
@@ -549,16 +518,14 @@
         <w:rPr>
           <w:rFonts w:ascii="Times New Roman" w:hAnsi="Times New Roman"/>
           <w:sz w:val="26"/>
-          <w:szCs w:val="26"/>
-        </w:rPr>
-        <w:t xml:space="preserve"> </w:t>
-      </w:r>
-      <w:proofErr w:type="spellStart"/>
-      <w:r>
-        <w:rPr>
-          <w:rFonts w:ascii="Times New Roman" w:hAnsi="Times New Roman"/>
-          <w:sz w:val="26"/>
-          <w:szCs w:val="26"/>
+        </w:rPr>
+        <w:t xml:space="preserve"> </w:t>
+      </w:r>
+      <w:proofErr w:type="spellStart"/>
+      <w:r>
+        <w:rPr>
+          <w:rFonts w:ascii="Times New Roman" w:hAnsi="Times New Roman"/>
+          <w:sz w:val="26"/>
         </w:rPr>
         <w:t>Tượng</w:t>
       </w:r>
@@ -567,7 +534,6 @@
         <w:rPr>
           <w:rFonts w:ascii="Times New Roman" w:hAnsi="Times New Roman"/>
           <w:sz w:val="26"/>
-          <w:szCs w:val="26"/>
         </w:rPr>
         <w:t xml:space="preserve">, </w:t>
       </w:r>
@@ -576,7 +542,6 @@
         <w:rPr>
           <w:rFonts w:ascii="Times New Roman" w:hAnsi="Times New Roman"/>
           <w:sz w:val="26"/>
-          <w:szCs w:val="26"/>
         </w:rPr>
         <w:t>Phường</w:t>
       </w:r>
@@ -585,16 +550,14 @@
         <w:rPr>
           <w:rFonts w:ascii="Times New Roman" w:hAnsi="Times New Roman"/>
           <w:sz w:val="26"/>
-          <w:szCs w:val="26"/>
-        </w:rPr>
-        <w:t xml:space="preserve"> </w:t>
-      </w:r>
-      <w:proofErr w:type="spellStart"/>
-      <w:r>
-        <w:rPr>
-          <w:rFonts w:ascii="Times New Roman" w:hAnsi="Times New Roman"/>
-          <w:sz w:val="26"/>
-          <w:szCs w:val="26"/>
+        </w:rPr>
+        <w:t xml:space="preserve"> </w:t>
+      </w:r>
+      <w:proofErr w:type="spellStart"/>
+      <w:r>
+        <w:rPr>
+          <w:rFonts w:ascii="Times New Roman" w:hAnsi="Times New Roman"/>
+          <w:sz w:val="26"/>
         </w:rPr>
         <w:t>Bến</w:t>
       </w:r>
@@ -603,7 +566,6 @@
         <w:rPr>
           <w:rFonts w:ascii="Times New Roman" w:hAnsi="Times New Roman"/>
           <w:sz w:val="26"/>
-          <w:szCs w:val="26"/>
         </w:rPr>
         <w:t xml:space="preserve"> Cát, Thành </w:t>
       </w:r>
@@ -612,7 +574,6 @@
         <w:rPr>
           <w:rFonts w:ascii="Times New Roman" w:hAnsi="Times New Roman"/>
           <w:sz w:val="26"/>
-          <w:szCs w:val="26"/>
         </w:rPr>
         <w:t>phố</w:t>
       </w:r>
@@ -621,16 +582,14 @@
         <w:rPr>
           <w:rFonts w:ascii="Times New Roman" w:hAnsi="Times New Roman"/>
           <w:sz w:val="26"/>
-          <w:szCs w:val="26"/>
-        </w:rPr>
-        <w:t xml:space="preserve"> </w:t>
-      </w:r>
-      <w:proofErr w:type="spellStart"/>
-      <w:r>
-        <w:rPr>
-          <w:rFonts w:ascii="Times New Roman" w:hAnsi="Times New Roman"/>
-          <w:sz w:val="26"/>
-          <w:szCs w:val="26"/>
+        </w:rPr>
+        <w:t xml:space="preserve"> </w:t>
+      </w:r>
+      <w:proofErr w:type="spellStart"/>
+      <w:r>
+        <w:rPr>
+          <w:rFonts w:ascii="Times New Roman" w:hAnsi="Times New Roman"/>
+          <w:sz w:val="26"/>
         </w:rPr>
         <w:t>Hồ</w:t>
       </w:r>
@@ -639,7 +598,6 @@
         <w:rPr>
           <w:rFonts w:ascii="Times New Roman" w:hAnsi="Times New Roman"/>
           <w:sz w:val="26"/>
-          <w:szCs w:val="26"/>
         </w:rPr>
         <w:t xml:space="preserve"> Chí Minh, Việt Nam</w:t>
       </w:r>
@@ -720,7 +678,6 @@
         <w:rPr>
           <w:rFonts w:ascii="Times New Roman" w:hAnsi="Times New Roman"/>
           <w:sz w:val="26"/>
-          <w:szCs w:val="26"/>
         </w:rPr>
         <w:t>Họ</w:t>
       </w:r>
@@ -729,16 +686,14 @@
         <w:rPr>
           <w:rFonts w:ascii="Times New Roman" w:hAnsi="Times New Roman"/>
           <w:sz w:val="26"/>
-          <w:szCs w:val="26"/>
-        </w:rPr>
-        <w:t xml:space="preserve"> </w:t>
-      </w:r>
-      <w:proofErr w:type="spellStart"/>
-      <w:r>
-        <w:rPr>
-          <w:rFonts w:ascii="Times New Roman" w:hAnsi="Times New Roman"/>
-          <w:sz w:val="26"/>
-          <w:szCs w:val="26"/>
+        </w:rPr>
+        <w:t xml:space="preserve"> </w:t>
+      </w:r>
+      <w:proofErr w:type="spellStart"/>
+      <w:r>
+        <w:rPr>
+          <w:rFonts w:ascii="Times New Roman" w:hAnsi="Times New Roman"/>
+          <w:sz w:val="26"/>
         </w:rPr>
         <w:t>tên</w:t>
       </w:r>
@@ -747,7 +702,6 @@
         <w:rPr>
           <w:rFonts w:ascii="Times New Roman" w:hAnsi="Times New Roman"/>
           <w:sz w:val="26"/>
-          <w:szCs w:val="26"/>
         </w:rPr>
         <w:t>: HỒ THỊ TIẾP</w:t>
       </w:r>
@@ -755,7 +709,6 @@
         <w:rPr>
           <w:rFonts w:ascii="Times New Roman" w:hAnsi="Times New Roman"/>
           <w:sz w:val="26"/>
-          <w:szCs w:val="26"/>
         </w:rPr>
         <w:tab/>
         <w:t xml:space="preserve">   </w:t>
@@ -765,7 +718,6 @@
         <w:rPr>
           <w:rFonts w:ascii="Times New Roman" w:hAnsi="Times New Roman"/>
           <w:sz w:val="26"/>
-          <w:szCs w:val="26"/>
         </w:rPr>
         <w:t>Giới</w:t>
       </w:r>
@@ -774,16 +726,14 @@
         <w:rPr>
           <w:rFonts w:ascii="Times New Roman" w:hAnsi="Times New Roman"/>
           <w:sz w:val="26"/>
-          <w:szCs w:val="26"/>
-        </w:rPr>
-        <w:t xml:space="preserve"> </w:t>
-      </w:r>
-      <w:proofErr w:type="spellStart"/>
-      <w:r>
-        <w:rPr>
-          <w:rFonts w:ascii="Times New Roman" w:hAnsi="Times New Roman"/>
-          <w:sz w:val="26"/>
-          <w:szCs w:val="26"/>
+        </w:rPr>
+        <w:t xml:space="preserve"> </w:t>
+      </w:r>
+      <w:proofErr w:type="spellStart"/>
+      <w:r>
+        <w:rPr>
+          <w:rFonts w:ascii="Times New Roman" w:hAnsi="Times New Roman"/>
+          <w:sz w:val="26"/>
         </w:rPr>
         <w:t>tính</w:t>
       </w:r>
@@ -792,7 +742,6 @@
         <w:rPr>
           <w:rFonts w:ascii="Times New Roman" w:hAnsi="Times New Roman"/>
           <w:sz w:val="26"/>
-          <w:szCs w:val="26"/>
         </w:rPr>
         <w:t xml:space="preserve">: </w:t>
       </w:r>
@@ -801,7 +750,6 @@
         <w:rPr>
           <w:rFonts w:ascii="Times New Roman" w:hAnsi="Times New Roman"/>
           <w:sz w:val="26"/>
-          <w:szCs w:val="26"/>
         </w:rPr>
         <w:t>Nữ</w:t>
       </w:r>
@@ -820,40 +768,75 @@
           <w:lang w:val="vi-VN"/>
         </w:rPr>
       </w:pPr>
-      <w:r>
-        <w:rPr>
-          <w:rFonts w:ascii="Times New Roman" w:hAnsi="Times New Roman"/>
-          <w:bCs/>
-          <w:color w:val="000000" w:themeColor="text1"/>
-          <w:sz w:val="26"/>
-          <w:szCs w:val="26"/>
-          <w:lang w:val="sv-SE"/>
-        </w:rPr>
-        <w:t>Ngày sinh: 04/10/1988</w:t>
-      </w:r>
-      <w:r>
-        <w:rPr>
-          <w:rFonts w:ascii="Times New Roman" w:hAnsi="Times New Roman"/>
-          <w:bCs/>
-          <w:color w:val="000000" w:themeColor="text1"/>
-          <w:sz w:val="26"/>
-          <w:szCs w:val="26"/>
-          <w:lang w:val="sv-SE"/>
+      <w:proofErr w:type="spellStart"/>
+      <w:r>
+        <w:rPr>
+          <w:rFonts w:ascii="Times New Roman" w:hAnsi="Times New Roman"/>
+          <w:sz w:val="26"/>
+        </w:rPr>
+        <w:t>Ngày</w:t>
+      </w:r>
+      <w:proofErr w:type="spellEnd"/>
+      <w:r>
+        <w:rPr>
+          <w:rFonts w:ascii="Times New Roman" w:hAnsi="Times New Roman"/>
+          <w:sz w:val="26"/>
+        </w:rPr>
+        <w:t xml:space="preserve"> </w:t>
+      </w:r>
+      <w:proofErr w:type="spellStart"/>
+      <w:r>
+        <w:rPr>
+          <w:rFonts w:ascii="Times New Roman" w:hAnsi="Times New Roman"/>
+          <w:sz w:val="26"/>
+        </w:rPr>
+        <w:t>sinh</w:t>
+      </w:r>
+      <w:proofErr w:type="spellEnd"/>
+      <w:r>
+        <w:rPr>
+          <w:rFonts w:ascii="Times New Roman" w:hAnsi="Times New Roman"/>
+          <w:sz w:val="26"/>
+        </w:rPr>
+        <w:t>: 04/10/1988</w:t>
+      </w:r>
+      <w:r>
+        <w:rPr>
+          <w:rFonts w:ascii="Times New Roman" w:hAnsi="Times New Roman"/>
+          <w:sz w:val="26"/>
         </w:rPr>
         <w:tab/>
-        <w:t xml:space="preserve">   Dân tộc:</w:t>
-      </w:r>
-      <w:r>
-        <w:rPr>
-          <w:rFonts w:ascii="Times New Roman" w:hAnsi="Times New Roman"/>
-          <w:bCs/>
-          <w:color w:val="000000" w:themeColor="text1"/>
-          <w:sz w:val="26"/>
-          <w:szCs w:val="26"/>
-          <w:lang w:val="sv-SE"/>
-        </w:rPr>
-        <w:tab/>
-        <w:t>Quốc tịch: Việt Nam</w:t>
+        <w:t xml:space="preserve">   </w:t>
+      </w:r>
+      <w:r>
+        <w:rPr>
+          <w:rFonts w:ascii="Times New Roman" w:hAnsi="Times New Roman"/>
+          <w:sz w:val="26"/>
+        </w:rPr>
+        <w:t xml:space="preserve"> </w:t>
+      </w:r>
+      <w:r>
+        <w:rPr>
+          <w:rFonts w:ascii="Times New Roman" w:hAnsi="Times New Roman"/>
+          <w:sz w:val="26"/>
+        </w:rPr>
+        <w:t xml:space="preserve">Quốc </w:t>
+      </w:r>
+      <w:proofErr w:type="spellStart"/>
+      <w:r>
+        <w:rPr>
+          <w:rFonts w:ascii="Times New Roman" w:hAnsi="Times New Roman"/>
+          <w:sz w:val="26"/>
+        </w:rPr>
+        <w:t>tịch</w:t>
+      </w:r>
+      <w:proofErr w:type="spellEnd"/>
+      <w:r>
+        <w:rPr>
+          <w:rFonts w:ascii="Times New Roman" w:hAnsi="Times New Roman"/>
+          <w:sz w:val="26"/>
+        </w:rPr>
+        <w:t>: Việt Nam</w:t>
       </w:r>
     </w:p>
     <w:p>
@@ -874,90 +857,87 @@
         <w:rPr>
           <w:rFonts w:ascii="Times New Roman" w:hAnsi="Times New Roman"/>
           <w:sz w:val="26"/>
-          <w:szCs w:val="26"/>
-        </w:rPr>
-        <w:t>Căn</w:t>
-      </w:r>
-      <w:proofErr w:type="spellEnd"/>
-      <w:r>
-        <w:rPr>
-          <w:rFonts w:ascii="Times New Roman" w:hAnsi="Times New Roman"/>
-          <w:sz w:val="26"/>
-          <w:szCs w:val="26"/>
-        </w:rPr>
-        <w:t xml:space="preserve"> </w:t>
-      </w:r>
-      <w:proofErr w:type="spellStart"/>
-      <w:r>
-        <w:rPr>
-          <w:rFonts w:ascii="Times New Roman" w:hAnsi="Times New Roman"/>
-          <w:sz w:val="26"/>
-          <w:szCs w:val="26"/>
-        </w:rPr>
-        <w:t>cước</w:t>
-      </w:r>
-      <w:proofErr w:type="spellEnd"/>
-      <w:r>
-        <w:rPr>
-          <w:rFonts w:ascii="Times New Roman" w:hAnsi="Times New Roman"/>
-          <w:sz w:val="26"/>
-          <w:szCs w:val="26"/>
-        </w:rPr>
-        <w:t xml:space="preserve"> </w:t>
-      </w:r>
-      <w:proofErr w:type="spellStart"/>
-      <w:r>
-        <w:rPr>
-          <w:rFonts w:ascii="Times New Roman" w:hAnsi="Times New Roman"/>
-          <w:sz w:val="26"/>
-          <w:szCs w:val="26"/>
-        </w:rPr>
-        <w:t>công</w:t>
-      </w:r>
-      <w:proofErr w:type="spellEnd"/>
-      <w:r>
-        <w:rPr>
-          <w:rFonts w:ascii="Times New Roman" w:hAnsi="Times New Roman"/>
-          <w:sz w:val="26"/>
-          <w:szCs w:val="26"/>
-        </w:rPr>
-        <w:t xml:space="preserve"> </w:t>
-      </w:r>
-      <w:proofErr w:type="spellStart"/>
-      <w:r>
-        <w:rPr>
-          <w:rFonts w:ascii="Times New Roman" w:hAnsi="Times New Roman"/>
-          <w:sz w:val="26"/>
-          <w:szCs w:val="26"/>
-        </w:rPr>
-        <w:t>dân</w:t>
-      </w:r>
-      <w:proofErr w:type="spellEnd"/>
-      <w:r>
-        <w:rPr>
-          <w:rFonts w:ascii="Times New Roman" w:hAnsi="Times New Roman"/>
-          <w:sz w:val="26"/>
-          <w:szCs w:val="26"/>
-        </w:rPr>
-        <w:t xml:space="preserve"> </w:t>
-      </w:r>
-      <w:proofErr w:type="spellStart"/>
-      <w:r>
-        <w:rPr>
-          <w:rFonts w:ascii="Times New Roman" w:hAnsi="Times New Roman"/>
-          <w:sz w:val="26"/>
-          <w:szCs w:val="26"/>
-        </w:rPr>
-        <w:t>số</w:t>
-      </w:r>
-      <w:proofErr w:type="spellEnd"/>
-      <w:r>
-        <w:rPr>
-          <w:rFonts w:ascii="Times New Roman" w:hAnsi="Times New Roman"/>
-          <w:sz w:val="26"/>
-          <w:szCs w:val="26"/>
+        </w:rPr>
+        <w:t>Số</w:t>
+      </w:r>
+      <w:proofErr w:type="spellEnd"/>
+      <w:r>
+        <w:rPr>
+          <w:rFonts w:ascii="Times New Roman" w:hAnsi="Times New Roman"/>
+          <w:sz w:val="26"/>
+        </w:rPr>
+        <w:t xml:space="preserve"> </w:t>
+      </w:r>
+      <w:proofErr w:type="spellStart"/>
+      <w:r>
+        <w:rPr>
+          <w:rFonts w:ascii="Times New Roman" w:hAnsi="Times New Roman"/>
+          <w:sz w:val="26"/>
+        </w:rPr>
+        <w:t>định</w:t>
+      </w:r>
+      <w:proofErr w:type="spellEnd"/>
+      <w:r>
+        <w:rPr>
+          <w:rFonts w:ascii="Times New Roman" w:hAnsi="Times New Roman"/>
+          <w:sz w:val="26"/>
+        </w:rPr>
+        <w:t xml:space="preserve"> </w:t>
+      </w:r>
+      <w:proofErr w:type="spellStart"/>
+      <w:r>
+        <w:rPr>
+          <w:rFonts w:ascii="Times New Roman" w:hAnsi="Times New Roman"/>
+          <w:sz w:val="26"/>
+        </w:rPr>
+        <w:t>danh</w:t>
+      </w:r>
+      <w:proofErr w:type="spellEnd"/>
+      <w:r>
+        <w:rPr>
+          <w:rFonts w:ascii="Times New Roman" w:hAnsi="Times New Roman"/>
+          <w:sz w:val="26"/>
+        </w:rPr>
+        <w:t xml:space="preserve"> </w:t>
+      </w:r>
+      <w:proofErr w:type="spellStart"/>
+      <w:r>
+        <w:rPr>
+          <w:rFonts w:ascii="Times New Roman" w:hAnsi="Times New Roman"/>
+          <w:sz w:val="26"/>
+        </w:rPr>
+        <w:t>cá</w:t>
+      </w:r>
+      <w:proofErr w:type="spellEnd"/>
+      <w:r>
+        <w:rPr>
+          <w:rFonts w:ascii="Times New Roman" w:hAnsi="Times New Roman"/>
+          <w:sz w:val="26"/>
+        </w:rPr>
+        <w:t xml:space="preserve"> </w:t>
+      </w:r>
+      <w:proofErr w:type="spellStart"/>
+      <w:r>
+        <w:rPr>
+          <w:rFonts w:ascii="Times New Roman" w:hAnsi="Times New Roman"/>
+          <w:sz w:val="26"/>
+        </w:rPr>
+        <w:t>nhân</w:t>
+      </w:r>
+      <w:proofErr w:type="spellEnd"/>
+      <w:r>
+        <w:rPr>
+          <w:rFonts w:ascii="Times New Roman" w:hAnsi="Times New Roman"/>
+          <w:sz w:val="26"/>
         </w:rPr>
         <w:t>: 042188011607</w:t>
+      </w:r>
+      <w:r>
+        <w:rPr>
+          <w:rFonts w:ascii="Times New Roman" w:hAnsi="Times New Roman"/>
+          <w:sz w:val="26"/>
+        </w:rPr>
+        <w:t xml:space="preserve"> </w:t>
       </w:r>
     </w:p>
     <w:p>
@@ -980,7 +960,6 @@
         <w:rPr>
           <w:rFonts w:ascii="Times New Roman" w:hAnsi="Times New Roman"/>
           <w:sz w:val="26"/>
-          <w:szCs w:val="26"/>
         </w:rPr>
         <w:t>Địa</w:t>
       </w:r>
@@ -989,16 +968,14 @@
         <w:rPr>
           <w:rFonts w:ascii="Times New Roman" w:hAnsi="Times New Roman"/>
           <w:sz w:val="26"/>
-          <w:szCs w:val="26"/>
-        </w:rPr>
-        <w:t xml:space="preserve"> </w:t>
-      </w:r>
-      <w:proofErr w:type="spellStart"/>
-      <w:r>
-        <w:rPr>
-          <w:rFonts w:ascii="Times New Roman" w:hAnsi="Times New Roman"/>
-          <w:sz w:val="26"/>
-          <w:szCs w:val="26"/>
+        </w:rPr>
+        <w:t xml:space="preserve"> </w:t>
+      </w:r>
+      <w:proofErr w:type="spellStart"/>
+      <w:r>
+        <w:rPr>
+          <w:rFonts w:ascii="Times New Roman" w:hAnsi="Times New Roman"/>
+          <w:sz w:val="26"/>
         </w:rPr>
         <w:t>chỉ</w:t>
       </w:r>
@@ -1007,16 +984,14 @@
         <w:rPr>
           <w:rFonts w:ascii="Times New Roman" w:hAnsi="Times New Roman"/>
           <w:sz w:val="26"/>
-          <w:szCs w:val="26"/>
-        </w:rPr>
-        <w:t xml:space="preserve"> </w:t>
-      </w:r>
-      <w:proofErr w:type="spellStart"/>
-      <w:r>
-        <w:rPr>
-          <w:rFonts w:ascii="Times New Roman" w:hAnsi="Times New Roman"/>
-          <w:sz w:val="26"/>
-          <w:szCs w:val="26"/>
+        </w:rPr>
+        <w:t xml:space="preserve"> </w:t>
+      </w:r>
+      <w:proofErr w:type="spellStart"/>
+      <w:r>
+        <w:rPr>
+          <w:rFonts w:ascii="Times New Roman" w:hAnsi="Times New Roman"/>
+          <w:sz w:val="26"/>
         </w:rPr>
         <w:t>thường</w:t>
       </w:r>
@@ -1025,16 +1000,14 @@
         <w:rPr>
           <w:rFonts w:ascii="Times New Roman" w:hAnsi="Times New Roman"/>
           <w:sz w:val="26"/>
-          <w:szCs w:val="26"/>
-        </w:rPr>
-        <w:t xml:space="preserve"> </w:t>
-      </w:r>
-      <w:proofErr w:type="spellStart"/>
-      <w:r>
-        <w:rPr>
-          <w:rFonts w:ascii="Times New Roman" w:hAnsi="Times New Roman"/>
-          <w:sz w:val="26"/>
-          <w:szCs w:val="26"/>
+        </w:rPr>
+        <w:t xml:space="preserve"> </w:t>
+      </w:r>
+      <w:proofErr w:type="spellStart"/>
+      <w:r>
+        <w:rPr>
+          <w:rFonts w:ascii="Times New Roman" w:hAnsi="Times New Roman"/>
+          <w:sz w:val="26"/>
         </w:rPr>
         <w:t>trú</w:t>
       </w:r>
@@ -1043,7 +1016,6 @@
         <w:rPr>
           <w:rFonts w:ascii="Times New Roman" w:hAnsi="Times New Roman"/>
           <w:sz w:val="26"/>
-          <w:szCs w:val="26"/>
         </w:rPr>
         <w:t xml:space="preserve">: </w:t>
       </w:r>
@@ -1052,7 +1024,6 @@
         <w:rPr>
           <w:rFonts w:ascii="Times New Roman" w:hAnsi="Times New Roman"/>
           <w:sz w:val="26"/>
-          <w:szCs w:val="26"/>
         </w:rPr>
         <w:t>Thôn</w:t>
       </w:r>
@@ -1061,7 +1032,6 @@
         <w:rPr>
           <w:rFonts w:ascii="Times New Roman" w:hAnsi="Times New Roman"/>
           <w:sz w:val="26"/>
-          <w:szCs w:val="26"/>
         </w:rPr>
         <w:t xml:space="preserve"> Tân Giang, </w:t>
       </w:r>
@@ -1070,7 +1040,6 @@
         <w:rPr>
           <w:rFonts w:ascii="Times New Roman" w:hAnsi="Times New Roman"/>
           <w:sz w:val="26"/>
-          <w:szCs w:val="26"/>
         </w:rPr>
         <w:t>Xã</w:t>
       </w:r>
@@ -1079,16 +1048,14 @@
         <w:rPr>
           <w:rFonts w:ascii="Times New Roman" w:hAnsi="Times New Roman"/>
           <w:sz w:val="26"/>
-          <w:szCs w:val="26"/>
-        </w:rPr>
-        <w:t xml:space="preserve"> </w:t>
-      </w:r>
-      <w:proofErr w:type="spellStart"/>
-      <w:r>
-        <w:rPr>
-          <w:rFonts w:ascii="Times New Roman" w:hAnsi="Times New Roman"/>
-          <w:sz w:val="26"/>
-          <w:szCs w:val="26"/>
+        </w:rPr>
+        <w:t xml:space="preserve"> </w:t>
+      </w:r>
+      <w:proofErr w:type="spellStart"/>
+      <w:r>
+        <w:rPr>
+          <w:rFonts w:ascii="Times New Roman" w:hAnsi="Times New Roman"/>
+          <w:sz w:val="26"/>
         </w:rPr>
         <w:t>Kỳ</w:t>
       </w:r>
@@ -1097,7 +1064,6 @@
         <w:rPr>
           <w:rFonts w:ascii="Times New Roman" w:hAnsi="Times New Roman"/>
           <w:sz w:val="26"/>
-          <w:szCs w:val="26"/>
         </w:rPr>
         <w:t xml:space="preserve"> Anh, </w:t>
       </w:r>
@@ -1106,7 +1072,6 @@
         <w:rPr>
           <w:rFonts w:ascii="Times New Roman" w:hAnsi="Times New Roman"/>
           <w:sz w:val="26"/>
-          <w:szCs w:val="26"/>
         </w:rPr>
         <w:t>Tỉnh</w:t>
       </w:r>
@@ -1115,7 +1080,6 @@
         <w:rPr>
           <w:rFonts w:ascii="Times New Roman" w:hAnsi="Times New Roman"/>
           <w:sz w:val="26"/>
-          <w:szCs w:val="26"/>
         </w:rPr>
         <w:t xml:space="preserve"> Hà Tĩnh, Việt Nam</w:t>
       </w:r>
@@ -1140,7 +1104,6 @@
         <w:rPr>
           <w:rFonts w:ascii="Times New Roman" w:hAnsi="Times New Roman"/>
           <w:sz w:val="26"/>
-          <w:szCs w:val="26"/>
         </w:rPr>
         <w:t>Chỗ</w:t>
       </w:r>
@@ -1149,7 +1112,6 @@
         <w:rPr>
           <w:rFonts w:ascii="Times New Roman" w:hAnsi="Times New Roman"/>
           <w:sz w:val="26"/>
-          <w:szCs w:val="26"/>
         </w:rPr>
         <w:t xml:space="preserve"> ở </w:t>
       </w:r>
@@ -1158,7 +1120,6 @@
         <w:rPr>
           <w:rFonts w:ascii="Times New Roman" w:hAnsi="Times New Roman"/>
           <w:sz w:val="26"/>
-          <w:szCs w:val="26"/>
         </w:rPr>
         <w:t>hiện</w:t>
       </w:r>
@@ -1167,16 +1128,14 @@
         <w:rPr>
           <w:rFonts w:ascii="Times New Roman" w:hAnsi="Times New Roman"/>
           <w:sz w:val="26"/>
-          <w:szCs w:val="26"/>
-        </w:rPr>
-        <w:t xml:space="preserve"> </w:t>
-      </w:r>
-      <w:proofErr w:type="spellStart"/>
-      <w:r>
-        <w:rPr>
-          <w:rFonts w:ascii="Times New Roman" w:hAnsi="Times New Roman"/>
-          <w:sz w:val="26"/>
-          <w:szCs w:val="26"/>
+        </w:rPr>
+        <w:t xml:space="preserve"> </w:t>
+      </w:r>
+      <w:proofErr w:type="spellStart"/>
+      <w:r>
+        <w:rPr>
+          <w:rFonts w:ascii="Times New Roman" w:hAnsi="Times New Roman"/>
+          <w:sz w:val="26"/>
         </w:rPr>
         <w:t>tại</w:t>
       </w:r>
@@ -1185,7 +1144,6 @@
         <w:rPr>
           <w:rFonts w:ascii="Times New Roman" w:hAnsi="Times New Roman"/>
           <w:sz w:val="26"/>
-          <w:szCs w:val="26"/>
         </w:rPr>
         <w:t xml:space="preserve">: </w:t>
       </w:r>
@@ -1194,7 +1152,6 @@
         <w:rPr>
           <w:rFonts w:ascii="Times New Roman" w:hAnsi="Times New Roman"/>
           <w:sz w:val="26"/>
-          <w:szCs w:val="26"/>
         </w:rPr>
         <w:t>Thôn</w:t>
       </w:r>
@@ -1203,7 +1160,6 @@
         <w:rPr>
           <w:rFonts w:ascii="Times New Roman" w:hAnsi="Times New Roman"/>
           <w:sz w:val="26"/>
-          <w:szCs w:val="26"/>
         </w:rPr>
         <w:t xml:space="preserve"> Tân Giang, </w:t>
       </w:r>
@@ -1212,7 +1168,6 @@
         <w:rPr>
           <w:rFonts w:ascii="Times New Roman" w:hAnsi="Times New Roman"/>
           <w:sz w:val="26"/>
-          <w:szCs w:val="26"/>
         </w:rPr>
         <w:t>Xã</w:t>
       </w:r>
@@ -1221,16 +1176,14 @@
         <w:rPr>
           <w:rFonts w:ascii="Times New Roman" w:hAnsi="Times New Roman"/>
           <w:sz w:val="26"/>
-          <w:szCs w:val="26"/>
-        </w:rPr>
-        <w:t xml:space="preserve"> </w:t>
-      </w:r>
-      <w:proofErr w:type="spellStart"/>
-      <w:r>
-        <w:rPr>
-          <w:rFonts w:ascii="Times New Roman" w:hAnsi="Times New Roman"/>
-          <w:sz w:val="26"/>
-          <w:szCs w:val="26"/>
+        </w:rPr>
+        <w:t xml:space="preserve"> </w:t>
+      </w:r>
+      <w:proofErr w:type="spellStart"/>
+      <w:r>
+        <w:rPr>
+          <w:rFonts w:ascii="Times New Roman" w:hAnsi="Times New Roman"/>
+          <w:sz w:val="26"/>
         </w:rPr>
         <w:t>Kỳ</w:t>
       </w:r>
@@ -1239,7 +1192,6 @@
         <w:rPr>
           <w:rFonts w:ascii="Times New Roman" w:hAnsi="Times New Roman"/>
           <w:sz w:val="26"/>
-          <w:szCs w:val="26"/>
         </w:rPr>
         <w:t xml:space="preserve"> Anh, </w:t>
       </w:r>
@@ -1248,7 +1200,6 @@
         <w:rPr>
           <w:rFonts w:ascii="Times New Roman" w:hAnsi="Times New Roman"/>
           <w:sz w:val="26"/>
-          <w:szCs w:val="26"/>
         </w:rPr>
         <w:t>Tỉnh</w:t>
       </w:r>
@@ -1257,7 +1208,6 @@
         <w:rPr>
           <w:rFonts w:ascii="Times New Roman" w:hAnsi="Times New Roman"/>
           <w:sz w:val="26"/>
-          <w:szCs w:val="26"/>
         </w:rPr>
         <w:t xml:space="preserve"> Hà Tĩnh, Việt Nam</w:t>
       </w:r>
@@ -1327,7 +1277,6 @@
         <w:rPr>
           <w:rFonts w:ascii="Times New Roman" w:hAnsi="Times New Roman"/>
           <w:sz w:val="26"/>
-          <w:szCs w:val="26"/>
         </w:rPr>
         <w:t>Họ</w:t>
       </w:r>
@@ -1336,16 +1285,14 @@
         <w:rPr>
           <w:rFonts w:ascii="Times New Roman" w:hAnsi="Times New Roman"/>
           <w:sz w:val="26"/>
-          <w:szCs w:val="26"/>
-        </w:rPr>
-        <w:t xml:space="preserve"> </w:t>
-      </w:r>
-      <w:proofErr w:type="spellStart"/>
-      <w:r>
-        <w:rPr>
-          <w:rFonts w:ascii="Times New Roman" w:hAnsi="Times New Roman"/>
-          <w:sz w:val="26"/>
-          <w:szCs w:val="26"/>
+        </w:rPr>
+        <w:t xml:space="preserve"> </w:t>
+      </w:r>
+      <w:proofErr w:type="spellStart"/>
+      <w:r>
+        <w:rPr>
+          <w:rFonts w:ascii="Times New Roman" w:hAnsi="Times New Roman"/>
+          <w:sz w:val="26"/>
         </w:rPr>
         <w:t>tên</w:t>
       </w:r>
@@ -1354,7 +1301,6 @@
         <w:rPr>
           <w:rFonts w:ascii="Times New Roman" w:hAnsi="Times New Roman"/>
           <w:sz w:val="26"/>
-          <w:szCs w:val="26"/>
         </w:rPr>
         <w:t xml:space="preserve">: LÂM VĂN </w:t>
       </w:r>
@@ -1363,7 +1309,6 @@
         <w:rPr>
           <w:rFonts w:ascii="Times New Roman" w:hAnsi="Times New Roman"/>
           <w:sz w:val="26"/>
-          <w:szCs w:val="26"/>
         </w:rPr>
         <w:t>VĂN</w:t>
       </w:r>
@@ -1372,7 +1317,6 @@
         <w:rPr>
           <w:rFonts w:ascii="Times New Roman" w:hAnsi="Times New Roman"/>
           <w:sz w:val="26"/>
-          <w:szCs w:val="26"/>
         </w:rPr>
         <w:tab/>
         <w:t xml:space="preserve">   </w:t>
@@ -1382,7 +1326,6 @@
         <w:rPr>
           <w:rFonts w:ascii="Times New Roman" w:hAnsi="Times New Roman"/>
           <w:sz w:val="26"/>
-          <w:szCs w:val="26"/>
         </w:rPr>
         <w:t>Giới</w:t>
       </w:r>
@@ -1391,16 +1334,14 @@
         <w:rPr>
           <w:rFonts w:ascii="Times New Roman" w:hAnsi="Times New Roman"/>
           <w:sz w:val="26"/>
-          <w:szCs w:val="26"/>
-        </w:rPr>
-        <w:t xml:space="preserve"> </w:t>
-      </w:r>
-      <w:proofErr w:type="spellStart"/>
-      <w:r>
-        <w:rPr>
-          <w:rFonts w:ascii="Times New Roman" w:hAnsi="Times New Roman"/>
-          <w:sz w:val="26"/>
-          <w:szCs w:val="26"/>
+        </w:rPr>
+        <w:t xml:space="preserve"> </w:t>
+      </w:r>
+      <w:proofErr w:type="spellStart"/>
+      <w:r>
+        <w:rPr>
+          <w:rFonts w:ascii="Times New Roman" w:hAnsi="Times New Roman"/>
+          <w:sz w:val="26"/>
         </w:rPr>
         <w:t>tính</w:t>
       </w:r>
@@ -1409,7 +1350,6 @@
         <w:rPr>
           <w:rFonts w:ascii="Times New Roman" w:hAnsi="Times New Roman"/>
           <w:sz w:val="26"/>
-          <w:szCs w:val="26"/>
         </w:rPr>
         <w:t>: Nam</w:t>
       </w:r>
@@ -1432,7 +1372,6 @@
         <w:rPr>
           <w:rFonts w:ascii="Times New Roman" w:hAnsi="Times New Roman"/>
           <w:sz w:val="26"/>
-          <w:szCs w:val="26"/>
         </w:rPr>
         <w:t>Ngày</w:t>
       </w:r>
@@ -1441,16 +1380,14 @@
         <w:rPr>
           <w:rFonts w:ascii="Times New Roman" w:hAnsi="Times New Roman"/>
           <w:sz w:val="26"/>
-          <w:szCs w:val="26"/>
-        </w:rPr>
-        <w:t xml:space="preserve"> </w:t>
-      </w:r>
-      <w:proofErr w:type="spellStart"/>
-      <w:r>
-        <w:rPr>
-          <w:rFonts w:ascii="Times New Roman" w:hAnsi="Times New Roman"/>
-          <w:sz w:val="26"/>
-          <w:szCs w:val="26"/>
+        </w:rPr>
+        <w:t xml:space="preserve"> </w:t>
+      </w:r>
+      <w:proofErr w:type="spellStart"/>
+      <w:r>
+        <w:rPr>
+          <w:rFonts w:ascii="Times New Roman" w:hAnsi="Times New Roman"/>
+          <w:sz w:val="26"/>
         </w:rPr>
         <w:t>sinh</w:t>
       </w:r>
@@ -1459,7 +1396,6 @@
         <w:rPr>
           <w:rFonts w:ascii="Times New Roman" w:hAnsi="Times New Roman"/>
           <w:sz w:val="26"/>
-          <w:szCs w:val="26"/>
         </w:rPr>
         <w:t>: 14/12/1993</w:t>
       </w:r>
@@ -1467,7 +1403,6 @@
         <w:rPr>
           <w:rFonts w:ascii="Times New Roman" w:hAnsi="Times New Roman"/>
           <w:sz w:val="26"/>
-          <w:szCs w:val="26"/>
         </w:rPr>
         <w:tab/>
         <w:t xml:space="preserve">   </w:t>
@@ -1477,7 +1412,6 @@
         <w:rPr>
           <w:rFonts w:ascii="Times New Roman" w:hAnsi="Times New Roman"/>
           <w:sz w:val="26"/>
-          <w:szCs w:val="26"/>
         </w:rPr>
         <w:t>Dân</w:t>
       </w:r>
@@ -1486,16 +1420,14 @@
         <w:rPr>
           <w:rFonts w:ascii="Times New Roman" w:hAnsi="Times New Roman"/>
           <w:sz w:val="26"/>
-          <w:szCs w:val="26"/>
-        </w:rPr>
-        <w:t xml:space="preserve"> </w:t>
-      </w:r>
-      <w:proofErr w:type="spellStart"/>
-      <w:r>
-        <w:rPr>
-          <w:rFonts w:ascii="Times New Roman" w:hAnsi="Times New Roman"/>
-          <w:sz w:val="26"/>
-          <w:szCs w:val="26"/>
+        </w:rPr>
+        <w:t xml:space="preserve"> </w:t>
+      </w:r>
+      <w:proofErr w:type="spellStart"/>
+      <w:r>
+        <w:rPr>
+          <w:rFonts w:ascii="Times New Roman" w:hAnsi="Times New Roman"/>
+          <w:sz w:val="26"/>
         </w:rPr>
         <w:t>tộc</w:t>
       </w:r>
@@ -1504,7 +1436,6 @@
         <w:rPr>
           <w:rFonts w:ascii="Times New Roman" w:hAnsi="Times New Roman"/>
           <w:sz w:val="26"/>
-          <w:szCs w:val="26"/>
         </w:rPr>
         <w:t xml:space="preserve">: </w:t>
       </w:r>
@@ -1513,7 +1444,6 @@
         <w:rPr>
           <w:rFonts w:ascii="Times New Roman" w:hAnsi="Times New Roman"/>
           <w:sz w:val="26"/>
-          <w:szCs w:val="26"/>
         </w:rPr>
         <w:t>Nùng</w:t>
       </w:r>
@@ -1522,7 +1452,6 @@
         <w:rPr>
           <w:rFonts w:ascii="Times New Roman" w:hAnsi="Times New Roman"/>
           <w:sz w:val="26"/>
-          <w:szCs w:val="26"/>
         </w:rPr>
         <w:tab/>
         <w:t xml:space="preserve">Quốc </w:t>
@@ -1532,7 +1461,6 @@
         <w:rPr>
           <w:rFonts w:ascii="Times New Roman" w:hAnsi="Times New Roman"/>
           <w:sz w:val="26"/>
-          <w:szCs w:val="26"/>
         </w:rPr>
         <w:t>tịch</w:t>
       </w:r>
@@ -1541,7 +1469,6 @@
         <w:rPr>
           <w:rFonts w:ascii="Times New Roman" w:hAnsi="Times New Roman"/>
           <w:sz w:val="26"/>
-          <w:szCs w:val="26"/>
         </w:rPr>
         <w:t>: Việt Nam</w:t>
       </w:r>
@@ -1564,90 +1491,87 @@
         <w:rPr>
           <w:rFonts w:ascii="Times New Roman" w:hAnsi="Times New Roman"/>
           <w:sz w:val="26"/>
-          <w:szCs w:val="26"/>
-        </w:rPr>
-        <w:t>Căn</w:t>
-      </w:r>
-      <w:proofErr w:type="spellEnd"/>
-      <w:r>
-        <w:rPr>
-          <w:rFonts w:ascii="Times New Roman" w:hAnsi="Times New Roman"/>
-          <w:sz w:val="26"/>
-          <w:szCs w:val="26"/>
-        </w:rPr>
-        <w:t xml:space="preserve"> </w:t>
-      </w:r>
-      <w:proofErr w:type="spellStart"/>
-      <w:r>
-        <w:rPr>
-          <w:rFonts w:ascii="Times New Roman" w:hAnsi="Times New Roman"/>
-          <w:sz w:val="26"/>
-          <w:szCs w:val="26"/>
-        </w:rPr>
-        <w:t>cước</w:t>
-      </w:r>
-      <w:proofErr w:type="spellEnd"/>
-      <w:r>
-        <w:rPr>
-          <w:rFonts w:ascii="Times New Roman" w:hAnsi="Times New Roman"/>
-          <w:sz w:val="26"/>
-          <w:szCs w:val="26"/>
-        </w:rPr>
-        <w:t xml:space="preserve"> </w:t>
-      </w:r>
-      <w:proofErr w:type="spellStart"/>
-      <w:r>
-        <w:rPr>
-          <w:rFonts w:ascii="Times New Roman" w:hAnsi="Times New Roman"/>
-          <w:sz w:val="26"/>
-          <w:szCs w:val="26"/>
-        </w:rPr>
-        <w:t>số</w:t>
-      </w:r>
-      <w:proofErr w:type="spellEnd"/>
-      <w:r>
-        <w:rPr>
-          <w:rFonts w:ascii="Times New Roman" w:hAnsi="Times New Roman"/>
-          <w:sz w:val="26"/>
-          <w:szCs w:val="26"/>
-        </w:rPr>
-        <w:t xml:space="preserve">: 004093001107, </w:t>
-      </w:r>
-      <w:proofErr w:type="spellStart"/>
-      <w:r>
-        <w:rPr>
-          <w:rFonts w:ascii="Times New Roman" w:hAnsi="Times New Roman"/>
-          <w:sz w:val="26"/>
-          <w:szCs w:val="26"/>
-        </w:rPr>
-        <w:t>Ngày</w:t>
-      </w:r>
-      <w:proofErr w:type="spellEnd"/>
-      <w:r>
-        <w:rPr>
-          <w:rFonts w:ascii="Times New Roman" w:hAnsi="Times New Roman"/>
-          <w:sz w:val="26"/>
-          <w:szCs w:val="26"/>
-        </w:rPr>
-        <w:t xml:space="preserve"> </w:t>
-      </w:r>
-      <w:proofErr w:type="spellStart"/>
-      <w:r>
-        <w:rPr>
-          <w:rFonts w:ascii="Times New Roman" w:hAnsi="Times New Roman"/>
-          <w:sz w:val="26"/>
-          <w:szCs w:val="26"/>
-        </w:rPr>
-        <w:t>cấp</w:t>
-      </w:r>
-      <w:proofErr w:type="spellEnd"/>
-      <w:r>
-        <w:rPr>
-          <w:rFonts w:ascii="Times New Roman" w:hAnsi="Times New Roman"/>
-          <w:sz w:val="26"/>
-          <w:szCs w:val="26"/>
-        </w:rPr>
-        <w:t>: 22/04/2021</w:t>
+        </w:rPr>
+        <w:t>Số</w:t>
+      </w:r>
+      <w:proofErr w:type="spellEnd"/>
+      <w:r>
+        <w:rPr>
+          <w:rFonts w:ascii="Times New Roman" w:hAnsi="Times New Roman"/>
+          <w:sz w:val="26"/>
+        </w:rPr>
+        <w:t xml:space="preserve"> </w:t>
+      </w:r>
+      <w:proofErr w:type="spellStart"/>
+      <w:r>
+        <w:rPr>
+          <w:rFonts w:ascii="Times New Roman" w:hAnsi="Times New Roman"/>
+          <w:sz w:val="26"/>
+        </w:rPr>
+        <w:t>định</w:t>
+      </w:r>
+      <w:proofErr w:type="spellEnd"/>
+      <w:r>
+        <w:rPr>
+          <w:rFonts w:ascii="Times New Roman" w:hAnsi="Times New Roman"/>
+          <w:sz w:val="26"/>
+        </w:rPr>
+        <w:t xml:space="preserve"> </w:t>
+      </w:r>
+      <w:proofErr w:type="spellStart"/>
+      <w:r>
+        <w:rPr>
+          <w:rFonts w:ascii="Times New Roman" w:hAnsi="Times New Roman"/>
+          <w:sz w:val="26"/>
+        </w:rPr>
+        <w:t>danh</w:t>
+      </w:r>
+      <w:proofErr w:type="spellEnd"/>
+      <w:r>
+        <w:rPr>
+          <w:rFonts w:ascii="Times New Roman" w:hAnsi="Times New Roman"/>
+          <w:sz w:val="26"/>
+        </w:rPr>
+        <w:t xml:space="preserve"> </w:t>
+      </w:r>
+      <w:proofErr w:type="spellStart"/>
+      <w:r>
+        <w:rPr>
+          <w:rFonts w:ascii="Times New Roman" w:hAnsi="Times New Roman"/>
+          <w:sz w:val="26"/>
+        </w:rPr>
+        <w:t>cá</w:t>
+      </w:r>
+      <w:proofErr w:type="spellEnd"/>
+      <w:r>
+        <w:rPr>
+          <w:rFonts w:ascii="Times New Roman" w:hAnsi="Times New Roman"/>
+          <w:sz w:val="26"/>
+        </w:rPr>
+        <w:t xml:space="preserve"> </w:t>
+      </w:r>
+      <w:proofErr w:type="spellStart"/>
+      <w:r>
+        <w:rPr>
+          <w:rFonts w:ascii="Times New Roman" w:hAnsi="Times New Roman"/>
+          <w:sz w:val="26"/>
+        </w:rPr>
+        <w:t>nhân</w:t>
+      </w:r>
+      <w:proofErr w:type="spellEnd"/>
+      <w:r>
+        <w:rPr>
+          <w:rFonts w:ascii="Times New Roman" w:hAnsi="Times New Roman"/>
+          <w:sz w:val="26"/>
+        </w:rPr>
+        <w:t>: 004093001107</w:t>
+      </w:r>
+      <w:r>
+        <w:rPr>
+          <w:rFonts w:ascii="Times New Roman" w:hAnsi="Times New Roman"/>
+          <w:sz w:val="26"/>
+        </w:rPr>
+        <w:t xml:space="preserve"> </w:t>
       </w:r>
     </w:p>
     <w:p>
@@ -1670,7 +1594,6 @@
         <w:rPr>
           <w:rFonts w:ascii="Times New Roman" w:hAnsi="Times New Roman"/>
           <w:sz w:val="26"/>
-          <w:szCs w:val="26"/>
         </w:rPr>
         <w:t>Địa</w:t>
       </w:r>
@@ -1679,16 +1602,14 @@
         <w:rPr>
           <w:rFonts w:ascii="Times New Roman" w:hAnsi="Times New Roman"/>
           <w:sz w:val="26"/>
-          <w:szCs w:val="26"/>
-        </w:rPr>
-        <w:t xml:space="preserve"> </w:t>
-      </w:r>
-      <w:proofErr w:type="spellStart"/>
-      <w:r>
-        <w:rPr>
-          <w:rFonts w:ascii="Times New Roman" w:hAnsi="Times New Roman"/>
-          <w:sz w:val="26"/>
-          <w:szCs w:val="26"/>
+        </w:rPr>
+        <w:t xml:space="preserve"> </w:t>
+      </w:r>
+      <w:proofErr w:type="spellStart"/>
+      <w:r>
+        <w:rPr>
+          <w:rFonts w:ascii="Times New Roman" w:hAnsi="Times New Roman"/>
+          <w:sz w:val="26"/>
         </w:rPr>
         <w:t>chỉ</w:t>
       </w:r>
@@ -1697,16 +1618,14 @@
         <w:rPr>
           <w:rFonts w:ascii="Times New Roman" w:hAnsi="Times New Roman"/>
           <w:sz w:val="26"/>
-          <w:szCs w:val="26"/>
-        </w:rPr>
-        <w:t xml:space="preserve"> </w:t>
-      </w:r>
-      <w:proofErr w:type="spellStart"/>
-      <w:r>
-        <w:rPr>
-          <w:rFonts w:ascii="Times New Roman" w:hAnsi="Times New Roman"/>
-          <w:sz w:val="26"/>
-          <w:szCs w:val="26"/>
+        </w:rPr>
+        <w:t xml:space="preserve"> </w:t>
+      </w:r>
+      <w:proofErr w:type="spellStart"/>
+      <w:r>
+        <w:rPr>
+          <w:rFonts w:ascii="Times New Roman" w:hAnsi="Times New Roman"/>
+          <w:sz w:val="26"/>
         </w:rPr>
         <w:t>thường</w:t>
       </w:r>
@@ -1715,16 +1634,14 @@
         <w:rPr>
           <w:rFonts w:ascii="Times New Roman" w:hAnsi="Times New Roman"/>
           <w:sz w:val="26"/>
-          <w:szCs w:val="26"/>
-        </w:rPr>
-        <w:t xml:space="preserve"> </w:t>
-      </w:r>
-      <w:proofErr w:type="spellStart"/>
-      <w:r>
-        <w:rPr>
-          <w:rFonts w:ascii="Times New Roman" w:hAnsi="Times New Roman"/>
-          <w:sz w:val="26"/>
-          <w:szCs w:val="26"/>
+        </w:rPr>
+        <w:t xml:space="preserve"> </w:t>
+      </w:r>
+      <w:proofErr w:type="spellStart"/>
+      <w:r>
+        <w:rPr>
+          <w:rFonts w:ascii="Times New Roman" w:hAnsi="Times New Roman"/>
+          <w:sz w:val="26"/>
         </w:rPr>
         <w:t>trú</w:t>
       </w:r>
@@ -1733,16 +1650,30 @@
         <w:rPr>
           <w:rFonts w:ascii="Times New Roman" w:hAnsi="Times New Roman"/>
           <w:sz w:val="26"/>
-          <w:szCs w:val="26"/>
-        </w:rPr>
-        <w:t xml:space="preserve">: XÓM TRƯỜNG AN, </w:t>
-      </w:r>
-      <w:proofErr w:type="spellStart"/>
-      <w:r>
-        <w:rPr>
-          <w:rFonts w:ascii="Times New Roman" w:hAnsi="Times New Roman"/>
-          <w:sz w:val="26"/>
-          <w:szCs w:val="26"/>
+        </w:rPr>
+        <w:t xml:space="preserve">: </w:t>
+      </w:r>
+      <w:proofErr w:type="spellStart"/>
+      <w:r>
+        <w:rPr>
+          <w:rFonts w:ascii="Times New Roman" w:hAnsi="Times New Roman"/>
+          <w:sz w:val="26"/>
+        </w:rPr>
+        <w:t>Xóm</w:t>
+      </w:r>
+      <w:proofErr w:type="spellEnd"/>
+      <w:r>
+        <w:rPr>
+          <w:rFonts w:ascii="Times New Roman" w:hAnsi="Times New Roman"/>
+          <w:sz w:val="26"/>
+        </w:rPr>
+        <w:t xml:space="preserve"> Trường An, </w:t>
+      </w:r>
+      <w:proofErr w:type="spellStart"/>
+      <w:r>
+        <w:rPr>
+          <w:rFonts w:ascii="Times New Roman" w:hAnsi="Times New Roman"/>
+          <w:sz w:val="26"/>
         </w:rPr>
         <w:t>Xã</w:t>
       </w:r>
@@ -1751,16 +1682,14 @@
         <w:rPr>
           <w:rFonts w:ascii="Times New Roman" w:hAnsi="Times New Roman"/>
           <w:sz w:val="26"/>
-          <w:szCs w:val="26"/>
-        </w:rPr>
-        <w:t xml:space="preserve"> </w:t>
-      </w:r>
-      <w:proofErr w:type="spellStart"/>
-      <w:r>
-        <w:rPr>
-          <w:rFonts w:ascii="Times New Roman" w:hAnsi="Times New Roman"/>
-          <w:sz w:val="26"/>
-          <w:szCs w:val="26"/>
+        </w:rPr>
+        <w:t xml:space="preserve"> </w:t>
+      </w:r>
+      <w:proofErr w:type="spellStart"/>
+      <w:r>
+        <w:rPr>
+          <w:rFonts w:ascii="Times New Roman" w:hAnsi="Times New Roman"/>
+          <w:sz w:val="26"/>
         </w:rPr>
         <w:t>Bế</w:t>
       </w:r>
@@ -1769,7 +1698,6 @@
         <w:rPr>
           <w:rFonts w:ascii="Times New Roman" w:hAnsi="Times New Roman"/>
           <w:sz w:val="26"/>
-          <w:szCs w:val="26"/>
         </w:rPr>
         <w:t xml:space="preserve"> Văn Đàn, </w:t>
       </w:r>
@@ -1778,7 +1706,6 @@
         <w:rPr>
           <w:rFonts w:ascii="Times New Roman" w:hAnsi="Times New Roman"/>
           <w:sz w:val="26"/>
-          <w:szCs w:val="26"/>
         </w:rPr>
         <w:t>Tỉnh</w:t>
       </w:r>
@@ -1787,7 +1714,6 @@
         <w:rPr>
           <w:rFonts w:ascii="Times New Roman" w:hAnsi="Times New Roman"/>
           <w:sz w:val="26"/>
-          <w:szCs w:val="26"/>
         </w:rPr>
         <w:t xml:space="preserve"> Cao Bằng, Việt Nam</w:t>
       </w:r>
@@ -1813,7 +1739,6 @@
         <w:rPr>
           <w:rFonts w:ascii="Times New Roman" w:hAnsi="Times New Roman"/>
           <w:sz w:val="26"/>
-          <w:szCs w:val="26"/>
         </w:rPr>
         <w:t>Chỗ</w:t>
       </w:r>
@@ -1822,7 +1747,6 @@
         <w:rPr>
           <w:rFonts w:ascii="Times New Roman" w:hAnsi="Times New Roman"/>
           <w:sz w:val="26"/>
-          <w:szCs w:val="26"/>
         </w:rPr>
         <w:t xml:space="preserve"> ở </w:t>
       </w:r>
@@ -1831,7 +1755,6 @@
         <w:rPr>
           <w:rFonts w:ascii="Times New Roman" w:hAnsi="Times New Roman"/>
           <w:sz w:val="26"/>
-          <w:szCs w:val="26"/>
         </w:rPr>
         <w:t>hiện</w:t>
       </w:r>
@@ -1840,16 +1763,14 @@
         <w:rPr>
           <w:rFonts w:ascii="Times New Roman" w:hAnsi="Times New Roman"/>
           <w:sz w:val="26"/>
-          <w:szCs w:val="26"/>
-        </w:rPr>
-        <w:t xml:space="preserve"> </w:t>
-      </w:r>
-      <w:proofErr w:type="spellStart"/>
-      <w:r>
-        <w:rPr>
-          <w:rFonts w:ascii="Times New Roman" w:hAnsi="Times New Roman"/>
-          <w:sz w:val="26"/>
-          <w:szCs w:val="26"/>
+        </w:rPr>
+        <w:t xml:space="preserve"> </w:t>
+      </w:r>
+      <w:proofErr w:type="spellStart"/>
+      <w:r>
+        <w:rPr>
+          <w:rFonts w:ascii="Times New Roman" w:hAnsi="Times New Roman"/>
+          <w:sz w:val="26"/>
         </w:rPr>
         <w:t>tại</w:t>
       </w:r>
@@ -1858,16 +1779,30 @@
         <w:rPr>
           <w:rFonts w:ascii="Times New Roman" w:hAnsi="Times New Roman"/>
           <w:sz w:val="26"/>
-          <w:szCs w:val="26"/>
-        </w:rPr>
-        <w:t xml:space="preserve">: XÓM TRƯỜNG AN, </w:t>
-      </w:r>
-      <w:proofErr w:type="spellStart"/>
-      <w:r>
-        <w:rPr>
-          <w:rFonts w:ascii="Times New Roman" w:hAnsi="Times New Roman"/>
-          <w:sz w:val="26"/>
-          <w:szCs w:val="26"/>
+        </w:rPr>
+        <w:t xml:space="preserve">: </w:t>
+      </w:r>
+      <w:proofErr w:type="spellStart"/>
+      <w:r>
+        <w:rPr>
+          <w:rFonts w:ascii="Times New Roman" w:hAnsi="Times New Roman"/>
+          <w:sz w:val="26"/>
+        </w:rPr>
+        <w:t>Xóm</w:t>
+      </w:r>
+      <w:proofErr w:type="spellEnd"/>
+      <w:r>
+        <w:rPr>
+          <w:rFonts w:ascii="Times New Roman" w:hAnsi="Times New Roman"/>
+          <w:sz w:val="26"/>
+        </w:rPr>
+        <w:t xml:space="preserve"> Trường An, </w:t>
+      </w:r>
+      <w:proofErr w:type="spellStart"/>
+      <w:r>
+        <w:rPr>
+          <w:rFonts w:ascii="Times New Roman" w:hAnsi="Times New Roman"/>
+          <w:sz w:val="26"/>
         </w:rPr>
         <w:t>Xã</w:t>
       </w:r>
@@ -1876,16 +1811,14 @@
         <w:rPr>
           <w:rFonts w:ascii="Times New Roman" w:hAnsi="Times New Roman"/>
           <w:sz w:val="26"/>
-          <w:szCs w:val="26"/>
-        </w:rPr>
-        <w:t xml:space="preserve"> </w:t>
-      </w:r>
-      <w:proofErr w:type="spellStart"/>
-      <w:r>
-        <w:rPr>
-          <w:rFonts w:ascii="Times New Roman" w:hAnsi="Times New Roman"/>
-          <w:sz w:val="26"/>
-          <w:szCs w:val="26"/>
+        </w:rPr>
+        <w:t xml:space="preserve"> </w:t>
+      </w:r>
+      <w:proofErr w:type="spellStart"/>
+      <w:r>
+        <w:rPr>
+          <w:rFonts w:ascii="Times New Roman" w:hAnsi="Times New Roman"/>
+          <w:sz w:val="26"/>
         </w:rPr>
         <w:t>Bế</w:t>
       </w:r>
@@ -1894,7 +1827,6 @@
         <w:rPr>
           <w:rFonts w:ascii="Times New Roman" w:hAnsi="Times New Roman"/>
           <w:sz w:val="26"/>
-          <w:szCs w:val="26"/>
         </w:rPr>
         <w:t xml:space="preserve"> Văn Đàn, </w:t>
       </w:r>
@@ -1903,7 +1835,6 @@
         <w:rPr>
           <w:rFonts w:ascii="Times New Roman" w:hAnsi="Times New Roman"/>
           <w:sz w:val="26"/>
-          <w:szCs w:val="26"/>
         </w:rPr>
         <w:t>Tỉnh</w:t>
       </w:r>
@@ -1912,7 +1843,6 @@
         <w:rPr>
           <w:rFonts w:ascii="Times New Roman" w:hAnsi="Times New Roman"/>
           <w:sz w:val="26"/>
-          <w:szCs w:val="26"/>
         </w:rPr>
         <w:t xml:space="preserve"> Cao Bằng, Việt Nam</w:t>
       </w:r>
@@ -1988,7 +1918,6 @@
         <w:rPr>
           <w:rFonts w:ascii="Times New Roman" w:hAnsi="Times New Roman"/>
           <w:sz w:val="26"/>
-          <w:szCs w:val="26"/>
         </w:rPr>
         <w:t>Điều</w:t>
       </w:r>
@@ -1997,7 +1926,6 @@
         <w:rPr>
           <w:rFonts w:ascii="Times New Roman" w:hAnsi="Times New Roman"/>
           <w:sz w:val="26"/>
-          <w:szCs w:val="26"/>
         </w:rPr>
         <w:t xml:space="preserve"> 1: Trong </w:t>
       </w:r>
@@ -2006,7 +1934,6 @@
         <w:rPr>
           <w:rFonts w:ascii="Times New Roman" w:hAnsi="Times New Roman"/>
           <w:sz w:val="26"/>
-          <w:szCs w:val="26"/>
         </w:rPr>
         <w:t>thời</w:t>
       </w:r>
@@ -2015,16 +1942,14 @@
         <w:rPr>
           <w:rFonts w:ascii="Times New Roman" w:hAnsi="Times New Roman"/>
           <w:sz w:val="26"/>
-          <w:szCs w:val="26"/>
-        </w:rPr>
-        <w:t xml:space="preserve"> </w:t>
-      </w:r>
-      <w:proofErr w:type="spellStart"/>
-      <w:r>
-        <w:rPr>
-          <w:rFonts w:ascii="Times New Roman" w:hAnsi="Times New Roman"/>
-          <w:sz w:val="26"/>
-          <w:szCs w:val="26"/>
+        </w:rPr>
+        <w:t xml:space="preserve"> </w:t>
+      </w:r>
+      <w:proofErr w:type="spellStart"/>
+      <w:r>
+        <w:rPr>
+          <w:rFonts w:ascii="Times New Roman" w:hAnsi="Times New Roman"/>
+          <w:sz w:val="26"/>
         </w:rPr>
         <w:t>gian</w:t>
       </w:r>
@@ -2033,7 +1958,6 @@
         <w:rPr>
           <w:rFonts w:ascii="Times New Roman" w:hAnsi="Times New Roman"/>
           <w:sz w:val="26"/>
-          <w:szCs w:val="26"/>
         </w:rPr>
         <w:t xml:space="preserve"> qua, </w:t>
       </w:r>
@@ -2042,7 +1966,6 @@
         <w:rPr>
           <w:rFonts w:ascii="Times New Roman" w:hAnsi="Times New Roman"/>
           <w:sz w:val="26"/>
-          <w:szCs w:val="26"/>
         </w:rPr>
         <w:t>ông</w:t>
       </w:r>
@@ -2051,7 +1974,6 @@
         <w:rPr>
           <w:rFonts w:ascii="Times New Roman" w:hAnsi="Times New Roman"/>
           <w:sz w:val="26"/>
-          <w:szCs w:val="26"/>
         </w:rPr>
         <w:t>/</w:t>
       </w:r>
@@ -2060,7 +1982,6 @@
         <w:rPr>
           <w:rFonts w:ascii="Times New Roman" w:hAnsi="Times New Roman"/>
           <w:sz w:val="26"/>
-          <w:szCs w:val="26"/>
         </w:rPr>
         <w:t>bà</w:t>
       </w:r>
@@ -2069,7 +1990,6 @@
         <w:rPr>
           <w:rFonts w:ascii="Times New Roman" w:hAnsi="Times New Roman"/>
           <w:sz w:val="26"/>
-          <w:szCs w:val="26"/>
         </w:rPr>
         <w:t xml:space="preserve"> HỒ THỊ TIẾP (</w:t>
       </w:r>
@@ -2078,7 +1998,6 @@
         <w:rPr>
           <w:rFonts w:ascii="Times New Roman" w:hAnsi="Times New Roman"/>
           <w:sz w:val="26"/>
-          <w:szCs w:val="26"/>
         </w:rPr>
         <w:t>Bên</w:t>
       </w:r>
@@ -2087,16 +2006,14 @@
         <w:rPr>
           <w:rFonts w:ascii="Times New Roman" w:hAnsi="Times New Roman"/>
           <w:sz w:val="26"/>
-          <w:szCs w:val="26"/>
-        </w:rPr>
-        <w:t xml:space="preserve"> </w:t>
-      </w:r>
-      <w:proofErr w:type="spellStart"/>
-      <w:r>
-        <w:rPr>
-          <w:rFonts w:ascii="Times New Roman" w:hAnsi="Times New Roman"/>
-          <w:sz w:val="26"/>
-          <w:szCs w:val="26"/>
+        </w:rPr>
+        <w:t xml:space="preserve"> </w:t>
+      </w:r>
+      <w:proofErr w:type="spellStart"/>
+      <w:r>
+        <w:rPr>
+          <w:rFonts w:ascii="Times New Roman" w:hAnsi="Times New Roman"/>
+          <w:sz w:val="26"/>
         </w:rPr>
         <w:t>bán</w:t>
       </w:r>
@@ -2105,7 +2022,6 @@
         <w:rPr>
           <w:rFonts w:ascii="Times New Roman" w:hAnsi="Times New Roman"/>
           <w:sz w:val="26"/>
-          <w:szCs w:val="26"/>
         </w:rPr>
         <w:t xml:space="preserve">) </w:t>
       </w:r>
@@ -2114,7 +2030,6 @@
         <w:rPr>
           <w:rFonts w:ascii="Times New Roman" w:hAnsi="Times New Roman"/>
           <w:sz w:val="26"/>
-          <w:szCs w:val="26"/>
         </w:rPr>
         <w:t>có</w:t>
       </w:r>
@@ -2123,16 +2038,14 @@
         <w:rPr>
           <w:rFonts w:ascii="Times New Roman" w:hAnsi="Times New Roman"/>
           <w:sz w:val="26"/>
-          <w:szCs w:val="26"/>
-        </w:rPr>
-        <w:t xml:space="preserve"> </w:t>
-      </w:r>
-      <w:proofErr w:type="spellStart"/>
-      <w:r>
-        <w:rPr>
-          <w:rFonts w:ascii="Times New Roman" w:hAnsi="Times New Roman"/>
-          <w:sz w:val="26"/>
-          <w:szCs w:val="26"/>
+        </w:rPr>
+        <w:t xml:space="preserve"> </w:t>
+      </w:r>
+      <w:proofErr w:type="spellStart"/>
+      <w:r>
+        <w:rPr>
+          <w:rFonts w:ascii="Times New Roman" w:hAnsi="Times New Roman"/>
+          <w:sz w:val="26"/>
         </w:rPr>
         <w:t>góp</w:t>
       </w:r>
@@ -2141,16 +2054,14 @@
         <w:rPr>
           <w:rFonts w:ascii="Times New Roman" w:hAnsi="Times New Roman"/>
           <w:sz w:val="26"/>
-          <w:szCs w:val="26"/>
-        </w:rPr>
-        <w:t xml:space="preserve"> </w:t>
-      </w:r>
-      <w:proofErr w:type="spellStart"/>
-      <w:r>
-        <w:rPr>
-          <w:rFonts w:ascii="Times New Roman" w:hAnsi="Times New Roman"/>
-          <w:sz w:val="26"/>
-          <w:szCs w:val="26"/>
+        </w:rPr>
+        <w:t xml:space="preserve"> </w:t>
+      </w:r>
+      <w:proofErr w:type="spellStart"/>
+      <w:r>
+        <w:rPr>
+          <w:rFonts w:ascii="Times New Roman" w:hAnsi="Times New Roman"/>
+          <w:sz w:val="26"/>
         </w:rPr>
         <w:t>vốn</w:t>
       </w:r>
@@ -2159,16 +2070,14 @@
         <w:rPr>
           <w:rFonts w:ascii="Times New Roman" w:hAnsi="Times New Roman"/>
           <w:sz w:val="26"/>
-          <w:szCs w:val="26"/>
-        </w:rPr>
-        <w:t xml:space="preserve"> </w:t>
-      </w:r>
-      <w:proofErr w:type="spellStart"/>
-      <w:r>
-        <w:rPr>
-          <w:rFonts w:ascii="Times New Roman" w:hAnsi="Times New Roman"/>
-          <w:sz w:val="26"/>
-          <w:szCs w:val="26"/>
+        </w:rPr>
+        <w:t xml:space="preserve"> </w:t>
+      </w:r>
+      <w:proofErr w:type="spellStart"/>
+      <w:r>
+        <w:rPr>
+          <w:rFonts w:ascii="Times New Roman" w:hAnsi="Times New Roman"/>
+          <w:sz w:val="26"/>
         </w:rPr>
         <w:t>vào</w:t>
       </w:r>
@@ -2177,7 +2086,6 @@
         <w:rPr>
           <w:rFonts w:ascii="Times New Roman" w:hAnsi="Times New Roman"/>
           <w:sz w:val="26"/>
-          <w:szCs w:val="26"/>
         </w:rPr>
         <w:t xml:space="preserve"> CÔNG TY TNHH MTV CỬU LONG FURNITURE </w:t>
       </w:r>
@@ -2186,7 +2094,6 @@
         <w:rPr>
           <w:rFonts w:ascii="Times New Roman" w:hAnsi="Times New Roman"/>
           <w:sz w:val="26"/>
-          <w:szCs w:val="26"/>
         </w:rPr>
         <w:t>với</w:t>
       </w:r>
@@ -2195,16 +2102,14 @@
         <w:rPr>
           <w:rFonts w:ascii="Times New Roman" w:hAnsi="Times New Roman"/>
           <w:sz w:val="26"/>
-          <w:szCs w:val="26"/>
-        </w:rPr>
-        <w:t xml:space="preserve"> </w:t>
-      </w:r>
-      <w:proofErr w:type="spellStart"/>
-      <w:r>
-        <w:rPr>
-          <w:rFonts w:ascii="Times New Roman" w:hAnsi="Times New Roman"/>
-          <w:sz w:val="26"/>
-          <w:szCs w:val="26"/>
+        </w:rPr>
+        <w:t xml:space="preserve"> </w:t>
+      </w:r>
+      <w:proofErr w:type="spellStart"/>
+      <w:r>
+        <w:rPr>
+          <w:rFonts w:ascii="Times New Roman" w:hAnsi="Times New Roman"/>
+          <w:sz w:val="26"/>
         </w:rPr>
         <w:t>giá</w:t>
       </w:r>
@@ -2213,16 +2118,14 @@
         <w:rPr>
           <w:rFonts w:ascii="Times New Roman" w:hAnsi="Times New Roman"/>
           <w:sz w:val="26"/>
-          <w:szCs w:val="26"/>
-        </w:rPr>
-        <w:t xml:space="preserve"> </w:t>
-      </w:r>
-      <w:proofErr w:type="spellStart"/>
-      <w:r>
-        <w:rPr>
-          <w:rFonts w:ascii="Times New Roman" w:hAnsi="Times New Roman"/>
-          <w:sz w:val="26"/>
-          <w:szCs w:val="26"/>
+        </w:rPr>
+        <w:t xml:space="preserve"> </w:t>
+      </w:r>
+      <w:proofErr w:type="spellStart"/>
+      <w:r>
+        <w:rPr>
+          <w:rFonts w:ascii="Times New Roman" w:hAnsi="Times New Roman"/>
+          <w:sz w:val="26"/>
         </w:rPr>
         <w:t>trị</w:t>
       </w:r>
@@ -2231,16 +2134,14 @@
         <w:rPr>
           <w:rFonts w:ascii="Times New Roman" w:hAnsi="Times New Roman"/>
           <w:sz w:val="26"/>
-          <w:szCs w:val="26"/>
-        </w:rPr>
-        <w:t xml:space="preserve"> </w:t>
-      </w:r>
-      <w:proofErr w:type="spellStart"/>
-      <w:r>
-        <w:rPr>
-          <w:rFonts w:ascii="Times New Roman" w:hAnsi="Times New Roman"/>
-          <w:sz w:val="26"/>
-          <w:szCs w:val="26"/>
+        </w:rPr>
+        <w:t xml:space="preserve"> </w:t>
+      </w:r>
+      <w:proofErr w:type="spellStart"/>
+      <w:r>
+        <w:rPr>
+          <w:rFonts w:ascii="Times New Roman" w:hAnsi="Times New Roman"/>
+          <w:sz w:val="26"/>
         </w:rPr>
         <w:t>phần</w:t>
       </w:r>
@@ -2249,16 +2150,14 @@
         <w:rPr>
           <w:rFonts w:ascii="Times New Roman" w:hAnsi="Times New Roman"/>
           <w:sz w:val="26"/>
-          <w:szCs w:val="26"/>
-        </w:rPr>
-        <w:t xml:space="preserve"> </w:t>
-      </w:r>
-      <w:proofErr w:type="spellStart"/>
-      <w:r>
-        <w:rPr>
-          <w:rFonts w:ascii="Times New Roman" w:hAnsi="Times New Roman"/>
-          <w:sz w:val="26"/>
-          <w:szCs w:val="26"/>
+        </w:rPr>
+        <w:t xml:space="preserve"> </w:t>
+      </w:r>
+      <w:proofErr w:type="spellStart"/>
+      <w:r>
+        <w:rPr>
+          <w:rFonts w:ascii="Times New Roman" w:hAnsi="Times New Roman"/>
+          <w:sz w:val="26"/>
         </w:rPr>
         <w:t>vốn</w:t>
       </w:r>
@@ -2267,16 +2166,14 @@
         <w:rPr>
           <w:rFonts w:ascii="Times New Roman" w:hAnsi="Times New Roman"/>
           <w:sz w:val="26"/>
-          <w:szCs w:val="26"/>
-        </w:rPr>
-        <w:t xml:space="preserve"> </w:t>
-      </w:r>
-      <w:proofErr w:type="spellStart"/>
-      <w:r>
-        <w:rPr>
-          <w:rFonts w:ascii="Times New Roman" w:hAnsi="Times New Roman"/>
-          <w:sz w:val="26"/>
-          <w:szCs w:val="26"/>
+        </w:rPr>
+        <w:t xml:space="preserve"> </w:t>
+      </w:r>
+      <w:proofErr w:type="spellStart"/>
+      <w:r>
+        <w:rPr>
+          <w:rFonts w:ascii="Times New Roman" w:hAnsi="Times New Roman"/>
+          <w:sz w:val="26"/>
         </w:rPr>
         <w:t>góp</w:t>
       </w:r>
@@ -2285,16 +2182,14 @@
         <w:rPr>
           <w:rFonts w:ascii="Times New Roman" w:hAnsi="Times New Roman"/>
           <w:sz w:val="26"/>
-          <w:szCs w:val="26"/>
-        </w:rPr>
-        <w:t xml:space="preserve"> </w:t>
-      </w:r>
-      <w:proofErr w:type="spellStart"/>
-      <w:r>
-        <w:rPr>
-          <w:rFonts w:ascii="Times New Roman" w:hAnsi="Times New Roman"/>
-          <w:sz w:val="26"/>
-          <w:szCs w:val="26"/>
+        </w:rPr>
+        <w:t xml:space="preserve"> </w:t>
+      </w:r>
+      <w:proofErr w:type="spellStart"/>
+      <w:r>
+        <w:rPr>
+          <w:rFonts w:ascii="Times New Roman" w:hAnsi="Times New Roman"/>
+          <w:sz w:val="26"/>
         </w:rPr>
         <w:t>là</w:t>
       </w:r>
@@ -2303,7 +2198,6 @@
         <w:rPr>
           <w:rFonts w:ascii="Times New Roman" w:hAnsi="Times New Roman"/>
           <w:sz w:val="26"/>
-          <w:szCs w:val="26"/>
         </w:rPr>
         <w:t xml:space="preserve"> 2.000.000.000 </w:t>
       </w:r>
@@ -2312,7 +2206,6 @@
         <w:rPr>
           <w:rFonts w:ascii="Times New Roman" w:hAnsi="Times New Roman"/>
           <w:sz w:val="26"/>
-          <w:szCs w:val="26"/>
         </w:rPr>
         <w:t>đồng</w:t>
       </w:r>
@@ -2321,7 +2214,6 @@
         <w:rPr>
           <w:rFonts w:ascii="Times New Roman" w:hAnsi="Times New Roman"/>
           <w:sz w:val="26"/>
-          <w:szCs w:val="26"/>
         </w:rPr>
         <w:t xml:space="preserve"> (</w:t>
       </w:r>
@@ -2330,7 +2222,6 @@
         <w:rPr>
           <w:rFonts w:ascii="Times New Roman" w:hAnsi="Times New Roman"/>
           <w:sz w:val="26"/>
-          <w:szCs w:val="26"/>
         </w:rPr>
         <w:t>Bằng</w:t>
       </w:r>
@@ -2339,16 +2230,14 @@
         <w:rPr>
           <w:rFonts w:ascii="Times New Roman" w:hAnsi="Times New Roman"/>
           <w:sz w:val="26"/>
-          <w:szCs w:val="26"/>
-        </w:rPr>
-        <w:t xml:space="preserve"> </w:t>
-      </w:r>
-      <w:proofErr w:type="spellStart"/>
-      <w:r>
-        <w:rPr>
-          <w:rFonts w:ascii="Times New Roman" w:hAnsi="Times New Roman"/>
-          <w:sz w:val="26"/>
-          <w:szCs w:val="26"/>
+        </w:rPr>
+        <w:t xml:space="preserve"> </w:t>
+      </w:r>
+      <w:proofErr w:type="spellStart"/>
+      <w:r>
+        <w:rPr>
+          <w:rFonts w:ascii="Times New Roman" w:hAnsi="Times New Roman"/>
+          <w:sz w:val="26"/>
         </w:rPr>
         <w:t>chữ</w:t>
       </w:r>
@@ -2357,7 +2246,6 @@
         <w:rPr>
           <w:rFonts w:ascii="Times New Roman" w:hAnsi="Times New Roman"/>
           <w:sz w:val="26"/>
-          <w:szCs w:val="26"/>
         </w:rPr>
         <w:t xml:space="preserve">: Hai </w:t>
       </w:r>
@@ -2366,7 +2254,6 @@
         <w:rPr>
           <w:rFonts w:ascii="Times New Roman" w:hAnsi="Times New Roman"/>
           <w:sz w:val="26"/>
-          <w:szCs w:val="26"/>
         </w:rPr>
         <w:t>tỷ</w:t>
       </w:r>
@@ -2375,16 +2262,14 @@
         <w:rPr>
           <w:rFonts w:ascii="Times New Roman" w:hAnsi="Times New Roman"/>
           <w:sz w:val="26"/>
-          <w:szCs w:val="26"/>
-        </w:rPr>
-        <w:t xml:space="preserve"> </w:t>
-      </w:r>
-      <w:proofErr w:type="spellStart"/>
-      <w:r>
-        <w:rPr>
-          <w:rFonts w:ascii="Times New Roman" w:hAnsi="Times New Roman"/>
-          <w:sz w:val="26"/>
-          <w:szCs w:val="26"/>
+        </w:rPr>
+        <w:t xml:space="preserve"> </w:t>
+      </w:r>
+      <w:proofErr w:type="spellStart"/>
+      <w:r>
+        <w:rPr>
+          <w:rFonts w:ascii="Times New Roman" w:hAnsi="Times New Roman"/>
+          <w:sz w:val="26"/>
         </w:rPr>
         <w:t>đồng</w:t>
       </w:r>
@@ -2393,7 +2278,6 @@
         <w:rPr>
           <w:rFonts w:ascii="Times New Roman" w:hAnsi="Times New Roman"/>
           <w:sz w:val="26"/>
-          <w:szCs w:val="26"/>
         </w:rPr>
         <w:t xml:space="preserve">), </w:t>
       </w:r>
@@ -2402,7 +2286,6 @@
         <w:rPr>
           <w:rFonts w:ascii="Times New Roman" w:hAnsi="Times New Roman"/>
           <w:sz w:val="26"/>
-          <w:szCs w:val="26"/>
         </w:rPr>
         <w:t>tương</w:t>
       </w:r>
@@ -2411,16 +2294,14 @@
         <w:rPr>
           <w:rFonts w:ascii="Times New Roman" w:hAnsi="Times New Roman"/>
           <w:sz w:val="26"/>
-          <w:szCs w:val="26"/>
-        </w:rPr>
-        <w:t xml:space="preserve"> </w:t>
-      </w:r>
-      <w:proofErr w:type="spellStart"/>
-      <w:r>
-        <w:rPr>
-          <w:rFonts w:ascii="Times New Roman" w:hAnsi="Times New Roman"/>
-          <w:sz w:val="26"/>
-          <w:szCs w:val="26"/>
+        </w:rPr>
+        <w:t xml:space="preserve"> </w:t>
+      </w:r>
+      <w:proofErr w:type="spellStart"/>
+      <w:r>
+        <w:rPr>
+          <w:rFonts w:ascii="Times New Roman" w:hAnsi="Times New Roman"/>
+          <w:sz w:val="26"/>
         </w:rPr>
         <w:t>ứng</w:t>
       </w:r>
@@ -2429,16 +2310,14 @@
         <w:rPr>
           <w:rFonts w:ascii="Times New Roman" w:hAnsi="Times New Roman"/>
           <w:sz w:val="26"/>
-          <w:szCs w:val="26"/>
-        </w:rPr>
-        <w:t xml:space="preserve"> </w:t>
-      </w:r>
-      <w:proofErr w:type="spellStart"/>
-      <w:r>
-        <w:rPr>
-          <w:rFonts w:ascii="Times New Roman" w:hAnsi="Times New Roman"/>
-          <w:sz w:val="26"/>
-          <w:szCs w:val="26"/>
+        </w:rPr>
+        <w:t xml:space="preserve"> </w:t>
+      </w:r>
+      <w:proofErr w:type="spellStart"/>
+      <w:r>
+        <w:rPr>
+          <w:rFonts w:ascii="Times New Roman" w:hAnsi="Times New Roman"/>
+          <w:sz w:val="26"/>
         </w:rPr>
         <w:t>với</w:t>
       </w:r>
@@ -2447,16 +2326,14 @@
         <w:rPr>
           <w:rFonts w:ascii="Times New Roman" w:hAnsi="Times New Roman"/>
           <w:sz w:val="26"/>
-          <w:szCs w:val="26"/>
-        </w:rPr>
-        <w:t xml:space="preserve"> </w:t>
-      </w:r>
-      <w:proofErr w:type="spellStart"/>
-      <w:r>
-        <w:rPr>
-          <w:rFonts w:ascii="Times New Roman" w:hAnsi="Times New Roman"/>
-          <w:sz w:val="26"/>
-          <w:szCs w:val="26"/>
+        </w:rPr>
+        <w:t xml:space="preserve"> </w:t>
+      </w:r>
+      <w:proofErr w:type="spellStart"/>
+      <w:r>
+        <w:rPr>
+          <w:rFonts w:ascii="Times New Roman" w:hAnsi="Times New Roman"/>
+          <w:sz w:val="26"/>
         </w:rPr>
         <w:t>tỷ</w:t>
       </w:r>
@@ -2465,16 +2342,14 @@
         <w:rPr>
           <w:rFonts w:ascii="Times New Roman" w:hAnsi="Times New Roman"/>
           <w:sz w:val="26"/>
-          <w:szCs w:val="26"/>
-        </w:rPr>
-        <w:t xml:space="preserve"> </w:t>
-      </w:r>
-      <w:proofErr w:type="spellStart"/>
-      <w:r>
-        <w:rPr>
-          <w:rFonts w:ascii="Times New Roman" w:hAnsi="Times New Roman"/>
-          <w:sz w:val="26"/>
-          <w:szCs w:val="26"/>
+        </w:rPr>
+        <w:t xml:space="preserve"> </w:t>
+      </w:r>
+      <w:proofErr w:type="spellStart"/>
+      <w:r>
+        <w:rPr>
+          <w:rFonts w:ascii="Times New Roman" w:hAnsi="Times New Roman"/>
+          <w:sz w:val="26"/>
         </w:rPr>
         <w:t>lệ</w:t>
       </w:r>
@@ -2483,7 +2358,6 @@
         <w:rPr>
           <w:rFonts w:ascii="Times New Roman" w:hAnsi="Times New Roman"/>
           <w:sz w:val="26"/>
-          <w:szCs w:val="26"/>
         </w:rPr>
         <w:t xml:space="preserve"> 100% </w:t>
       </w:r>
@@ -2492,7 +2366,6 @@
         <w:rPr>
           <w:rFonts w:ascii="Times New Roman" w:hAnsi="Times New Roman"/>
           <w:sz w:val="26"/>
-          <w:szCs w:val="26"/>
         </w:rPr>
         <w:t>vốn</w:t>
       </w:r>
@@ -2501,16 +2374,14 @@
         <w:rPr>
           <w:rFonts w:ascii="Times New Roman" w:hAnsi="Times New Roman"/>
           <w:sz w:val="26"/>
-          <w:szCs w:val="26"/>
-        </w:rPr>
-        <w:t xml:space="preserve"> </w:t>
-      </w:r>
-      <w:proofErr w:type="spellStart"/>
-      <w:r>
-        <w:rPr>
-          <w:rFonts w:ascii="Times New Roman" w:hAnsi="Times New Roman"/>
-          <w:sz w:val="26"/>
-          <w:szCs w:val="26"/>
+        </w:rPr>
+        <w:t xml:space="preserve"> </w:t>
+      </w:r>
+      <w:proofErr w:type="spellStart"/>
+      <w:r>
+        <w:rPr>
+          <w:rFonts w:ascii="Times New Roman" w:hAnsi="Times New Roman"/>
+          <w:sz w:val="26"/>
         </w:rPr>
         <w:t>điều</w:t>
       </w:r>
@@ -2519,16 +2390,14 @@
         <w:rPr>
           <w:rFonts w:ascii="Times New Roman" w:hAnsi="Times New Roman"/>
           <w:sz w:val="26"/>
-          <w:szCs w:val="26"/>
-        </w:rPr>
-        <w:t xml:space="preserve"> </w:t>
-      </w:r>
-      <w:proofErr w:type="spellStart"/>
-      <w:r>
-        <w:rPr>
-          <w:rFonts w:ascii="Times New Roman" w:hAnsi="Times New Roman"/>
-          <w:sz w:val="26"/>
-          <w:szCs w:val="26"/>
+        </w:rPr>
+        <w:t xml:space="preserve"> </w:t>
+      </w:r>
+      <w:proofErr w:type="spellStart"/>
+      <w:r>
+        <w:rPr>
+          <w:rFonts w:ascii="Times New Roman" w:hAnsi="Times New Roman"/>
+          <w:sz w:val="26"/>
         </w:rPr>
         <w:t>lệ</w:t>
       </w:r>
@@ -2537,16 +2406,14 @@
         <w:rPr>
           <w:rFonts w:ascii="Times New Roman" w:hAnsi="Times New Roman"/>
           <w:sz w:val="26"/>
-          <w:szCs w:val="26"/>
-        </w:rPr>
-        <w:t xml:space="preserve"> </w:t>
-      </w:r>
-      <w:proofErr w:type="spellStart"/>
-      <w:r>
-        <w:rPr>
-          <w:rFonts w:ascii="Times New Roman" w:hAnsi="Times New Roman"/>
-          <w:sz w:val="26"/>
-          <w:szCs w:val="26"/>
+        </w:rPr>
+        <w:t xml:space="preserve"> </w:t>
+      </w:r>
+      <w:proofErr w:type="spellStart"/>
+      <w:r>
+        <w:rPr>
+          <w:rFonts w:ascii="Times New Roman" w:hAnsi="Times New Roman"/>
+          <w:sz w:val="26"/>
         </w:rPr>
         <w:t>công</w:t>
       </w:r>
@@ -2555,7 +2422,6 @@
         <w:rPr>
           <w:rFonts w:ascii="Times New Roman" w:hAnsi="Times New Roman"/>
           <w:sz w:val="26"/>
-          <w:szCs w:val="26"/>
         </w:rPr>
         <w:t xml:space="preserve"> ty </w:t>
       </w:r>
@@ -2564,7 +2430,6 @@
         <w:rPr>
           <w:rFonts w:ascii="Times New Roman" w:hAnsi="Times New Roman"/>
           <w:sz w:val="26"/>
-          <w:szCs w:val="26"/>
         </w:rPr>
         <w:t>theo</w:t>
       </w:r>
@@ -2573,16 +2438,14 @@
         <w:rPr>
           <w:rFonts w:ascii="Times New Roman" w:hAnsi="Times New Roman"/>
           <w:sz w:val="26"/>
-          <w:szCs w:val="26"/>
-        </w:rPr>
-        <w:t xml:space="preserve"> </w:t>
-      </w:r>
-      <w:proofErr w:type="spellStart"/>
-      <w:r>
-        <w:rPr>
-          <w:rFonts w:ascii="Times New Roman" w:hAnsi="Times New Roman"/>
-          <w:sz w:val="26"/>
-          <w:szCs w:val="26"/>
+        </w:rPr>
+        <w:t xml:space="preserve"> </w:t>
+      </w:r>
+      <w:proofErr w:type="spellStart"/>
+      <w:r>
+        <w:rPr>
+          <w:rFonts w:ascii="Times New Roman" w:hAnsi="Times New Roman"/>
+          <w:sz w:val="26"/>
         </w:rPr>
         <w:t>Giấy</w:t>
       </w:r>
@@ -2591,16 +2454,14 @@
         <w:rPr>
           <w:rFonts w:ascii="Times New Roman" w:hAnsi="Times New Roman"/>
           <w:sz w:val="26"/>
-          <w:szCs w:val="26"/>
-        </w:rPr>
-        <w:t xml:space="preserve"> </w:t>
-      </w:r>
-      <w:proofErr w:type="spellStart"/>
-      <w:r>
-        <w:rPr>
-          <w:rFonts w:ascii="Times New Roman" w:hAnsi="Times New Roman"/>
-          <w:sz w:val="26"/>
-          <w:szCs w:val="26"/>
+        </w:rPr>
+        <w:t xml:space="preserve"> </w:t>
+      </w:r>
+      <w:proofErr w:type="spellStart"/>
+      <w:r>
+        <w:rPr>
+          <w:rFonts w:ascii="Times New Roman" w:hAnsi="Times New Roman"/>
+          <w:sz w:val="26"/>
         </w:rPr>
         <w:t>chứng</w:t>
       </w:r>
@@ -2609,16 +2470,14 @@
         <w:rPr>
           <w:rFonts w:ascii="Times New Roman" w:hAnsi="Times New Roman"/>
           <w:sz w:val="26"/>
-          <w:szCs w:val="26"/>
-        </w:rPr>
-        <w:t xml:space="preserve"> </w:t>
-      </w:r>
-      <w:proofErr w:type="spellStart"/>
-      <w:r>
-        <w:rPr>
-          <w:rFonts w:ascii="Times New Roman" w:hAnsi="Times New Roman"/>
-          <w:sz w:val="26"/>
-          <w:szCs w:val="26"/>
+        </w:rPr>
+        <w:t xml:space="preserve"> </w:t>
+      </w:r>
+      <w:proofErr w:type="spellStart"/>
+      <w:r>
+        <w:rPr>
+          <w:rFonts w:ascii="Times New Roman" w:hAnsi="Times New Roman"/>
+          <w:sz w:val="26"/>
         </w:rPr>
         <w:t>nhận</w:t>
       </w:r>
@@ -2627,16 +2486,14 @@
         <w:rPr>
           <w:rFonts w:ascii="Times New Roman" w:hAnsi="Times New Roman"/>
           <w:sz w:val="26"/>
-          <w:szCs w:val="26"/>
-        </w:rPr>
-        <w:t xml:space="preserve"> </w:t>
-      </w:r>
-      <w:proofErr w:type="spellStart"/>
-      <w:r>
-        <w:rPr>
-          <w:rFonts w:ascii="Times New Roman" w:hAnsi="Times New Roman"/>
-          <w:sz w:val="26"/>
-          <w:szCs w:val="26"/>
+        </w:rPr>
+        <w:t xml:space="preserve"> </w:t>
+      </w:r>
+      <w:proofErr w:type="spellStart"/>
+      <w:r>
+        <w:rPr>
+          <w:rFonts w:ascii="Times New Roman" w:hAnsi="Times New Roman"/>
+          <w:sz w:val="26"/>
         </w:rPr>
         <w:t>đăng</w:t>
       </w:r>
@@ -2645,16 +2502,14 @@
         <w:rPr>
           <w:rFonts w:ascii="Times New Roman" w:hAnsi="Times New Roman"/>
           <w:sz w:val="26"/>
-          <w:szCs w:val="26"/>
-        </w:rPr>
-        <w:t xml:space="preserve"> </w:t>
-      </w:r>
-      <w:proofErr w:type="spellStart"/>
-      <w:r>
-        <w:rPr>
-          <w:rFonts w:ascii="Times New Roman" w:hAnsi="Times New Roman"/>
-          <w:sz w:val="26"/>
-          <w:szCs w:val="26"/>
+        </w:rPr>
+        <w:t xml:space="preserve"> </w:t>
+      </w:r>
+      <w:proofErr w:type="spellStart"/>
+      <w:r>
+        <w:rPr>
+          <w:rFonts w:ascii="Times New Roman" w:hAnsi="Times New Roman"/>
+          <w:sz w:val="26"/>
         </w:rPr>
         <w:t>ký</w:t>
       </w:r>
@@ -2663,16 +2518,14 @@
         <w:rPr>
           <w:rFonts w:ascii="Times New Roman" w:hAnsi="Times New Roman"/>
           <w:sz w:val="26"/>
-          <w:szCs w:val="26"/>
-        </w:rPr>
-        <w:t xml:space="preserve"> </w:t>
-      </w:r>
-      <w:proofErr w:type="spellStart"/>
-      <w:r>
-        <w:rPr>
-          <w:rFonts w:ascii="Times New Roman" w:hAnsi="Times New Roman"/>
-          <w:sz w:val="26"/>
-          <w:szCs w:val="26"/>
+        </w:rPr>
+        <w:t xml:space="preserve"> </w:t>
+      </w:r>
+      <w:proofErr w:type="spellStart"/>
+      <w:r>
+        <w:rPr>
+          <w:rFonts w:ascii="Times New Roman" w:hAnsi="Times New Roman"/>
+          <w:sz w:val="26"/>
         </w:rPr>
         <w:t>doanh</w:t>
       </w:r>
@@ -2681,16 +2534,14 @@
         <w:rPr>
           <w:rFonts w:ascii="Times New Roman" w:hAnsi="Times New Roman"/>
           <w:sz w:val="26"/>
-          <w:szCs w:val="26"/>
-        </w:rPr>
-        <w:t xml:space="preserve"> </w:t>
-      </w:r>
-      <w:proofErr w:type="spellStart"/>
-      <w:r>
-        <w:rPr>
-          <w:rFonts w:ascii="Times New Roman" w:hAnsi="Times New Roman"/>
-          <w:sz w:val="26"/>
-          <w:szCs w:val="26"/>
+        </w:rPr>
+        <w:t xml:space="preserve"> </w:t>
+      </w:r>
+      <w:proofErr w:type="spellStart"/>
+      <w:r>
+        <w:rPr>
+          <w:rFonts w:ascii="Times New Roman" w:hAnsi="Times New Roman"/>
+          <w:sz w:val="26"/>
         </w:rPr>
         <w:t>nghiệp</w:t>
       </w:r>
@@ -2699,16 +2550,14 @@
         <w:rPr>
           <w:rFonts w:ascii="Times New Roman" w:hAnsi="Times New Roman"/>
           <w:sz w:val="26"/>
-          <w:szCs w:val="26"/>
-        </w:rPr>
-        <w:t xml:space="preserve"> </w:t>
-      </w:r>
-      <w:proofErr w:type="spellStart"/>
-      <w:r>
-        <w:rPr>
-          <w:rFonts w:ascii="Times New Roman" w:hAnsi="Times New Roman"/>
-          <w:sz w:val="26"/>
-          <w:szCs w:val="26"/>
+        </w:rPr>
+        <w:t xml:space="preserve"> </w:t>
+      </w:r>
+      <w:proofErr w:type="spellStart"/>
+      <w:r>
+        <w:rPr>
+          <w:rFonts w:ascii="Times New Roman" w:hAnsi="Times New Roman"/>
+          <w:sz w:val="26"/>
         </w:rPr>
         <w:t>số</w:t>
       </w:r>
@@ -2717,16 +2566,30 @@
         <w:rPr>
           <w:rFonts w:ascii="Times New Roman" w:hAnsi="Times New Roman"/>
           <w:sz w:val="26"/>
-          <w:szCs w:val="26"/>
-        </w:rPr>
-        <w:t xml:space="preserve"> 3703369798 </w:t>
-      </w:r>
-      <w:proofErr w:type="spellStart"/>
-      <w:r>
-        <w:rPr>
-          <w:rFonts w:ascii="Times New Roman" w:hAnsi="Times New Roman"/>
-          <w:sz w:val="26"/>
-          <w:szCs w:val="26"/>
+        </w:rPr>
+        <w:t xml:space="preserve"> 3703369798 do </w:t>
+      </w:r>
+      <w:proofErr w:type="spellStart"/>
+      <w:r>
+        <w:rPr>
+          <w:rFonts w:ascii="Times New Roman" w:hAnsi="Times New Roman"/>
+          <w:sz w:val="26"/>
+        </w:rPr>
+        <w:t>Phòng</w:t>
+      </w:r>
+      <w:proofErr w:type="spellEnd"/>
+      <w:r>
+        <w:rPr>
+          <w:rFonts w:ascii="Times New Roman" w:hAnsi="Times New Roman"/>
+          <w:sz w:val="26"/>
+        </w:rPr>
+        <w:t xml:space="preserve"> </w:t>
+      </w:r>
+      <w:proofErr w:type="spellStart"/>
+      <w:r>
+        <w:rPr>
+          <w:rFonts w:ascii="Times New Roman" w:hAnsi="Times New Roman"/>
+          <w:sz w:val="26"/>
         </w:rPr>
         <w:t>Đăng</w:t>
       </w:r>
@@ -2735,16 +2598,14 @@
         <w:rPr>
           <w:rFonts w:ascii="Times New Roman" w:hAnsi="Times New Roman"/>
           <w:sz w:val="26"/>
-          <w:szCs w:val="26"/>
-        </w:rPr>
-        <w:t xml:space="preserve"> </w:t>
-      </w:r>
-      <w:proofErr w:type="spellStart"/>
-      <w:r>
-        <w:rPr>
-          <w:rFonts w:ascii="Times New Roman" w:hAnsi="Times New Roman"/>
-          <w:sz w:val="26"/>
-          <w:szCs w:val="26"/>
+        </w:rPr>
+        <w:t xml:space="preserve"> </w:t>
+      </w:r>
+      <w:proofErr w:type="spellStart"/>
+      <w:r>
+        <w:rPr>
+          <w:rFonts w:ascii="Times New Roman" w:hAnsi="Times New Roman"/>
+          <w:sz w:val="26"/>
         </w:rPr>
         <w:t>ký</w:t>
       </w:r>
@@ -2753,16 +2614,142 @@
         <w:rPr>
           <w:rFonts w:ascii="Times New Roman" w:hAnsi="Times New Roman"/>
           <w:sz w:val="26"/>
-          <w:szCs w:val="26"/>
-        </w:rPr>
-        <w:t xml:space="preserve"> </w:t>
-      </w:r>
-      <w:proofErr w:type="spellStart"/>
-      <w:r>
-        <w:rPr>
-          <w:rFonts w:ascii="Times New Roman" w:hAnsi="Times New Roman"/>
-          <w:sz w:val="26"/>
-          <w:szCs w:val="26"/>
+        </w:rPr>
+        <w:t xml:space="preserve"> </w:t>
+      </w:r>
+      <w:proofErr w:type="spellStart"/>
+      <w:r>
+        <w:rPr>
+          <w:rFonts w:ascii="Times New Roman" w:hAnsi="Times New Roman"/>
+          <w:sz w:val="26"/>
+        </w:rPr>
+        <w:t>kinh</w:t>
+      </w:r>
+      <w:proofErr w:type="spellEnd"/>
+      <w:r>
+        <w:rPr>
+          <w:rFonts w:ascii="Times New Roman" w:hAnsi="Times New Roman"/>
+          <w:sz w:val="26"/>
+        </w:rPr>
+        <w:t xml:space="preserve"> </w:t>
+      </w:r>
+      <w:proofErr w:type="spellStart"/>
+      <w:r>
+        <w:rPr>
+          <w:rFonts w:ascii="Times New Roman" w:hAnsi="Times New Roman"/>
+          <w:sz w:val="26"/>
+        </w:rPr>
+        <w:t>doanh</w:t>
+      </w:r>
+      <w:proofErr w:type="spellEnd"/>
+      <w:r>
+        <w:rPr>
+          <w:rFonts w:ascii="Times New Roman" w:hAnsi="Times New Roman"/>
+          <w:sz w:val="26"/>
+        </w:rPr>
+        <w:t xml:space="preserve"> – </w:t>
+      </w:r>
+      <w:proofErr w:type="spellStart"/>
+      <w:r>
+        <w:rPr>
+          <w:rFonts w:ascii="Times New Roman" w:hAnsi="Times New Roman"/>
+          <w:sz w:val="26"/>
+        </w:rPr>
+        <w:t>Sở</w:t>
+      </w:r>
+      <w:proofErr w:type="spellEnd"/>
+      <w:r>
+        <w:rPr>
+          <w:rFonts w:ascii="Times New Roman" w:hAnsi="Times New Roman"/>
+          <w:sz w:val="26"/>
+        </w:rPr>
+        <w:t xml:space="preserve"> Tài </w:t>
+      </w:r>
+      <w:proofErr w:type="spellStart"/>
+      <w:r>
+        <w:rPr>
+          <w:rFonts w:ascii="Times New Roman" w:hAnsi="Times New Roman"/>
+          <w:sz w:val="26"/>
+        </w:rPr>
+        <w:t>Chính</w:t>
+      </w:r>
+      <w:proofErr w:type="spellEnd"/>
+      <w:r>
+        <w:rPr>
+          <w:rFonts w:ascii="Times New Roman" w:hAnsi="Times New Roman"/>
+          <w:sz w:val="26"/>
+        </w:rPr>
+        <w:t xml:space="preserve"> Thành </w:t>
+      </w:r>
+      <w:proofErr w:type="spellStart"/>
+      <w:r>
+        <w:rPr>
+          <w:rFonts w:ascii="Times New Roman" w:hAnsi="Times New Roman"/>
+          <w:sz w:val="26"/>
+        </w:rPr>
+        <w:t>Phố</w:t>
+      </w:r>
+      <w:proofErr w:type="spellEnd"/>
+      <w:r>
+        <w:rPr>
+          <w:rFonts w:ascii="Times New Roman" w:hAnsi="Times New Roman"/>
+          <w:sz w:val="26"/>
+        </w:rPr>
+        <w:t xml:space="preserve"> </w:t>
+      </w:r>
+      <w:proofErr w:type="spellStart"/>
+      <w:r>
+        <w:rPr>
+          <w:rFonts w:ascii="Times New Roman" w:hAnsi="Times New Roman"/>
+          <w:sz w:val="26"/>
+        </w:rPr>
+        <w:t>Hồ</w:t>
+      </w:r>
+      <w:proofErr w:type="spellEnd"/>
+      <w:r>
+        <w:rPr>
+          <w:rFonts w:ascii="Times New Roman" w:hAnsi="Times New Roman"/>
+          <w:sz w:val="26"/>
+        </w:rPr>
+        <w:t xml:space="preserve"> Chí Minh </w:t>
+      </w:r>
+      <w:proofErr w:type="spellStart"/>
+      <w:r>
+        <w:rPr>
+          <w:rFonts w:ascii="Times New Roman" w:hAnsi="Times New Roman"/>
+          <w:sz w:val="26"/>
+        </w:rPr>
+        <w:t>Đăng</w:t>
+      </w:r>
+      <w:proofErr w:type="spellEnd"/>
+      <w:r>
+        <w:rPr>
+          <w:rFonts w:ascii="Times New Roman" w:hAnsi="Times New Roman"/>
+          <w:sz w:val="26"/>
+        </w:rPr>
+        <w:t xml:space="preserve"> </w:t>
+      </w:r>
+      <w:proofErr w:type="spellStart"/>
+      <w:r>
+        <w:rPr>
+          <w:rFonts w:ascii="Times New Roman" w:hAnsi="Times New Roman"/>
+          <w:sz w:val="26"/>
+        </w:rPr>
+        <w:t>ký</w:t>
+      </w:r>
+      <w:proofErr w:type="spellEnd"/>
+      <w:r>
+        <w:rPr>
+          <w:rFonts w:ascii="Times New Roman" w:hAnsi="Times New Roman"/>
+          <w:sz w:val="26"/>
+        </w:rPr>
+        <w:t xml:space="preserve"> </w:t>
+      </w:r>
+      <w:proofErr w:type="spellStart"/>
+      <w:r>
+        <w:rPr>
+          <w:rFonts w:ascii="Times New Roman" w:hAnsi="Times New Roman"/>
+          <w:sz w:val="26"/>
         </w:rPr>
         <w:t>lần</w:t>
       </w:r>
@@ -2771,16 +2758,14 @@
         <w:rPr>
           <w:rFonts w:ascii="Times New Roman" w:hAnsi="Times New Roman"/>
           <w:sz w:val="26"/>
-          <w:szCs w:val="26"/>
-        </w:rPr>
-        <w:t xml:space="preserve"> </w:t>
-      </w:r>
-      <w:proofErr w:type="spellStart"/>
-      <w:r>
-        <w:rPr>
-          <w:rFonts w:ascii="Times New Roman" w:hAnsi="Times New Roman"/>
-          <w:sz w:val="26"/>
-          <w:szCs w:val="26"/>
+        </w:rPr>
+        <w:t xml:space="preserve"> </w:t>
+      </w:r>
+      <w:proofErr w:type="spellStart"/>
+      <w:r>
+        <w:rPr>
+          <w:rFonts w:ascii="Times New Roman" w:hAnsi="Times New Roman"/>
+          <w:sz w:val="26"/>
         </w:rPr>
         <w:t>đầu</w:t>
       </w:r>
@@ -2789,7 +2774,6 @@
         <w:rPr>
           <w:rFonts w:ascii="Times New Roman" w:hAnsi="Times New Roman"/>
           <w:sz w:val="26"/>
-          <w:szCs w:val="26"/>
         </w:rPr>
         <w:t xml:space="preserve">: </w:t>
       </w:r>
@@ -2798,7 +2782,6 @@
         <w:rPr>
           <w:rFonts w:ascii="Times New Roman" w:hAnsi="Times New Roman"/>
           <w:sz w:val="26"/>
-          <w:szCs w:val="26"/>
         </w:rPr>
         <w:t>ngày</w:t>
       </w:r>
@@ -2807,7 +2790,6 @@
         <w:rPr>
           <w:rFonts w:ascii="Times New Roman" w:hAnsi="Times New Roman"/>
           <w:sz w:val="26"/>
-          <w:szCs w:val="26"/>
         </w:rPr>
         <w:t xml:space="preserve"> 28 </w:t>
       </w:r>
@@ -2816,7 +2798,6 @@
         <w:rPr>
           <w:rFonts w:ascii="Times New Roman" w:hAnsi="Times New Roman"/>
           <w:sz w:val="26"/>
-          <w:szCs w:val="26"/>
         </w:rPr>
         <w:t>tháng</w:t>
       </w:r>
@@ -2825,7 +2806,6 @@
         <w:rPr>
           <w:rFonts w:ascii="Times New Roman" w:hAnsi="Times New Roman"/>
           <w:sz w:val="26"/>
-          <w:szCs w:val="26"/>
         </w:rPr>
         <w:t xml:space="preserve"> 08 </w:t>
       </w:r>
@@ -2834,7 +2814,6 @@
         <w:rPr>
           <w:rFonts w:ascii="Times New Roman" w:hAnsi="Times New Roman"/>
           <w:sz w:val="26"/>
-          <w:szCs w:val="26"/>
         </w:rPr>
         <w:t>năm</w:t>
       </w:r>
@@ -2843,7 +2822,6 @@
         <w:rPr>
           <w:rFonts w:ascii="Times New Roman" w:hAnsi="Times New Roman"/>
           <w:sz w:val="26"/>
-          <w:szCs w:val="26"/>
         </w:rPr>
         <w:t xml:space="preserve"> 2025, </w:t>
       </w:r>
@@ -2852,7 +2830,6 @@
         <w:rPr>
           <w:rFonts w:ascii="Times New Roman" w:hAnsi="Times New Roman"/>
           <w:sz w:val="26"/>
-          <w:szCs w:val="26"/>
         </w:rPr>
         <w:t>Đăng</w:t>
       </w:r>
@@ -2861,16 +2838,14 @@
         <w:rPr>
           <w:rFonts w:ascii="Times New Roman" w:hAnsi="Times New Roman"/>
           <w:sz w:val="26"/>
-          <w:szCs w:val="26"/>
-        </w:rPr>
-        <w:t xml:space="preserve"> </w:t>
-      </w:r>
-      <w:proofErr w:type="spellStart"/>
-      <w:r>
-        <w:rPr>
-          <w:rFonts w:ascii="Times New Roman" w:hAnsi="Times New Roman"/>
-          <w:sz w:val="26"/>
-          <w:szCs w:val="26"/>
+        </w:rPr>
+        <w:t xml:space="preserve"> </w:t>
+      </w:r>
+      <w:proofErr w:type="spellStart"/>
+      <w:r>
+        <w:rPr>
+          <w:rFonts w:ascii="Times New Roman" w:hAnsi="Times New Roman"/>
+          <w:sz w:val="26"/>
         </w:rPr>
         <w:t>ký</w:t>
       </w:r>
@@ -2879,16 +2854,14 @@
         <w:rPr>
           <w:rFonts w:ascii="Times New Roman" w:hAnsi="Times New Roman"/>
           <w:sz w:val="26"/>
-          <w:szCs w:val="26"/>
-        </w:rPr>
-        <w:t xml:space="preserve"> </w:t>
-      </w:r>
-      <w:proofErr w:type="spellStart"/>
-      <w:r>
-        <w:rPr>
-          <w:rFonts w:ascii="Times New Roman" w:hAnsi="Times New Roman"/>
-          <w:sz w:val="26"/>
-          <w:szCs w:val="26"/>
+        </w:rPr>
+        <w:t xml:space="preserve"> </w:t>
+      </w:r>
+      <w:proofErr w:type="spellStart"/>
+      <w:r>
+        <w:rPr>
+          <w:rFonts w:ascii="Times New Roman" w:hAnsi="Times New Roman"/>
+          <w:sz w:val="26"/>
         </w:rPr>
         <w:t>thay</w:t>
       </w:r>
@@ -2897,16 +2870,14 @@
         <w:rPr>
           <w:rFonts w:ascii="Times New Roman" w:hAnsi="Times New Roman"/>
           <w:sz w:val="26"/>
-          <w:szCs w:val="26"/>
-        </w:rPr>
-        <w:t xml:space="preserve"> </w:t>
-      </w:r>
-      <w:proofErr w:type="spellStart"/>
-      <w:r>
-        <w:rPr>
-          <w:rFonts w:ascii="Times New Roman" w:hAnsi="Times New Roman"/>
-          <w:sz w:val="26"/>
-          <w:szCs w:val="26"/>
+        </w:rPr>
+        <w:t xml:space="preserve"> </w:t>
+      </w:r>
+      <w:proofErr w:type="spellStart"/>
+      <w:r>
+        <w:rPr>
+          <w:rFonts w:ascii="Times New Roman" w:hAnsi="Times New Roman"/>
+          <w:sz w:val="26"/>
         </w:rPr>
         <w:t>đổi</w:t>
       </w:r>
@@ -2915,16 +2886,14 @@
         <w:rPr>
           <w:rFonts w:ascii="Times New Roman" w:hAnsi="Times New Roman"/>
           <w:sz w:val="26"/>
-          <w:szCs w:val="26"/>
-        </w:rPr>
-        <w:t xml:space="preserve"> </w:t>
-      </w:r>
-      <w:proofErr w:type="spellStart"/>
-      <w:r>
-        <w:rPr>
-          <w:rFonts w:ascii="Times New Roman" w:hAnsi="Times New Roman"/>
-          <w:sz w:val="26"/>
-          <w:szCs w:val="26"/>
+        </w:rPr>
+        <w:t xml:space="preserve"> </w:t>
+      </w:r>
+      <w:proofErr w:type="spellStart"/>
+      <w:r>
+        <w:rPr>
+          <w:rFonts w:ascii="Times New Roman" w:hAnsi="Times New Roman"/>
+          <w:sz w:val="26"/>
         </w:rPr>
         <w:t>lần</w:t>
       </w:r>
@@ -2933,16 +2902,14 @@
         <w:rPr>
           <w:rFonts w:ascii="Times New Roman" w:hAnsi="Times New Roman"/>
           <w:sz w:val="26"/>
-          <w:szCs w:val="26"/>
-        </w:rPr>
-        <w:t xml:space="preserve"> </w:t>
-      </w:r>
-      <w:proofErr w:type="spellStart"/>
-      <w:r>
-        <w:rPr>
-          <w:rFonts w:ascii="Times New Roman" w:hAnsi="Times New Roman"/>
-          <w:sz w:val="26"/>
-          <w:szCs w:val="26"/>
+        </w:rPr>
+        <w:t xml:space="preserve"> </w:t>
+      </w:r>
+      <w:proofErr w:type="spellStart"/>
+      <w:r>
+        <w:rPr>
+          <w:rFonts w:ascii="Times New Roman" w:hAnsi="Times New Roman"/>
+          <w:sz w:val="26"/>
         </w:rPr>
         <w:t>thứ</w:t>
       </w:r>
@@ -2951,16 +2918,14 @@
         <w:rPr>
           <w:rFonts w:ascii="Times New Roman" w:hAnsi="Times New Roman"/>
           <w:sz w:val="26"/>
-          <w:szCs w:val="26"/>
-        </w:rPr>
-        <w:t xml:space="preserve">: 1, </w:t>
-      </w:r>
-      <w:proofErr w:type="spellStart"/>
-      <w:r>
-        <w:rPr>
-          <w:rFonts w:ascii="Times New Roman" w:hAnsi="Times New Roman"/>
-          <w:sz w:val="26"/>
-          <w:szCs w:val="26"/>
+        </w:rPr>
+        <w:t xml:space="preserve">: 2, </w:t>
+      </w:r>
+      <w:proofErr w:type="spellStart"/>
+      <w:r>
+        <w:rPr>
+          <w:rFonts w:ascii="Times New Roman" w:hAnsi="Times New Roman"/>
+          <w:sz w:val="26"/>
         </w:rPr>
         <w:t>ngày</w:t>
       </w:r>
@@ -2969,16 +2934,14 @@
         <w:rPr>
           <w:rFonts w:ascii="Times New Roman" w:hAnsi="Times New Roman"/>
           <w:sz w:val="26"/>
-          <w:szCs w:val="26"/>
-        </w:rPr>
-        <w:t xml:space="preserve"> 17 </w:t>
-      </w:r>
-      <w:proofErr w:type="spellStart"/>
-      <w:r>
-        <w:rPr>
-          <w:rFonts w:ascii="Times New Roman" w:hAnsi="Times New Roman"/>
-          <w:sz w:val="26"/>
-          <w:szCs w:val="26"/>
+        </w:rPr>
+        <w:t xml:space="preserve"> 20 </w:t>
+      </w:r>
+      <w:proofErr w:type="spellStart"/>
+      <w:r>
+        <w:rPr>
+          <w:rFonts w:ascii="Times New Roman" w:hAnsi="Times New Roman"/>
+          <w:sz w:val="26"/>
         </w:rPr>
         <w:t>tháng</w:t>
       </w:r>
@@ -2987,16 +2950,14 @@
         <w:rPr>
           <w:rFonts w:ascii="Times New Roman" w:hAnsi="Times New Roman"/>
           <w:sz w:val="26"/>
-          <w:szCs w:val="26"/>
-        </w:rPr>
-        <w:t xml:space="preserve"> 10 </w:t>
-      </w:r>
-      <w:proofErr w:type="spellStart"/>
-      <w:r>
-        <w:rPr>
-          <w:rFonts w:ascii="Times New Roman" w:hAnsi="Times New Roman"/>
-          <w:sz w:val="26"/>
-          <w:szCs w:val="26"/>
+        </w:rPr>
+        <w:t xml:space="preserve"> 01 </w:t>
+      </w:r>
+      <w:proofErr w:type="spellStart"/>
+      <w:r>
+        <w:rPr>
+          <w:rFonts w:ascii="Times New Roman" w:hAnsi="Times New Roman"/>
+          <w:sz w:val="26"/>
         </w:rPr>
         <w:t>năm</w:t>
       </w:r>
@@ -3005,9 +2966,8 @@
         <w:rPr>
           <w:rFonts w:ascii="Times New Roman" w:hAnsi="Times New Roman"/>
           <w:sz w:val="26"/>
-          <w:szCs w:val="26"/>
-        </w:rPr>
-        <w:t xml:space="preserve"> 2025</w:t>
+        </w:rPr>
+        <w:t xml:space="preserve"> 2026</w:t>
       </w:r>
     </w:p>
     <w:p>
@@ -3015,22 +2975,606 @@
         <w:jc w:val="both"/>
         <w:rPr>
           <w:rFonts w:ascii="Times New Roman" w:eastAsia="Times New Roman" w:hAnsi="Times New Roman"/>
+          <w:bCs/>
           <w:color w:val="000000" w:themeColor="text1"/>
           <w:sz w:val="26"/>
           <w:szCs w:val="26"/>
           <w:lang w:val="sv-SE"/>
         </w:rPr>
       </w:pPr>
-      <w:r>
-        <w:rPr>
-          <w:rFonts w:ascii="Times New Roman" w:eastAsia="Times New Roman" w:hAnsi="Times New Roman"/>
-          <w:color w:val="000000" w:themeColor="text1"/>
-          <w:sz w:val="26"/>
-          <w:szCs w:val="26"/>
-          <w:lang w:val="sv-SE"/>
+      <w:proofErr w:type="spellStart"/>
+      <w:r>
+        <w:rPr>
+          <w:rFonts w:ascii="Times New Roman" w:hAnsi="Times New Roman"/>
+          <w:bCs/>
+          <w:sz w:val="26"/>
         </w:rPr>
         <w:lastRenderedPageBreak/>
-        <w:t>Điều 2: Hai bên cùng thỏa thuận chuyển nhượng toàn bộ vốn điều lệ của CÔNG TY TNHH MTV CỬU LONG FURNITURE là 2.000.000.000 đồng (Bằng chữ: Hai tỷ đồng) chiếm tỷ lệ 100% vốn điều lệ với giá chuyển nhượng là 2.000.000.000 đồng (Bằng chữ: Hai tỷ đồng).</w:t>
+        <w:t>Điều</w:t>
+      </w:r>
+      <w:proofErr w:type="spellEnd"/>
+      <w:r>
+        <w:rPr>
+          <w:rFonts w:ascii="Times New Roman" w:hAnsi="Times New Roman"/>
+          <w:bCs/>
+          <w:sz w:val="26"/>
+        </w:rPr>
+        <w:t xml:space="preserve"> 2:</w:t>
+      </w:r>
+      <w:r>
+        <w:rPr>
+          <w:rFonts w:ascii="Times New Roman" w:hAnsi="Times New Roman"/>
+          <w:bCs/>
+          <w:sz w:val="26"/>
+          <w:u w:val="single"/>
+        </w:rPr>
+        <w:t xml:space="preserve"> </w:t>
+      </w:r>
+      <w:r>
+        <w:rPr>
+          <w:rFonts w:ascii="Times New Roman" w:hAnsi="Times New Roman"/>
+          <w:bCs/>
+          <w:sz w:val="26"/>
+        </w:rPr>
+        <w:t xml:space="preserve">Hai </w:t>
+      </w:r>
+      <w:proofErr w:type="spellStart"/>
+      <w:r>
+        <w:rPr>
+          <w:rFonts w:ascii="Times New Roman" w:hAnsi="Times New Roman"/>
+          <w:bCs/>
+          <w:sz w:val="26"/>
+        </w:rPr>
+        <w:t>bên</w:t>
+      </w:r>
+      <w:proofErr w:type="spellEnd"/>
+      <w:r>
+        <w:rPr>
+          <w:rFonts w:ascii="Times New Roman" w:hAnsi="Times New Roman"/>
+          <w:bCs/>
+          <w:sz w:val="26"/>
+        </w:rPr>
+        <w:t xml:space="preserve"> </w:t>
+      </w:r>
+      <w:proofErr w:type="spellStart"/>
+      <w:r>
+        <w:rPr>
+          <w:rFonts w:ascii="Times New Roman" w:hAnsi="Times New Roman"/>
+          <w:bCs/>
+          <w:sz w:val="26"/>
+        </w:rPr>
+        <w:t>cùng</w:t>
+      </w:r>
+      <w:proofErr w:type="spellEnd"/>
+      <w:r>
+        <w:rPr>
+          <w:rFonts w:ascii="Times New Roman" w:hAnsi="Times New Roman"/>
+          <w:bCs/>
+          <w:sz w:val="26"/>
+        </w:rPr>
+        <w:t xml:space="preserve"> </w:t>
+      </w:r>
+      <w:proofErr w:type="spellStart"/>
+      <w:r>
+        <w:rPr>
+          <w:rFonts w:ascii="Times New Roman" w:hAnsi="Times New Roman"/>
+          <w:bCs/>
+          <w:sz w:val="26"/>
+        </w:rPr>
+        <w:t>thỏa</w:t>
+      </w:r>
+      <w:proofErr w:type="spellEnd"/>
+      <w:r>
+        <w:rPr>
+          <w:rFonts w:ascii="Times New Roman" w:hAnsi="Times New Roman"/>
+          <w:bCs/>
+          <w:sz w:val="26"/>
+        </w:rPr>
+        <w:t xml:space="preserve"> </w:t>
+      </w:r>
+      <w:proofErr w:type="spellStart"/>
+      <w:r>
+        <w:rPr>
+          <w:rFonts w:ascii="Times New Roman" w:hAnsi="Times New Roman"/>
+          <w:bCs/>
+          <w:sz w:val="26"/>
+        </w:rPr>
+        <w:t>thuận</w:t>
+      </w:r>
+      <w:proofErr w:type="spellEnd"/>
+      <w:r>
+        <w:rPr>
+          <w:rFonts w:ascii="Times New Roman" w:hAnsi="Times New Roman"/>
+          <w:bCs/>
+          <w:sz w:val="26"/>
+        </w:rPr>
+        <w:t xml:space="preserve"> </w:t>
+      </w:r>
+      <w:proofErr w:type="spellStart"/>
+      <w:r>
+        <w:rPr>
+          <w:rFonts w:ascii="Times New Roman" w:hAnsi="Times New Roman"/>
+          <w:bCs/>
+          <w:sz w:val="26"/>
+        </w:rPr>
+        <w:t>chuyển</w:t>
+      </w:r>
+      <w:proofErr w:type="spellEnd"/>
+      <w:r>
+        <w:rPr>
+          <w:rFonts w:ascii="Times New Roman" w:hAnsi="Times New Roman"/>
+          <w:bCs/>
+          <w:sz w:val="26"/>
+        </w:rPr>
+        <w:t xml:space="preserve"> </w:t>
+      </w:r>
+      <w:proofErr w:type="spellStart"/>
+      <w:r>
+        <w:rPr>
+          <w:rFonts w:ascii="Times New Roman" w:hAnsi="Times New Roman"/>
+          <w:bCs/>
+          <w:sz w:val="26"/>
+        </w:rPr>
+        <w:t>nhượng</w:t>
+      </w:r>
+      <w:proofErr w:type="spellEnd"/>
+      <w:r>
+        <w:rPr>
+          <w:rFonts w:ascii="Times New Roman" w:hAnsi="Times New Roman"/>
+          <w:bCs/>
+          <w:sz w:val="26"/>
+        </w:rPr>
+        <w:t xml:space="preserve"> </w:t>
+      </w:r>
+      <w:proofErr w:type="spellStart"/>
+      <w:r>
+        <w:rPr>
+          <w:rFonts w:ascii="Times New Roman" w:hAnsi="Times New Roman"/>
+          <w:bCs/>
+          <w:sz w:val="26"/>
+        </w:rPr>
+        <w:t>phần</w:t>
+      </w:r>
+      <w:proofErr w:type="spellEnd"/>
+      <w:r>
+        <w:rPr>
+          <w:rFonts w:ascii="Times New Roman" w:hAnsi="Times New Roman"/>
+          <w:bCs/>
+          <w:sz w:val="26"/>
+        </w:rPr>
+        <w:t xml:space="preserve"> </w:t>
+      </w:r>
+      <w:proofErr w:type="spellStart"/>
+      <w:r>
+        <w:rPr>
+          <w:rFonts w:ascii="Times New Roman" w:hAnsi="Times New Roman"/>
+          <w:bCs/>
+          <w:sz w:val="26"/>
+        </w:rPr>
+        <w:t>vốn</w:t>
+      </w:r>
+      <w:proofErr w:type="spellEnd"/>
+      <w:r>
+        <w:rPr>
+          <w:rFonts w:ascii="Times New Roman" w:hAnsi="Times New Roman"/>
+          <w:bCs/>
+          <w:sz w:val="26"/>
+        </w:rPr>
+        <w:t xml:space="preserve"> </w:t>
+      </w:r>
+      <w:proofErr w:type="spellStart"/>
+      <w:r>
+        <w:rPr>
+          <w:rFonts w:ascii="Times New Roman" w:hAnsi="Times New Roman"/>
+          <w:bCs/>
+          <w:sz w:val="26"/>
+        </w:rPr>
+        <w:t>góp</w:t>
+      </w:r>
+      <w:proofErr w:type="spellEnd"/>
+      <w:r>
+        <w:rPr>
+          <w:rFonts w:ascii="Times New Roman" w:hAnsi="Times New Roman"/>
+          <w:bCs/>
+          <w:sz w:val="26"/>
+        </w:rPr>
+        <w:t xml:space="preserve"> </w:t>
+      </w:r>
+      <w:proofErr w:type="spellStart"/>
+      <w:r>
+        <w:rPr>
+          <w:rFonts w:ascii="Times New Roman" w:hAnsi="Times New Roman"/>
+          <w:bCs/>
+          <w:sz w:val="26"/>
+        </w:rPr>
+        <w:t>là</w:t>
+      </w:r>
+      <w:proofErr w:type="spellEnd"/>
+      <w:r>
+        <w:rPr>
+          <w:rFonts w:ascii="Times New Roman" w:hAnsi="Times New Roman"/>
+          <w:bCs/>
+          <w:sz w:val="26"/>
+        </w:rPr>
+        <w:t xml:space="preserve"> 2.000.000.000 </w:t>
+      </w:r>
+      <w:proofErr w:type="spellStart"/>
+      <w:r>
+        <w:rPr>
+          <w:rFonts w:ascii="Times New Roman" w:hAnsi="Times New Roman"/>
+          <w:bCs/>
+          <w:sz w:val="26"/>
+        </w:rPr>
+        <w:t>đồng</w:t>
+      </w:r>
+      <w:proofErr w:type="spellEnd"/>
+      <w:r>
+        <w:rPr>
+          <w:rFonts w:ascii="Times New Roman" w:hAnsi="Times New Roman"/>
+          <w:bCs/>
+          <w:sz w:val="26"/>
+        </w:rPr>
+        <w:t xml:space="preserve"> (</w:t>
+      </w:r>
+      <w:proofErr w:type="spellStart"/>
+      <w:r>
+        <w:rPr>
+          <w:rFonts w:ascii="Times New Roman" w:hAnsi="Times New Roman"/>
+          <w:bCs/>
+          <w:sz w:val="26"/>
+        </w:rPr>
+        <w:t>Bằng</w:t>
+      </w:r>
+      <w:proofErr w:type="spellEnd"/>
+      <w:r>
+        <w:rPr>
+          <w:rFonts w:ascii="Times New Roman" w:hAnsi="Times New Roman"/>
+          <w:bCs/>
+          <w:sz w:val="26"/>
+        </w:rPr>
+        <w:t xml:space="preserve"> </w:t>
+      </w:r>
+      <w:proofErr w:type="spellStart"/>
+      <w:r>
+        <w:rPr>
+          <w:rFonts w:ascii="Times New Roman" w:hAnsi="Times New Roman"/>
+          <w:bCs/>
+          <w:sz w:val="26"/>
+        </w:rPr>
+        <w:t>chữ</w:t>
+      </w:r>
+      <w:proofErr w:type="spellEnd"/>
+      <w:r>
+        <w:rPr>
+          <w:rFonts w:ascii="Times New Roman" w:hAnsi="Times New Roman"/>
+          <w:bCs/>
+          <w:sz w:val="26"/>
+        </w:rPr>
+        <w:t xml:space="preserve">: Hai </w:t>
+      </w:r>
+      <w:proofErr w:type="spellStart"/>
+      <w:r>
+        <w:rPr>
+          <w:rFonts w:ascii="Times New Roman" w:hAnsi="Times New Roman"/>
+          <w:bCs/>
+          <w:sz w:val="26"/>
+        </w:rPr>
+        <w:t>tỷ</w:t>
+      </w:r>
+      <w:proofErr w:type="spellEnd"/>
+      <w:r>
+        <w:rPr>
+          <w:rFonts w:ascii="Times New Roman" w:hAnsi="Times New Roman"/>
+          <w:bCs/>
+          <w:sz w:val="26"/>
+        </w:rPr>
+        <w:t xml:space="preserve"> </w:t>
+      </w:r>
+      <w:proofErr w:type="spellStart"/>
+      <w:r>
+        <w:rPr>
+          <w:rFonts w:ascii="Times New Roman" w:hAnsi="Times New Roman"/>
+          <w:bCs/>
+          <w:sz w:val="26"/>
+        </w:rPr>
+        <w:t>đồng</w:t>
+      </w:r>
+      <w:proofErr w:type="spellEnd"/>
+      <w:r>
+        <w:rPr>
+          <w:rFonts w:ascii="Times New Roman" w:hAnsi="Times New Roman"/>
+          <w:bCs/>
+          <w:sz w:val="26"/>
+        </w:rPr>
+        <w:t xml:space="preserve">) </w:t>
+      </w:r>
+      <w:proofErr w:type="spellStart"/>
+      <w:r>
+        <w:rPr>
+          <w:rFonts w:ascii="Times New Roman" w:hAnsi="Times New Roman"/>
+          <w:bCs/>
+          <w:sz w:val="26"/>
+        </w:rPr>
+        <w:t>chiếm</w:t>
+      </w:r>
+      <w:proofErr w:type="spellEnd"/>
+      <w:r>
+        <w:rPr>
+          <w:rFonts w:ascii="Times New Roman" w:hAnsi="Times New Roman"/>
+          <w:bCs/>
+          <w:sz w:val="26"/>
+        </w:rPr>
+        <w:t xml:space="preserve"> </w:t>
+      </w:r>
+      <w:proofErr w:type="spellStart"/>
+      <w:r>
+        <w:rPr>
+          <w:rFonts w:ascii="Times New Roman" w:hAnsi="Times New Roman"/>
+          <w:bCs/>
+          <w:sz w:val="26"/>
+        </w:rPr>
+        <w:t>tỷ</w:t>
+      </w:r>
+      <w:proofErr w:type="spellEnd"/>
+      <w:r>
+        <w:rPr>
+          <w:rFonts w:ascii="Times New Roman" w:hAnsi="Times New Roman"/>
+          <w:bCs/>
+          <w:sz w:val="26"/>
+        </w:rPr>
+        <w:t xml:space="preserve"> </w:t>
+      </w:r>
+      <w:proofErr w:type="spellStart"/>
+      <w:r>
+        <w:rPr>
+          <w:rFonts w:ascii="Times New Roman" w:hAnsi="Times New Roman"/>
+          <w:bCs/>
+          <w:sz w:val="26"/>
+        </w:rPr>
+        <w:t>lệ</w:t>
+      </w:r>
+      <w:proofErr w:type="spellEnd"/>
+      <w:r>
+        <w:rPr>
+          <w:rFonts w:ascii="Times New Roman" w:hAnsi="Times New Roman"/>
+          <w:bCs/>
+          <w:sz w:val="26"/>
+        </w:rPr>
+        <w:t xml:space="preserve"> 100% </w:t>
+      </w:r>
+      <w:proofErr w:type="spellStart"/>
+      <w:r>
+        <w:rPr>
+          <w:rFonts w:ascii="Times New Roman" w:hAnsi="Times New Roman"/>
+          <w:bCs/>
+          <w:sz w:val="26"/>
+        </w:rPr>
+        <w:t>vốn</w:t>
+      </w:r>
+      <w:proofErr w:type="spellEnd"/>
+      <w:r>
+        <w:rPr>
+          <w:rFonts w:ascii="Times New Roman" w:hAnsi="Times New Roman"/>
+          <w:bCs/>
+          <w:sz w:val="26"/>
+        </w:rPr>
+        <w:t xml:space="preserve"> </w:t>
+      </w:r>
+      <w:proofErr w:type="spellStart"/>
+      <w:r>
+        <w:rPr>
+          <w:rFonts w:ascii="Times New Roman" w:hAnsi="Times New Roman"/>
+          <w:bCs/>
+          <w:sz w:val="26"/>
+        </w:rPr>
+        <w:t>điều</w:t>
+      </w:r>
+      <w:proofErr w:type="spellEnd"/>
+      <w:r>
+        <w:rPr>
+          <w:rFonts w:ascii="Times New Roman" w:hAnsi="Times New Roman"/>
+          <w:bCs/>
+          <w:sz w:val="26"/>
+        </w:rPr>
+        <w:t xml:space="preserve"> </w:t>
+      </w:r>
+      <w:proofErr w:type="spellStart"/>
+      <w:r>
+        <w:rPr>
+          <w:rFonts w:ascii="Times New Roman" w:hAnsi="Times New Roman"/>
+          <w:bCs/>
+          <w:sz w:val="26"/>
+        </w:rPr>
+        <w:t>lệ</w:t>
+      </w:r>
+      <w:proofErr w:type="spellEnd"/>
+      <w:r>
+        <w:rPr>
+          <w:rFonts w:ascii="Times New Roman" w:hAnsi="Times New Roman"/>
+          <w:bCs/>
+          <w:sz w:val="26"/>
+        </w:rPr>
+        <w:t xml:space="preserve"> </w:t>
+      </w:r>
+      <w:proofErr w:type="spellStart"/>
+      <w:r>
+        <w:rPr>
+          <w:rFonts w:ascii="Times New Roman" w:hAnsi="Times New Roman"/>
+          <w:bCs/>
+          <w:sz w:val="26"/>
+        </w:rPr>
+        <w:t>với</w:t>
+      </w:r>
+      <w:proofErr w:type="spellEnd"/>
+      <w:r>
+        <w:rPr>
+          <w:rFonts w:ascii="Times New Roman" w:hAnsi="Times New Roman"/>
+          <w:bCs/>
+          <w:sz w:val="26"/>
+        </w:rPr>
+        <w:t xml:space="preserve"> </w:t>
+      </w:r>
+      <w:proofErr w:type="spellStart"/>
+      <w:r>
+        <w:rPr>
+          <w:rFonts w:ascii="Times New Roman" w:hAnsi="Times New Roman"/>
+          <w:bCs/>
+          <w:sz w:val="26"/>
+        </w:rPr>
+        <w:t>giá</w:t>
+      </w:r>
+      <w:proofErr w:type="spellEnd"/>
+      <w:r>
+        <w:rPr>
+          <w:rFonts w:ascii="Times New Roman" w:hAnsi="Times New Roman"/>
+          <w:bCs/>
+          <w:sz w:val="26"/>
+        </w:rPr>
+        <w:t xml:space="preserve"> </w:t>
+      </w:r>
+      <w:proofErr w:type="spellStart"/>
+      <w:r>
+        <w:rPr>
+          <w:rFonts w:ascii="Times New Roman" w:hAnsi="Times New Roman"/>
+          <w:bCs/>
+          <w:sz w:val="26"/>
+        </w:rPr>
+        <w:t>chuyển</w:t>
+      </w:r>
+      <w:proofErr w:type="spellEnd"/>
+      <w:r>
+        <w:rPr>
+          <w:rFonts w:ascii="Times New Roman" w:hAnsi="Times New Roman"/>
+          <w:bCs/>
+          <w:sz w:val="26"/>
+        </w:rPr>
+        <w:t xml:space="preserve"> </w:t>
+      </w:r>
+      <w:proofErr w:type="spellStart"/>
+      <w:r>
+        <w:rPr>
+          <w:rFonts w:ascii="Times New Roman" w:hAnsi="Times New Roman"/>
+          <w:bCs/>
+          <w:sz w:val="26"/>
+        </w:rPr>
+        <w:t>nhượng</w:t>
+      </w:r>
+      <w:proofErr w:type="spellEnd"/>
+      <w:r>
+        <w:rPr>
+          <w:rFonts w:ascii="Times New Roman" w:hAnsi="Times New Roman"/>
+          <w:bCs/>
+          <w:sz w:val="26"/>
+        </w:rPr>
+        <w:t xml:space="preserve"> </w:t>
+      </w:r>
+      <w:proofErr w:type="spellStart"/>
+      <w:r>
+        <w:rPr>
+          <w:rFonts w:ascii="Times New Roman" w:hAnsi="Times New Roman"/>
+          <w:bCs/>
+          <w:sz w:val="26"/>
+        </w:rPr>
+        <w:t>là</w:t>
+      </w:r>
+      <w:proofErr w:type="spellEnd"/>
+      <w:r>
+        <w:rPr>
+          <w:rFonts w:ascii="Times New Roman" w:hAnsi="Times New Roman"/>
+          <w:bCs/>
+          <w:sz w:val="26"/>
+        </w:rPr>
+        <w:t xml:space="preserve"> 2.000.000.000 </w:t>
+      </w:r>
+      <w:proofErr w:type="spellStart"/>
+      <w:r>
+        <w:rPr>
+          <w:rFonts w:ascii="Times New Roman" w:hAnsi="Times New Roman"/>
+          <w:bCs/>
+          <w:sz w:val="26"/>
+        </w:rPr>
+        <w:t>đồng</w:t>
+      </w:r>
+      <w:proofErr w:type="spellEnd"/>
+      <w:r>
+        <w:rPr>
+          <w:rFonts w:ascii="Times New Roman" w:hAnsi="Times New Roman"/>
+          <w:bCs/>
+          <w:sz w:val="26"/>
+        </w:rPr>
+        <w:t xml:space="preserve"> (</w:t>
+      </w:r>
+      <w:proofErr w:type="spellStart"/>
+      <w:r>
+        <w:rPr>
+          <w:rFonts w:ascii="Times New Roman" w:hAnsi="Times New Roman"/>
+          <w:bCs/>
+          <w:sz w:val="26"/>
+        </w:rPr>
+        <w:t>Bằng</w:t>
+      </w:r>
+      <w:proofErr w:type="spellEnd"/>
+      <w:r>
+        <w:rPr>
+          <w:rFonts w:ascii="Times New Roman" w:hAnsi="Times New Roman"/>
+          <w:bCs/>
+          <w:sz w:val="26"/>
+        </w:rPr>
+        <w:t xml:space="preserve"> </w:t>
+      </w:r>
+      <w:proofErr w:type="spellStart"/>
+      <w:r>
+        <w:rPr>
+          <w:rFonts w:ascii="Times New Roman" w:hAnsi="Times New Roman"/>
+          <w:bCs/>
+          <w:sz w:val="26"/>
+        </w:rPr>
+        <w:t>chữ</w:t>
+      </w:r>
+      <w:proofErr w:type="spellEnd"/>
+      <w:r>
+        <w:rPr>
+          <w:rFonts w:ascii="Times New Roman" w:hAnsi="Times New Roman"/>
+          <w:bCs/>
+          <w:sz w:val="26"/>
+        </w:rPr>
+        <w:t xml:space="preserve">: Hai </w:t>
+      </w:r>
+      <w:proofErr w:type="spellStart"/>
+      <w:r>
+        <w:rPr>
+          <w:rFonts w:ascii="Times New Roman" w:hAnsi="Times New Roman"/>
+          <w:bCs/>
+          <w:sz w:val="26"/>
+        </w:rPr>
+        <w:t>tỷ</w:t>
+      </w:r>
+      <w:proofErr w:type="spellEnd"/>
+      <w:r>
+        <w:rPr>
+          <w:rFonts w:ascii="Times New Roman" w:hAnsi="Times New Roman"/>
+          <w:bCs/>
+          <w:sz w:val="26"/>
+        </w:rPr>
+        <w:t xml:space="preserve"> </w:t>
+      </w:r>
+      <w:proofErr w:type="spellStart"/>
+      <w:r>
+        <w:rPr>
+          <w:rFonts w:ascii="Times New Roman" w:hAnsi="Times New Roman"/>
+          <w:bCs/>
+          <w:sz w:val="26"/>
+        </w:rPr>
+        <w:t>đồng</w:t>
+      </w:r>
+      <w:proofErr w:type="spellEnd"/>
+      <w:r>
+        <w:rPr>
+          <w:rFonts w:ascii="Times New Roman" w:hAnsi="Times New Roman"/>
+          <w:bCs/>
+          <w:sz w:val="26"/>
+        </w:rPr>
+        <w:t>).</w:t>
       </w:r>
     </w:p>
     <w:p>
@@ -3097,11 +3641,10 @@
       <w:r>
         <w:rPr>
           <w:rFonts w:ascii="Times New Roman" w:eastAsia="Times New Roman" w:hAnsi="Times New Roman"/>
-          <w:b/>
+          <w:bCs/>
           <w:color w:val="000000" w:themeColor="text1"/>
           <w:sz w:val="26"/>
           <w:szCs w:val="26"/>
-          <w:u w:val="single"/>
           <w:lang w:val="sv-SE"/>
         </w:rPr>
         <w:t>Điều 3:</w:t>
@@ -3140,15 +3683,725 @@
           <w:lang w:val="sv-SE"/>
         </w:rPr>
       </w:pPr>
-      <w:r>
-        <w:rPr>
-          <w:rFonts w:ascii="Times New Roman" w:eastAsia="Times New Roman" w:hAnsi="Times New Roman"/>
-          <w:color w:val="000000" w:themeColor="text1"/>
-          <w:sz w:val="26"/>
-          <w:szCs w:val="26"/>
-          <w:lang w:val="sv-SE"/>
-        </w:rPr>
-        <w:t>Việc giao nhận phần vốn góp số tiền 2.000.000.000 đồng (Bằng chữ: Hai tỷ đồng) chiếm tỷ lệ 100% vốn điều lệ được thực hiện ngay tại thời điểm hợp đồng này có hiệu lực với sự chứng kiến của người đại diện theo pháp luật của công ty.</w:t>
+      <w:proofErr w:type="spellStart"/>
+      <w:r>
+        <w:rPr>
+          <w:rFonts w:ascii="Times New Roman" w:hAnsi="Times New Roman"/>
+          <w:sz w:val="26"/>
+        </w:rPr>
+        <w:t>Việc</w:t>
+      </w:r>
+      <w:proofErr w:type="spellEnd"/>
+      <w:r>
+        <w:rPr>
+          <w:rFonts w:ascii="Times New Roman" w:hAnsi="Times New Roman"/>
+          <w:sz w:val="26"/>
+        </w:rPr>
+        <w:t xml:space="preserve"> </w:t>
+      </w:r>
+      <w:proofErr w:type="spellStart"/>
+      <w:r>
+        <w:rPr>
+          <w:rFonts w:ascii="Times New Roman" w:hAnsi="Times New Roman"/>
+          <w:sz w:val="26"/>
+        </w:rPr>
+        <w:t>giao</w:t>
+      </w:r>
+      <w:proofErr w:type="spellEnd"/>
+      <w:r>
+        <w:rPr>
+          <w:rFonts w:ascii="Times New Roman" w:hAnsi="Times New Roman"/>
+          <w:sz w:val="26"/>
+        </w:rPr>
+        <w:t xml:space="preserve"> </w:t>
+      </w:r>
+      <w:proofErr w:type="spellStart"/>
+      <w:r>
+        <w:rPr>
+          <w:rFonts w:ascii="Times New Roman" w:hAnsi="Times New Roman"/>
+          <w:sz w:val="26"/>
+        </w:rPr>
+        <w:t>nhận</w:t>
+      </w:r>
+      <w:proofErr w:type="spellEnd"/>
+      <w:r>
+        <w:rPr>
+          <w:rFonts w:ascii="Times New Roman" w:hAnsi="Times New Roman"/>
+          <w:sz w:val="26"/>
+        </w:rPr>
+        <w:t xml:space="preserve"> </w:t>
+      </w:r>
+      <w:proofErr w:type="spellStart"/>
+      <w:r>
+        <w:rPr>
+          <w:rFonts w:ascii="Times New Roman" w:hAnsi="Times New Roman"/>
+          <w:sz w:val="26"/>
+        </w:rPr>
+        <w:t>phần</w:t>
+      </w:r>
+      <w:proofErr w:type="spellEnd"/>
+      <w:r>
+        <w:rPr>
+          <w:rFonts w:ascii="Times New Roman" w:hAnsi="Times New Roman"/>
+          <w:sz w:val="26"/>
+        </w:rPr>
+        <w:t xml:space="preserve"> </w:t>
+      </w:r>
+      <w:proofErr w:type="spellStart"/>
+      <w:r>
+        <w:rPr>
+          <w:rFonts w:ascii="Times New Roman" w:hAnsi="Times New Roman"/>
+          <w:sz w:val="26"/>
+        </w:rPr>
+        <w:t>vốn</w:t>
+      </w:r>
+      <w:proofErr w:type="spellEnd"/>
+      <w:r>
+        <w:rPr>
+          <w:rFonts w:ascii="Times New Roman" w:hAnsi="Times New Roman"/>
+          <w:sz w:val="26"/>
+        </w:rPr>
+        <w:t xml:space="preserve"> </w:t>
+      </w:r>
+      <w:proofErr w:type="spellStart"/>
+      <w:r>
+        <w:rPr>
+          <w:rFonts w:ascii="Times New Roman" w:hAnsi="Times New Roman"/>
+          <w:sz w:val="26"/>
+        </w:rPr>
+        <w:t>góp</w:t>
+      </w:r>
+      <w:proofErr w:type="spellEnd"/>
+      <w:r>
+        <w:rPr>
+          <w:rFonts w:ascii="Times New Roman" w:hAnsi="Times New Roman"/>
+          <w:sz w:val="26"/>
+        </w:rPr>
+        <w:t xml:space="preserve"> </w:t>
+      </w:r>
+      <w:proofErr w:type="spellStart"/>
+      <w:r>
+        <w:rPr>
+          <w:rFonts w:ascii="Times New Roman" w:hAnsi="Times New Roman"/>
+          <w:sz w:val="26"/>
+        </w:rPr>
+        <w:t>số</w:t>
+      </w:r>
+      <w:proofErr w:type="spellEnd"/>
+      <w:r>
+        <w:rPr>
+          <w:rFonts w:ascii="Times New Roman" w:hAnsi="Times New Roman"/>
+          <w:sz w:val="26"/>
+        </w:rPr>
+        <w:t xml:space="preserve"> </w:t>
+      </w:r>
+      <w:proofErr w:type="spellStart"/>
+      <w:r>
+        <w:rPr>
+          <w:rFonts w:ascii="Times New Roman" w:hAnsi="Times New Roman"/>
+          <w:sz w:val="26"/>
+        </w:rPr>
+        <w:t>tiền</w:t>
+      </w:r>
+      <w:proofErr w:type="spellEnd"/>
+      <w:r>
+        <w:rPr>
+          <w:rFonts w:ascii="Times New Roman" w:hAnsi="Times New Roman"/>
+          <w:sz w:val="26"/>
+        </w:rPr>
+        <w:t xml:space="preserve"> 2.000.000.000 </w:t>
+      </w:r>
+      <w:proofErr w:type="spellStart"/>
+      <w:r>
+        <w:rPr>
+          <w:rFonts w:ascii="Times New Roman" w:hAnsi="Times New Roman"/>
+          <w:sz w:val="26"/>
+        </w:rPr>
+        <w:t>đồng</w:t>
+      </w:r>
+      <w:proofErr w:type="spellEnd"/>
+      <w:r>
+        <w:rPr>
+          <w:rFonts w:ascii="Times New Roman" w:hAnsi="Times New Roman"/>
+          <w:sz w:val="26"/>
+        </w:rPr>
+        <w:t xml:space="preserve"> (</w:t>
+      </w:r>
+      <w:proofErr w:type="spellStart"/>
+      <w:r>
+        <w:rPr>
+          <w:rFonts w:ascii="Times New Roman" w:hAnsi="Times New Roman"/>
+          <w:sz w:val="26"/>
+        </w:rPr>
+        <w:t>Bằng</w:t>
+      </w:r>
+      <w:proofErr w:type="spellEnd"/>
+      <w:r>
+        <w:rPr>
+          <w:rFonts w:ascii="Times New Roman" w:hAnsi="Times New Roman"/>
+          <w:sz w:val="26"/>
+        </w:rPr>
+        <w:t xml:space="preserve"> </w:t>
+      </w:r>
+      <w:proofErr w:type="spellStart"/>
+      <w:r>
+        <w:rPr>
+          <w:rFonts w:ascii="Times New Roman" w:hAnsi="Times New Roman"/>
+          <w:sz w:val="26"/>
+        </w:rPr>
+        <w:t>chữ</w:t>
+      </w:r>
+      <w:proofErr w:type="spellEnd"/>
+      <w:r>
+        <w:rPr>
+          <w:rFonts w:ascii="Times New Roman" w:hAnsi="Times New Roman"/>
+          <w:sz w:val="26"/>
+        </w:rPr>
+        <w:t xml:space="preserve">: Hai </w:t>
+      </w:r>
+      <w:proofErr w:type="spellStart"/>
+      <w:r>
+        <w:rPr>
+          <w:rFonts w:ascii="Times New Roman" w:hAnsi="Times New Roman"/>
+          <w:sz w:val="26"/>
+        </w:rPr>
+        <w:t>tỷ</w:t>
+      </w:r>
+      <w:proofErr w:type="spellEnd"/>
+      <w:r>
+        <w:rPr>
+          <w:rFonts w:ascii="Times New Roman" w:hAnsi="Times New Roman"/>
+          <w:sz w:val="26"/>
+        </w:rPr>
+        <w:t xml:space="preserve"> </w:t>
+      </w:r>
+      <w:proofErr w:type="spellStart"/>
+      <w:r>
+        <w:rPr>
+          <w:rFonts w:ascii="Times New Roman" w:hAnsi="Times New Roman"/>
+          <w:sz w:val="26"/>
+        </w:rPr>
+        <w:t>đồng</w:t>
+      </w:r>
+      <w:proofErr w:type="spellEnd"/>
+      <w:r>
+        <w:rPr>
+          <w:rFonts w:ascii="Times New Roman" w:hAnsi="Times New Roman"/>
+          <w:sz w:val="26"/>
+        </w:rPr>
+        <w:t xml:space="preserve">) </w:t>
+      </w:r>
+      <w:proofErr w:type="spellStart"/>
+      <w:r>
+        <w:rPr>
+          <w:rFonts w:ascii="Times New Roman" w:hAnsi="Times New Roman"/>
+          <w:sz w:val="26"/>
+        </w:rPr>
+        <w:t>chiếm</w:t>
+      </w:r>
+      <w:proofErr w:type="spellEnd"/>
+      <w:r>
+        <w:rPr>
+          <w:rFonts w:ascii="Times New Roman" w:hAnsi="Times New Roman"/>
+          <w:sz w:val="26"/>
+        </w:rPr>
+        <w:t xml:space="preserve"> </w:t>
+      </w:r>
+      <w:proofErr w:type="spellStart"/>
+      <w:r>
+        <w:rPr>
+          <w:rFonts w:ascii="Times New Roman" w:hAnsi="Times New Roman"/>
+          <w:sz w:val="26"/>
+        </w:rPr>
+        <w:t>tỷ</w:t>
+      </w:r>
+      <w:proofErr w:type="spellEnd"/>
+      <w:r>
+        <w:rPr>
+          <w:rFonts w:ascii="Times New Roman" w:hAnsi="Times New Roman"/>
+          <w:sz w:val="26"/>
+        </w:rPr>
+        <w:t xml:space="preserve"> </w:t>
+      </w:r>
+      <w:proofErr w:type="spellStart"/>
+      <w:r>
+        <w:rPr>
+          <w:rFonts w:ascii="Times New Roman" w:hAnsi="Times New Roman"/>
+          <w:sz w:val="26"/>
+        </w:rPr>
+        <w:t>lệ</w:t>
+      </w:r>
+      <w:proofErr w:type="spellEnd"/>
+      <w:r>
+        <w:rPr>
+          <w:rFonts w:ascii="Times New Roman" w:hAnsi="Times New Roman"/>
+          <w:sz w:val="26"/>
+        </w:rPr>
+        <w:t xml:space="preserve"> 100% </w:t>
+      </w:r>
+      <w:proofErr w:type="spellStart"/>
+      <w:r>
+        <w:rPr>
+          <w:rFonts w:ascii="Times New Roman" w:hAnsi="Times New Roman"/>
+          <w:sz w:val="26"/>
+        </w:rPr>
+        <w:t>vốn</w:t>
+      </w:r>
+      <w:proofErr w:type="spellEnd"/>
+      <w:r>
+        <w:rPr>
+          <w:rFonts w:ascii="Times New Roman" w:hAnsi="Times New Roman"/>
+          <w:sz w:val="26"/>
+        </w:rPr>
+        <w:t xml:space="preserve"> </w:t>
+      </w:r>
+      <w:proofErr w:type="spellStart"/>
+      <w:r>
+        <w:rPr>
+          <w:rFonts w:ascii="Times New Roman" w:hAnsi="Times New Roman"/>
+          <w:sz w:val="26"/>
+        </w:rPr>
+        <w:t>điều</w:t>
+      </w:r>
+      <w:proofErr w:type="spellEnd"/>
+      <w:r>
+        <w:rPr>
+          <w:rFonts w:ascii="Times New Roman" w:hAnsi="Times New Roman"/>
+          <w:sz w:val="26"/>
+        </w:rPr>
+        <w:t xml:space="preserve"> </w:t>
+      </w:r>
+      <w:proofErr w:type="spellStart"/>
+      <w:r>
+        <w:rPr>
+          <w:rFonts w:ascii="Times New Roman" w:hAnsi="Times New Roman"/>
+          <w:sz w:val="26"/>
+        </w:rPr>
+        <w:t>lệ</w:t>
+      </w:r>
+      <w:proofErr w:type="spellEnd"/>
+      <w:r>
+        <w:rPr>
+          <w:rFonts w:ascii="Times New Roman" w:hAnsi="Times New Roman"/>
+          <w:sz w:val="26"/>
+        </w:rPr>
+        <w:t xml:space="preserve"> </w:t>
+      </w:r>
+      <w:proofErr w:type="spellStart"/>
+      <w:r>
+        <w:rPr>
+          <w:rFonts w:ascii="Times New Roman" w:hAnsi="Times New Roman"/>
+          <w:sz w:val="26"/>
+        </w:rPr>
+        <w:t>được</w:t>
+      </w:r>
+      <w:proofErr w:type="spellEnd"/>
+      <w:r>
+        <w:rPr>
+          <w:rFonts w:ascii="Times New Roman" w:hAnsi="Times New Roman"/>
+          <w:sz w:val="26"/>
+        </w:rPr>
+        <w:t xml:space="preserve"> </w:t>
+      </w:r>
+      <w:proofErr w:type="spellStart"/>
+      <w:r>
+        <w:rPr>
+          <w:rFonts w:ascii="Times New Roman" w:hAnsi="Times New Roman"/>
+          <w:sz w:val="26"/>
+        </w:rPr>
+        <w:t>thực</w:t>
+      </w:r>
+      <w:proofErr w:type="spellEnd"/>
+      <w:r>
+        <w:rPr>
+          <w:rFonts w:ascii="Times New Roman" w:hAnsi="Times New Roman"/>
+          <w:sz w:val="26"/>
+        </w:rPr>
+        <w:t xml:space="preserve"> </w:t>
+      </w:r>
+      <w:proofErr w:type="spellStart"/>
+      <w:r>
+        <w:rPr>
+          <w:rFonts w:ascii="Times New Roman" w:hAnsi="Times New Roman"/>
+          <w:sz w:val="26"/>
+        </w:rPr>
+        <w:t>hiện</w:t>
+      </w:r>
+      <w:proofErr w:type="spellEnd"/>
+      <w:r>
+        <w:rPr>
+          <w:rFonts w:ascii="Times New Roman" w:hAnsi="Times New Roman"/>
+          <w:sz w:val="26"/>
+        </w:rPr>
+        <w:t xml:space="preserve"> </w:t>
+      </w:r>
+      <w:proofErr w:type="spellStart"/>
+      <w:r>
+        <w:rPr>
+          <w:rFonts w:ascii="Times New Roman" w:hAnsi="Times New Roman"/>
+          <w:sz w:val="26"/>
+        </w:rPr>
+        <w:t>ngay</w:t>
+      </w:r>
+      <w:proofErr w:type="spellEnd"/>
+      <w:r>
+        <w:rPr>
+          <w:rFonts w:ascii="Times New Roman" w:hAnsi="Times New Roman"/>
+          <w:sz w:val="26"/>
+        </w:rPr>
+        <w:t xml:space="preserve"> </w:t>
+      </w:r>
+      <w:proofErr w:type="spellStart"/>
+      <w:r>
+        <w:rPr>
+          <w:rFonts w:ascii="Times New Roman" w:hAnsi="Times New Roman"/>
+          <w:sz w:val="26"/>
+        </w:rPr>
+        <w:t>tại</w:t>
+      </w:r>
+      <w:proofErr w:type="spellEnd"/>
+      <w:r>
+        <w:rPr>
+          <w:rFonts w:ascii="Times New Roman" w:hAnsi="Times New Roman"/>
+          <w:sz w:val="26"/>
+        </w:rPr>
+        <w:t xml:space="preserve"> </w:t>
+      </w:r>
+      <w:proofErr w:type="spellStart"/>
+      <w:r>
+        <w:rPr>
+          <w:rFonts w:ascii="Times New Roman" w:hAnsi="Times New Roman"/>
+          <w:sz w:val="26"/>
+        </w:rPr>
+        <w:t>thời</w:t>
+      </w:r>
+      <w:proofErr w:type="spellEnd"/>
+      <w:r>
+        <w:rPr>
+          <w:rFonts w:ascii="Times New Roman" w:hAnsi="Times New Roman"/>
+          <w:sz w:val="26"/>
+        </w:rPr>
+        <w:t xml:space="preserve"> </w:t>
+      </w:r>
+      <w:proofErr w:type="spellStart"/>
+      <w:r>
+        <w:rPr>
+          <w:rFonts w:ascii="Times New Roman" w:hAnsi="Times New Roman"/>
+          <w:sz w:val="26"/>
+        </w:rPr>
+        <w:t>điểm</w:t>
+      </w:r>
+      <w:proofErr w:type="spellEnd"/>
+      <w:r>
+        <w:rPr>
+          <w:rFonts w:ascii="Times New Roman" w:hAnsi="Times New Roman"/>
+          <w:sz w:val="26"/>
+        </w:rPr>
+        <w:t xml:space="preserve"> </w:t>
+      </w:r>
+      <w:proofErr w:type="spellStart"/>
+      <w:r>
+        <w:rPr>
+          <w:rFonts w:ascii="Times New Roman" w:hAnsi="Times New Roman"/>
+          <w:sz w:val="26"/>
+        </w:rPr>
+        <w:t>hợp</w:t>
+      </w:r>
+      <w:proofErr w:type="spellEnd"/>
+      <w:r>
+        <w:rPr>
+          <w:rFonts w:ascii="Times New Roman" w:hAnsi="Times New Roman"/>
+          <w:sz w:val="26"/>
+        </w:rPr>
+        <w:t xml:space="preserve"> </w:t>
+      </w:r>
+      <w:proofErr w:type="spellStart"/>
+      <w:r>
+        <w:rPr>
+          <w:rFonts w:ascii="Times New Roman" w:hAnsi="Times New Roman"/>
+          <w:sz w:val="26"/>
+        </w:rPr>
+        <w:t>đồng</w:t>
+      </w:r>
+      <w:proofErr w:type="spellEnd"/>
+      <w:r>
+        <w:rPr>
+          <w:rFonts w:ascii="Times New Roman" w:hAnsi="Times New Roman"/>
+          <w:sz w:val="26"/>
+        </w:rPr>
+        <w:t xml:space="preserve"> </w:t>
+      </w:r>
+      <w:proofErr w:type="spellStart"/>
+      <w:r>
+        <w:rPr>
+          <w:rFonts w:ascii="Times New Roman" w:hAnsi="Times New Roman"/>
+          <w:sz w:val="26"/>
+        </w:rPr>
+        <w:t>này</w:t>
+      </w:r>
+      <w:proofErr w:type="spellEnd"/>
+      <w:r>
+        <w:rPr>
+          <w:rFonts w:ascii="Times New Roman" w:hAnsi="Times New Roman"/>
+          <w:sz w:val="26"/>
+        </w:rPr>
+        <w:t xml:space="preserve"> </w:t>
+      </w:r>
+      <w:proofErr w:type="spellStart"/>
+      <w:r>
+        <w:rPr>
+          <w:rFonts w:ascii="Times New Roman" w:hAnsi="Times New Roman"/>
+          <w:sz w:val="26"/>
+        </w:rPr>
+        <w:t>có</w:t>
+      </w:r>
+      <w:proofErr w:type="spellEnd"/>
+      <w:r>
+        <w:rPr>
+          <w:rFonts w:ascii="Times New Roman" w:hAnsi="Times New Roman"/>
+          <w:sz w:val="26"/>
+        </w:rPr>
+        <w:t xml:space="preserve"> </w:t>
+      </w:r>
+      <w:proofErr w:type="spellStart"/>
+      <w:r>
+        <w:rPr>
+          <w:rFonts w:ascii="Times New Roman" w:hAnsi="Times New Roman"/>
+          <w:sz w:val="26"/>
+        </w:rPr>
+        <w:t>hiệu</w:t>
+      </w:r>
+      <w:proofErr w:type="spellEnd"/>
+      <w:r>
+        <w:rPr>
+          <w:rFonts w:ascii="Times New Roman" w:hAnsi="Times New Roman"/>
+          <w:sz w:val="26"/>
+        </w:rPr>
+        <w:t xml:space="preserve"> </w:t>
+      </w:r>
+      <w:proofErr w:type="spellStart"/>
+      <w:r>
+        <w:rPr>
+          <w:rFonts w:ascii="Times New Roman" w:hAnsi="Times New Roman"/>
+          <w:sz w:val="26"/>
+        </w:rPr>
+        <w:t>lực</w:t>
+      </w:r>
+      <w:proofErr w:type="spellEnd"/>
+      <w:r>
+        <w:rPr>
+          <w:rFonts w:ascii="Times New Roman" w:hAnsi="Times New Roman"/>
+          <w:sz w:val="26"/>
+        </w:rPr>
+        <w:t xml:space="preserve"> </w:t>
+      </w:r>
+      <w:proofErr w:type="spellStart"/>
+      <w:r>
+        <w:rPr>
+          <w:rFonts w:ascii="Times New Roman" w:hAnsi="Times New Roman"/>
+          <w:sz w:val="26"/>
+        </w:rPr>
+        <w:t>với</w:t>
+      </w:r>
+      <w:proofErr w:type="spellEnd"/>
+      <w:r>
+        <w:rPr>
+          <w:rFonts w:ascii="Times New Roman" w:hAnsi="Times New Roman"/>
+          <w:sz w:val="26"/>
+        </w:rPr>
+        <w:t xml:space="preserve"> </w:t>
+      </w:r>
+      <w:proofErr w:type="spellStart"/>
+      <w:r>
+        <w:rPr>
+          <w:rFonts w:ascii="Times New Roman" w:hAnsi="Times New Roman"/>
+          <w:sz w:val="26"/>
+        </w:rPr>
+        <w:t>sự</w:t>
+      </w:r>
+      <w:proofErr w:type="spellEnd"/>
+      <w:r>
+        <w:rPr>
+          <w:rFonts w:ascii="Times New Roman" w:hAnsi="Times New Roman"/>
+          <w:sz w:val="26"/>
+        </w:rPr>
+        <w:t xml:space="preserve"> </w:t>
+      </w:r>
+      <w:proofErr w:type="spellStart"/>
+      <w:r>
+        <w:rPr>
+          <w:rFonts w:ascii="Times New Roman" w:hAnsi="Times New Roman"/>
+          <w:sz w:val="26"/>
+        </w:rPr>
+        <w:t>chứng</w:t>
+      </w:r>
+      <w:proofErr w:type="spellEnd"/>
+      <w:r>
+        <w:rPr>
+          <w:rFonts w:ascii="Times New Roman" w:hAnsi="Times New Roman"/>
+          <w:sz w:val="26"/>
+        </w:rPr>
+        <w:t xml:space="preserve"> </w:t>
+      </w:r>
+      <w:proofErr w:type="spellStart"/>
+      <w:r>
+        <w:rPr>
+          <w:rFonts w:ascii="Times New Roman" w:hAnsi="Times New Roman"/>
+          <w:sz w:val="26"/>
+        </w:rPr>
+        <w:t>kiến</w:t>
+      </w:r>
+      <w:proofErr w:type="spellEnd"/>
+      <w:r>
+        <w:rPr>
+          <w:rFonts w:ascii="Times New Roman" w:hAnsi="Times New Roman"/>
+          <w:sz w:val="26"/>
+        </w:rPr>
+        <w:t xml:space="preserve"> </w:t>
+      </w:r>
+      <w:proofErr w:type="spellStart"/>
+      <w:r>
+        <w:rPr>
+          <w:rFonts w:ascii="Times New Roman" w:hAnsi="Times New Roman"/>
+          <w:sz w:val="26"/>
+        </w:rPr>
+        <w:t>của</w:t>
+      </w:r>
+      <w:proofErr w:type="spellEnd"/>
+      <w:r>
+        <w:rPr>
+          <w:rFonts w:ascii="Times New Roman" w:hAnsi="Times New Roman"/>
+          <w:sz w:val="26"/>
+        </w:rPr>
+        <w:t xml:space="preserve"> </w:t>
+      </w:r>
+      <w:proofErr w:type="spellStart"/>
+      <w:r>
+        <w:rPr>
+          <w:rFonts w:ascii="Times New Roman" w:hAnsi="Times New Roman"/>
+          <w:sz w:val="26"/>
+        </w:rPr>
+        <w:t>người</w:t>
+      </w:r>
+      <w:proofErr w:type="spellEnd"/>
+      <w:r>
+        <w:rPr>
+          <w:rFonts w:ascii="Times New Roman" w:hAnsi="Times New Roman"/>
+          <w:sz w:val="26"/>
+        </w:rPr>
+        <w:t xml:space="preserve"> </w:t>
+      </w:r>
+      <w:proofErr w:type="spellStart"/>
+      <w:r>
+        <w:rPr>
+          <w:rFonts w:ascii="Times New Roman" w:hAnsi="Times New Roman"/>
+          <w:sz w:val="26"/>
+        </w:rPr>
+        <w:t>đại</w:t>
+      </w:r>
+      <w:proofErr w:type="spellEnd"/>
+      <w:r>
+        <w:rPr>
+          <w:rFonts w:ascii="Times New Roman" w:hAnsi="Times New Roman"/>
+          <w:sz w:val="26"/>
+        </w:rPr>
+        <w:t xml:space="preserve"> </w:t>
+      </w:r>
+      <w:proofErr w:type="spellStart"/>
+      <w:r>
+        <w:rPr>
+          <w:rFonts w:ascii="Times New Roman" w:hAnsi="Times New Roman"/>
+          <w:sz w:val="26"/>
+        </w:rPr>
+        <w:t>diện</w:t>
+      </w:r>
+      <w:proofErr w:type="spellEnd"/>
+      <w:r>
+        <w:rPr>
+          <w:rFonts w:ascii="Times New Roman" w:hAnsi="Times New Roman"/>
+          <w:sz w:val="26"/>
+        </w:rPr>
+        <w:t xml:space="preserve"> </w:t>
+      </w:r>
+      <w:proofErr w:type="spellStart"/>
+      <w:r>
+        <w:rPr>
+          <w:rFonts w:ascii="Times New Roman" w:hAnsi="Times New Roman"/>
+          <w:sz w:val="26"/>
+        </w:rPr>
+        <w:t>theo</w:t>
+      </w:r>
+      <w:proofErr w:type="spellEnd"/>
+      <w:r>
+        <w:rPr>
+          <w:rFonts w:ascii="Times New Roman" w:hAnsi="Times New Roman"/>
+          <w:sz w:val="26"/>
+        </w:rPr>
+        <w:t xml:space="preserve"> </w:t>
+      </w:r>
+      <w:proofErr w:type="spellStart"/>
+      <w:r>
+        <w:rPr>
+          <w:rFonts w:ascii="Times New Roman" w:hAnsi="Times New Roman"/>
+          <w:sz w:val="26"/>
+        </w:rPr>
+        <w:t>pháp</w:t>
+      </w:r>
+      <w:proofErr w:type="spellEnd"/>
+      <w:r>
+        <w:rPr>
+          <w:rFonts w:ascii="Times New Roman" w:hAnsi="Times New Roman"/>
+          <w:sz w:val="26"/>
+        </w:rPr>
+        <w:t xml:space="preserve"> </w:t>
+      </w:r>
+      <w:proofErr w:type="spellStart"/>
+      <w:r>
+        <w:rPr>
+          <w:rFonts w:ascii="Times New Roman" w:hAnsi="Times New Roman"/>
+          <w:sz w:val="26"/>
+        </w:rPr>
+        <w:t>luật</w:t>
+      </w:r>
+      <w:proofErr w:type="spellEnd"/>
+      <w:r>
+        <w:rPr>
+          <w:rFonts w:ascii="Times New Roman" w:hAnsi="Times New Roman"/>
+          <w:sz w:val="26"/>
+        </w:rPr>
+        <w:t xml:space="preserve"> </w:t>
+      </w:r>
+      <w:proofErr w:type="spellStart"/>
+      <w:r>
+        <w:rPr>
+          <w:rFonts w:ascii="Times New Roman" w:hAnsi="Times New Roman"/>
+          <w:sz w:val="26"/>
+        </w:rPr>
+        <w:t>của</w:t>
+      </w:r>
+      <w:proofErr w:type="spellEnd"/>
+      <w:r>
+        <w:rPr>
+          <w:rFonts w:ascii="Times New Roman" w:hAnsi="Times New Roman"/>
+          <w:sz w:val="26"/>
+        </w:rPr>
+        <w:t xml:space="preserve"> </w:t>
+      </w:r>
+      <w:proofErr w:type="spellStart"/>
+      <w:r>
+        <w:rPr>
+          <w:rFonts w:ascii="Times New Roman" w:hAnsi="Times New Roman"/>
+          <w:sz w:val="26"/>
+        </w:rPr>
+        <w:t>công</w:t>
+      </w:r>
+      <w:proofErr w:type="spellEnd"/>
+      <w:r>
+        <w:rPr>
+          <w:rFonts w:ascii="Times New Roman" w:hAnsi="Times New Roman"/>
+          <w:sz w:val="26"/>
+        </w:rPr>
+        <w:t xml:space="preserve"> ty.</w:t>
       </w:r>
     </w:p>
     <w:p>
@@ -3169,7 +4422,6 @@
         <w:rPr>
           <w:rFonts w:ascii="Times New Roman" w:hAnsi="Times New Roman"/>
           <w:sz w:val="26"/>
-          <w:szCs w:val="26"/>
         </w:rPr>
         <w:t>Điều</w:t>
       </w:r>
@@ -3178,7 +4430,6 @@
         <w:rPr>
           <w:rFonts w:ascii="Times New Roman" w:hAnsi="Times New Roman"/>
           <w:sz w:val="26"/>
-          <w:szCs w:val="26"/>
         </w:rPr>
         <w:t xml:space="preserve"> 4: Hai </w:t>
       </w:r>
@@ -3187,7 +4438,6 @@
         <w:rPr>
           <w:rFonts w:ascii="Times New Roman" w:hAnsi="Times New Roman"/>
           <w:sz w:val="26"/>
-          <w:szCs w:val="26"/>
         </w:rPr>
         <w:t>bên</w:t>
       </w:r>
@@ -3196,16 +4446,14 @@
         <w:rPr>
           <w:rFonts w:ascii="Times New Roman" w:hAnsi="Times New Roman"/>
           <w:sz w:val="26"/>
-          <w:szCs w:val="26"/>
-        </w:rPr>
-        <w:t xml:space="preserve"> </w:t>
-      </w:r>
-      <w:proofErr w:type="spellStart"/>
-      <w:r>
-        <w:rPr>
-          <w:rFonts w:ascii="Times New Roman" w:hAnsi="Times New Roman"/>
-          <w:sz w:val="26"/>
-          <w:szCs w:val="26"/>
+        </w:rPr>
+        <w:t xml:space="preserve"> </w:t>
+      </w:r>
+      <w:proofErr w:type="spellStart"/>
+      <w:r>
+        <w:rPr>
+          <w:rFonts w:ascii="Times New Roman" w:hAnsi="Times New Roman"/>
+          <w:sz w:val="26"/>
         </w:rPr>
         <w:t>có</w:t>
       </w:r>
@@ -3214,16 +4462,14 @@
         <w:rPr>
           <w:rFonts w:ascii="Times New Roman" w:hAnsi="Times New Roman"/>
           <w:sz w:val="26"/>
-          <w:szCs w:val="26"/>
-        </w:rPr>
-        <w:t xml:space="preserve"> </w:t>
-      </w:r>
-      <w:proofErr w:type="spellStart"/>
-      <w:r>
-        <w:rPr>
-          <w:rFonts w:ascii="Times New Roman" w:hAnsi="Times New Roman"/>
-          <w:sz w:val="26"/>
-          <w:szCs w:val="26"/>
+        </w:rPr>
+        <w:t xml:space="preserve"> </w:t>
+      </w:r>
+      <w:proofErr w:type="spellStart"/>
+      <w:r>
+        <w:rPr>
+          <w:rFonts w:ascii="Times New Roman" w:hAnsi="Times New Roman"/>
+          <w:sz w:val="26"/>
         </w:rPr>
         <w:t>nghĩa</w:t>
       </w:r>
@@ -3232,16 +4478,14 @@
         <w:rPr>
           <w:rFonts w:ascii="Times New Roman" w:hAnsi="Times New Roman"/>
           <w:sz w:val="26"/>
-          <w:szCs w:val="26"/>
-        </w:rPr>
-        <w:t xml:space="preserve"> </w:t>
-      </w:r>
-      <w:proofErr w:type="spellStart"/>
-      <w:r>
-        <w:rPr>
-          <w:rFonts w:ascii="Times New Roman" w:hAnsi="Times New Roman"/>
-          <w:sz w:val="26"/>
-          <w:szCs w:val="26"/>
+        </w:rPr>
+        <w:t xml:space="preserve"> </w:t>
+      </w:r>
+      <w:proofErr w:type="spellStart"/>
+      <w:r>
+        <w:rPr>
+          <w:rFonts w:ascii="Times New Roman" w:hAnsi="Times New Roman"/>
+          <w:sz w:val="26"/>
         </w:rPr>
         <w:t>vụ</w:t>
       </w:r>
@@ -3250,16 +4494,14 @@
         <w:rPr>
           <w:rFonts w:ascii="Times New Roman" w:hAnsi="Times New Roman"/>
           <w:sz w:val="26"/>
-          <w:szCs w:val="26"/>
-        </w:rPr>
-        <w:t xml:space="preserve"> </w:t>
-      </w:r>
-      <w:proofErr w:type="spellStart"/>
-      <w:r>
-        <w:rPr>
-          <w:rFonts w:ascii="Times New Roman" w:hAnsi="Times New Roman"/>
-          <w:sz w:val="26"/>
-          <w:szCs w:val="26"/>
+        </w:rPr>
+        <w:t xml:space="preserve"> </w:t>
+      </w:r>
+      <w:proofErr w:type="spellStart"/>
+      <w:r>
+        <w:rPr>
+          <w:rFonts w:ascii="Times New Roman" w:hAnsi="Times New Roman"/>
+          <w:sz w:val="26"/>
         </w:rPr>
         <w:t>thực</w:t>
       </w:r>
@@ -3268,16 +4510,14 @@
         <w:rPr>
           <w:rFonts w:ascii="Times New Roman" w:hAnsi="Times New Roman"/>
           <w:sz w:val="26"/>
-          <w:szCs w:val="26"/>
-        </w:rPr>
-        <w:t xml:space="preserve"> </w:t>
-      </w:r>
-      <w:proofErr w:type="spellStart"/>
-      <w:r>
-        <w:rPr>
-          <w:rFonts w:ascii="Times New Roman" w:hAnsi="Times New Roman"/>
-          <w:sz w:val="26"/>
-          <w:szCs w:val="26"/>
+        </w:rPr>
+        <w:t xml:space="preserve"> </w:t>
+      </w:r>
+      <w:proofErr w:type="spellStart"/>
+      <w:r>
+        <w:rPr>
+          <w:rFonts w:ascii="Times New Roman" w:hAnsi="Times New Roman"/>
+          <w:sz w:val="26"/>
         </w:rPr>
         <w:t>hiện</w:t>
       </w:r>
@@ -3286,16 +4526,14 @@
         <w:rPr>
           <w:rFonts w:ascii="Times New Roman" w:hAnsi="Times New Roman"/>
           <w:sz w:val="26"/>
-          <w:szCs w:val="26"/>
-        </w:rPr>
-        <w:t xml:space="preserve"> </w:t>
-      </w:r>
-      <w:proofErr w:type="spellStart"/>
-      <w:r>
-        <w:rPr>
-          <w:rFonts w:ascii="Times New Roman" w:hAnsi="Times New Roman"/>
-          <w:sz w:val="26"/>
-          <w:szCs w:val="26"/>
+        </w:rPr>
+        <w:t xml:space="preserve"> </w:t>
+      </w:r>
+      <w:proofErr w:type="spellStart"/>
+      <w:r>
+        <w:rPr>
+          <w:rFonts w:ascii="Times New Roman" w:hAnsi="Times New Roman"/>
+          <w:sz w:val="26"/>
         </w:rPr>
         <w:t>các</w:t>
       </w:r>
@@ -3304,16 +4542,14 @@
         <w:rPr>
           <w:rFonts w:ascii="Times New Roman" w:hAnsi="Times New Roman"/>
           <w:sz w:val="26"/>
-          <w:szCs w:val="26"/>
-        </w:rPr>
-        <w:t xml:space="preserve"> </w:t>
-      </w:r>
-      <w:proofErr w:type="spellStart"/>
-      <w:r>
-        <w:rPr>
-          <w:rFonts w:ascii="Times New Roman" w:hAnsi="Times New Roman"/>
-          <w:sz w:val="26"/>
-          <w:szCs w:val="26"/>
+        </w:rPr>
+        <w:t xml:space="preserve"> </w:t>
+      </w:r>
+      <w:proofErr w:type="spellStart"/>
+      <w:r>
+        <w:rPr>
+          <w:rFonts w:ascii="Times New Roman" w:hAnsi="Times New Roman"/>
+          <w:sz w:val="26"/>
         </w:rPr>
         <w:t>vấn</w:t>
       </w:r>
@@ -3322,16 +4558,14 @@
         <w:rPr>
           <w:rFonts w:ascii="Times New Roman" w:hAnsi="Times New Roman"/>
           <w:sz w:val="26"/>
-          <w:szCs w:val="26"/>
-        </w:rPr>
-        <w:t xml:space="preserve"> </w:t>
-      </w:r>
-      <w:proofErr w:type="spellStart"/>
-      <w:r>
-        <w:rPr>
-          <w:rFonts w:ascii="Times New Roman" w:hAnsi="Times New Roman"/>
-          <w:sz w:val="26"/>
-          <w:szCs w:val="26"/>
+        </w:rPr>
+        <w:t xml:space="preserve"> </w:t>
+      </w:r>
+      <w:proofErr w:type="spellStart"/>
+      <w:r>
+        <w:rPr>
+          <w:rFonts w:ascii="Times New Roman" w:hAnsi="Times New Roman"/>
+          <w:sz w:val="26"/>
         </w:rPr>
         <w:t>đề</w:t>
       </w:r>
@@ -3340,16 +4574,14 @@
         <w:rPr>
           <w:rFonts w:ascii="Times New Roman" w:hAnsi="Times New Roman"/>
           <w:sz w:val="26"/>
-          <w:szCs w:val="26"/>
-        </w:rPr>
-        <w:t xml:space="preserve"> </w:t>
-      </w:r>
-      <w:proofErr w:type="spellStart"/>
-      <w:r>
-        <w:rPr>
-          <w:rFonts w:ascii="Times New Roman" w:hAnsi="Times New Roman"/>
-          <w:sz w:val="26"/>
-          <w:szCs w:val="26"/>
+        </w:rPr>
+        <w:t xml:space="preserve"> </w:t>
+      </w:r>
+      <w:proofErr w:type="spellStart"/>
+      <w:r>
+        <w:rPr>
+          <w:rFonts w:ascii="Times New Roman" w:hAnsi="Times New Roman"/>
+          <w:sz w:val="26"/>
         </w:rPr>
         <w:t>liên</w:t>
       </w:r>
@@ -3358,16 +4590,14 @@
         <w:rPr>
           <w:rFonts w:ascii="Times New Roman" w:hAnsi="Times New Roman"/>
           <w:sz w:val="26"/>
-          <w:szCs w:val="26"/>
-        </w:rPr>
-        <w:t xml:space="preserve"> </w:t>
-      </w:r>
-      <w:proofErr w:type="spellStart"/>
-      <w:r>
-        <w:rPr>
-          <w:rFonts w:ascii="Times New Roman" w:hAnsi="Times New Roman"/>
-          <w:sz w:val="26"/>
-          <w:szCs w:val="26"/>
+        </w:rPr>
+        <w:t xml:space="preserve"> </w:t>
+      </w:r>
+      <w:proofErr w:type="spellStart"/>
+      <w:r>
+        <w:rPr>
+          <w:rFonts w:ascii="Times New Roman" w:hAnsi="Times New Roman"/>
+          <w:sz w:val="26"/>
         </w:rPr>
         <w:t>quan</w:t>
       </w:r>
@@ -3376,16 +4606,14 @@
         <w:rPr>
           <w:rFonts w:ascii="Times New Roman" w:hAnsi="Times New Roman"/>
           <w:sz w:val="26"/>
-          <w:szCs w:val="26"/>
-        </w:rPr>
-        <w:t xml:space="preserve"> </w:t>
-      </w:r>
-      <w:proofErr w:type="spellStart"/>
-      <w:r>
-        <w:rPr>
-          <w:rFonts w:ascii="Times New Roman" w:hAnsi="Times New Roman"/>
-          <w:sz w:val="26"/>
-          <w:szCs w:val="26"/>
+        </w:rPr>
+        <w:t xml:space="preserve"> </w:t>
+      </w:r>
+      <w:proofErr w:type="spellStart"/>
+      <w:r>
+        <w:rPr>
+          <w:rFonts w:ascii="Times New Roman" w:hAnsi="Times New Roman"/>
+          <w:sz w:val="26"/>
         </w:rPr>
         <w:t>đến</w:t>
       </w:r>
@@ -3394,16 +4622,14 @@
         <w:rPr>
           <w:rFonts w:ascii="Times New Roman" w:hAnsi="Times New Roman"/>
           <w:sz w:val="26"/>
-          <w:szCs w:val="26"/>
-        </w:rPr>
-        <w:t xml:space="preserve"> </w:t>
-      </w:r>
-      <w:proofErr w:type="spellStart"/>
-      <w:r>
-        <w:rPr>
-          <w:rFonts w:ascii="Times New Roman" w:hAnsi="Times New Roman"/>
-          <w:sz w:val="26"/>
-          <w:szCs w:val="26"/>
+        </w:rPr>
+        <w:t xml:space="preserve"> </w:t>
+      </w:r>
+      <w:proofErr w:type="spellStart"/>
+      <w:r>
+        <w:rPr>
+          <w:rFonts w:ascii="Times New Roman" w:hAnsi="Times New Roman"/>
+          <w:sz w:val="26"/>
         </w:rPr>
         <w:t>việc</w:t>
       </w:r>
@@ -3412,16 +4638,14 @@
         <w:rPr>
           <w:rFonts w:ascii="Times New Roman" w:hAnsi="Times New Roman"/>
           <w:sz w:val="26"/>
-          <w:szCs w:val="26"/>
-        </w:rPr>
-        <w:t xml:space="preserve"> </w:t>
-      </w:r>
-      <w:proofErr w:type="spellStart"/>
-      <w:r>
-        <w:rPr>
-          <w:rFonts w:ascii="Times New Roman" w:hAnsi="Times New Roman"/>
-          <w:sz w:val="26"/>
-          <w:szCs w:val="26"/>
+        </w:rPr>
+        <w:t xml:space="preserve"> </w:t>
+      </w:r>
+      <w:proofErr w:type="spellStart"/>
+      <w:r>
+        <w:rPr>
+          <w:rFonts w:ascii="Times New Roman" w:hAnsi="Times New Roman"/>
+          <w:sz w:val="26"/>
         </w:rPr>
         <w:t>chuyển</w:t>
       </w:r>
@@ -3430,16 +4654,14 @@
         <w:rPr>
           <w:rFonts w:ascii="Times New Roman" w:hAnsi="Times New Roman"/>
           <w:sz w:val="26"/>
-          <w:szCs w:val="26"/>
-        </w:rPr>
-        <w:t xml:space="preserve"> </w:t>
-      </w:r>
-      <w:proofErr w:type="spellStart"/>
-      <w:r>
-        <w:rPr>
-          <w:rFonts w:ascii="Times New Roman" w:hAnsi="Times New Roman"/>
-          <w:sz w:val="26"/>
-          <w:szCs w:val="26"/>
+        </w:rPr>
+        <w:t xml:space="preserve"> </w:t>
+      </w:r>
+      <w:proofErr w:type="spellStart"/>
+      <w:r>
+        <w:rPr>
+          <w:rFonts w:ascii="Times New Roman" w:hAnsi="Times New Roman"/>
+          <w:sz w:val="26"/>
         </w:rPr>
         <w:t>nhượng</w:t>
       </w:r>
@@ -3448,16 +4670,14 @@
         <w:rPr>
           <w:rFonts w:ascii="Times New Roman" w:hAnsi="Times New Roman"/>
           <w:sz w:val="26"/>
-          <w:szCs w:val="26"/>
-        </w:rPr>
-        <w:t xml:space="preserve"> </w:t>
-      </w:r>
-      <w:proofErr w:type="spellStart"/>
-      <w:r>
-        <w:rPr>
-          <w:rFonts w:ascii="Times New Roman" w:hAnsi="Times New Roman"/>
-          <w:sz w:val="26"/>
-          <w:szCs w:val="26"/>
+        </w:rPr>
+        <w:t xml:space="preserve"> </w:t>
+      </w:r>
+      <w:proofErr w:type="spellStart"/>
+      <w:r>
+        <w:rPr>
+          <w:rFonts w:ascii="Times New Roman" w:hAnsi="Times New Roman"/>
+          <w:sz w:val="26"/>
         </w:rPr>
         <w:t>phần</w:t>
       </w:r>
@@ -3466,16 +4686,14 @@
         <w:rPr>
           <w:rFonts w:ascii="Times New Roman" w:hAnsi="Times New Roman"/>
           <w:sz w:val="26"/>
-          <w:szCs w:val="26"/>
-        </w:rPr>
-        <w:t xml:space="preserve"> </w:t>
-      </w:r>
-      <w:proofErr w:type="spellStart"/>
-      <w:r>
-        <w:rPr>
-          <w:rFonts w:ascii="Times New Roman" w:hAnsi="Times New Roman"/>
-          <w:sz w:val="26"/>
-          <w:szCs w:val="26"/>
+        </w:rPr>
+        <w:t xml:space="preserve"> </w:t>
+      </w:r>
+      <w:proofErr w:type="spellStart"/>
+      <w:r>
+        <w:rPr>
+          <w:rFonts w:ascii="Times New Roman" w:hAnsi="Times New Roman"/>
+          <w:sz w:val="26"/>
         </w:rPr>
         <w:t>vốn</w:t>
       </w:r>
@@ -3484,16 +4702,14 @@
         <w:rPr>
           <w:rFonts w:ascii="Times New Roman" w:hAnsi="Times New Roman"/>
           <w:sz w:val="26"/>
-          <w:szCs w:val="26"/>
-        </w:rPr>
-        <w:t xml:space="preserve"> </w:t>
-      </w:r>
-      <w:proofErr w:type="spellStart"/>
-      <w:r>
-        <w:rPr>
-          <w:rFonts w:ascii="Times New Roman" w:hAnsi="Times New Roman"/>
-          <w:sz w:val="26"/>
-          <w:szCs w:val="26"/>
+        </w:rPr>
+        <w:t xml:space="preserve"> </w:t>
+      </w:r>
+      <w:proofErr w:type="spellStart"/>
+      <w:r>
+        <w:rPr>
+          <w:rFonts w:ascii="Times New Roman" w:hAnsi="Times New Roman"/>
+          <w:sz w:val="26"/>
         </w:rPr>
         <w:t>góp</w:t>
       </w:r>
@@ -3502,16 +4718,14 @@
         <w:rPr>
           <w:rFonts w:ascii="Times New Roman" w:hAnsi="Times New Roman"/>
           <w:sz w:val="26"/>
-          <w:szCs w:val="26"/>
-        </w:rPr>
-        <w:t xml:space="preserve"> </w:t>
-      </w:r>
-      <w:proofErr w:type="spellStart"/>
-      <w:r>
-        <w:rPr>
-          <w:rFonts w:ascii="Times New Roman" w:hAnsi="Times New Roman"/>
-          <w:sz w:val="26"/>
-          <w:szCs w:val="26"/>
+        </w:rPr>
+        <w:t xml:space="preserve"> </w:t>
+      </w:r>
+      <w:proofErr w:type="spellStart"/>
+      <w:r>
+        <w:rPr>
+          <w:rFonts w:ascii="Times New Roman" w:hAnsi="Times New Roman"/>
+          <w:sz w:val="26"/>
         </w:rPr>
         <w:t>để</w:t>
       </w:r>
@@ -3520,7 +4734,6 @@
         <w:rPr>
           <w:rFonts w:ascii="Times New Roman" w:hAnsi="Times New Roman"/>
           <w:sz w:val="26"/>
-          <w:szCs w:val="26"/>
         </w:rPr>
         <w:t xml:space="preserve"> CÔNG TY TNHH MTV CỬU LONG FURNITURE </w:t>
       </w:r>
@@ -3529,7 +4742,6 @@
         <w:rPr>
           <w:rFonts w:ascii="Times New Roman" w:hAnsi="Times New Roman"/>
           <w:sz w:val="26"/>
-          <w:szCs w:val="26"/>
         </w:rPr>
         <w:t>hoàn</w:t>
       </w:r>
@@ -3538,16 +4750,14 @@
         <w:rPr>
           <w:rFonts w:ascii="Times New Roman" w:hAnsi="Times New Roman"/>
           <w:sz w:val="26"/>
-          <w:szCs w:val="26"/>
-        </w:rPr>
-        <w:t xml:space="preserve"> </w:t>
-      </w:r>
-      <w:proofErr w:type="spellStart"/>
-      <w:r>
-        <w:rPr>
-          <w:rFonts w:ascii="Times New Roman" w:hAnsi="Times New Roman"/>
-          <w:sz w:val="26"/>
-          <w:szCs w:val="26"/>
+        </w:rPr>
+        <w:t xml:space="preserve"> </w:t>
+      </w:r>
+      <w:proofErr w:type="spellStart"/>
+      <w:r>
+        <w:rPr>
+          <w:rFonts w:ascii="Times New Roman" w:hAnsi="Times New Roman"/>
+          <w:sz w:val="26"/>
         </w:rPr>
         <w:t>tất</w:t>
       </w:r>
@@ -3556,16 +4766,14 @@
         <w:rPr>
           <w:rFonts w:ascii="Times New Roman" w:hAnsi="Times New Roman"/>
           <w:sz w:val="26"/>
-          <w:szCs w:val="26"/>
-        </w:rPr>
-        <w:t xml:space="preserve"> </w:t>
-      </w:r>
-      <w:proofErr w:type="spellStart"/>
-      <w:r>
-        <w:rPr>
-          <w:rFonts w:ascii="Times New Roman" w:hAnsi="Times New Roman"/>
-          <w:sz w:val="26"/>
-          <w:szCs w:val="26"/>
+        </w:rPr>
+        <w:t xml:space="preserve"> </w:t>
+      </w:r>
+      <w:proofErr w:type="spellStart"/>
+      <w:r>
+        <w:rPr>
+          <w:rFonts w:ascii="Times New Roman" w:hAnsi="Times New Roman"/>
+          <w:sz w:val="26"/>
         </w:rPr>
         <w:t>thủ</w:t>
       </w:r>
@@ -3574,16 +4782,14 @@
         <w:rPr>
           <w:rFonts w:ascii="Times New Roman" w:hAnsi="Times New Roman"/>
           <w:sz w:val="26"/>
-          <w:szCs w:val="26"/>
-        </w:rPr>
-        <w:t xml:space="preserve"> </w:t>
-      </w:r>
-      <w:proofErr w:type="spellStart"/>
-      <w:r>
-        <w:rPr>
-          <w:rFonts w:ascii="Times New Roman" w:hAnsi="Times New Roman"/>
-          <w:sz w:val="26"/>
-          <w:szCs w:val="26"/>
+        </w:rPr>
+        <w:t xml:space="preserve"> </w:t>
+      </w:r>
+      <w:proofErr w:type="spellStart"/>
+      <w:r>
+        <w:rPr>
+          <w:rFonts w:ascii="Times New Roman" w:hAnsi="Times New Roman"/>
+          <w:sz w:val="26"/>
         </w:rPr>
         <w:t>tục</w:t>
       </w:r>
@@ -3592,16 +4798,14 @@
         <w:rPr>
           <w:rFonts w:ascii="Times New Roman" w:hAnsi="Times New Roman"/>
           <w:sz w:val="26"/>
-          <w:szCs w:val="26"/>
-        </w:rPr>
-        <w:t xml:space="preserve"> </w:t>
-      </w:r>
-      <w:proofErr w:type="spellStart"/>
-      <w:r>
-        <w:rPr>
-          <w:rFonts w:ascii="Times New Roman" w:hAnsi="Times New Roman"/>
-          <w:sz w:val="26"/>
-          <w:szCs w:val="26"/>
+        </w:rPr>
+        <w:t xml:space="preserve"> </w:t>
+      </w:r>
+      <w:proofErr w:type="spellStart"/>
+      <w:r>
+        <w:rPr>
+          <w:rFonts w:ascii="Times New Roman" w:hAnsi="Times New Roman"/>
+          <w:sz w:val="26"/>
         </w:rPr>
         <w:t>đăng</w:t>
       </w:r>
@@ -3610,16 +4814,14 @@
         <w:rPr>
           <w:rFonts w:ascii="Times New Roman" w:hAnsi="Times New Roman"/>
           <w:sz w:val="26"/>
-          <w:szCs w:val="26"/>
-        </w:rPr>
-        <w:t xml:space="preserve"> </w:t>
-      </w:r>
-      <w:proofErr w:type="spellStart"/>
-      <w:r>
-        <w:rPr>
-          <w:rFonts w:ascii="Times New Roman" w:hAnsi="Times New Roman"/>
-          <w:sz w:val="26"/>
-          <w:szCs w:val="26"/>
+        </w:rPr>
+        <w:t xml:space="preserve"> </w:t>
+      </w:r>
+      <w:proofErr w:type="spellStart"/>
+      <w:r>
+        <w:rPr>
+          <w:rFonts w:ascii="Times New Roman" w:hAnsi="Times New Roman"/>
+          <w:sz w:val="26"/>
         </w:rPr>
         <w:t>ký</w:t>
       </w:r>
@@ -3628,16 +4830,14 @@
         <w:rPr>
           <w:rFonts w:ascii="Times New Roman" w:hAnsi="Times New Roman"/>
           <w:sz w:val="26"/>
-          <w:szCs w:val="26"/>
-        </w:rPr>
-        <w:t xml:space="preserve"> </w:t>
-      </w:r>
-      <w:proofErr w:type="spellStart"/>
-      <w:r>
-        <w:rPr>
-          <w:rFonts w:ascii="Times New Roman" w:hAnsi="Times New Roman"/>
-          <w:sz w:val="26"/>
-          <w:szCs w:val="26"/>
+        </w:rPr>
+        <w:t xml:space="preserve"> </w:t>
+      </w:r>
+      <w:proofErr w:type="spellStart"/>
+      <w:r>
+        <w:rPr>
+          <w:rFonts w:ascii="Times New Roman" w:hAnsi="Times New Roman"/>
+          <w:sz w:val="26"/>
         </w:rPr>
         <w:t>doanh</w:t>
       </w:r>
@@ -3646,16 +4846,14 @@
         <w:rPr>
           <w:rFonts w:ascii="Times New Roman" w:hAnsi="Times New Roman"/>
           <w:sz w:val="26"/>
-          <w:szCs w:val="26"/>
-        </w:rPr>
-        <w:t xml:space="preserve"> </w:t>
-      </w:r>
-      <w:proofErr w:type="spellStart"/>
-      <w:r>
-        <w:rPr>
-          <w:rFonts w:ascii="Times New Roman" w:hAnsi="Times New Roman"/>
-          <w:sz w:val="26"/>
-          <w:szCs w:val="26"/>
+        </w:rPr>
+        <w:t xml:space="preserve"> </w:t>
+      </w:r>
+      <w:proofErr w:type="spellStart"/>
+      <w:r>
+        <w:rPr>
+          <w:rFonts w:ascii="Times New Roman" w:hAnsi="Times New Roman"/>
+          <w:sz w:val="26"/>
         </w:rPr>
         <w:t>nghiệp</w:t>
       </w:r>
@@ -3664,16 +4862,14 @@
         <w:rPr>
           <w:rFonts w:ascii="Times New Roman" w:hAnsi="Times New Roman"/>
           <w:sz w:val="26"/>
-          <w:szCs w:val="26"/>
-        </w:rPr>
-        <w:t xml:space="preserve"> </w:t>
-      </w:r>
-      <w:proofErr w:type="spellStart"/>
-      <w:r>
-        <w:rPr>
-          <w:rFonts w:ascii="Times New Roman" w:hAnsi="Times New Roman"/>
-          <w:sz w:val="26"/>
-          <w:szCs w:val="26"/>
+        </w:rPr>
+        <w:t xml:space="preserve"> </w:t>
+      </w:r>
+      <w:proofErr w:type="spellStart"/>
+      <w:r>
+        <w:rPr>
+          <w:rFonts w:ascii="Times New Roman" w:hAnsi="Times New Roman"/>
+          <w:sz w:val="26"/>
         </w:rPr>
         <w:t>theo</w:t>
       </w:r>
@@ -3682,16 +4878,14 @@
         <w:rPr>
           <w:rFonts w:ascii="Times New Roman" w:hAnsi="Times New Roman"/>
           <w:sz w:val="26"/>
-          <w:szCs w:val="26"/>
-        </w:rPr>
-        <w:t xml:space="preserve"> </w:t>
-      </w:r>
-      <w:proofErr w:type="spellStart"/>
-      <w:r>
-        <w:rPr>
-          <w:rFonts w:ascii="Times New Roman" w:hAnsi="Times New Roman"/>
-          <w:sz w:val="26"/>
-          <w:szCs w:val="26"/>
+        </w:rPr>
+        <w:t xml:space="preserve"> </w:t>
+      </w:r>
+      <w:proofErr w:type="spellStart"/>
+      <w:r>
+        <w:rPr>
+          <w:rFonts w:ascii="Times New Roman" w:hAnsi="Times New Roman"/>
+          <w:sz w:val="26"/>
         </w:rPr>
         <w:t>quy</w:t>
       </w:r>
@@ -3700,16 +4894,14 @@
         <w:rPr>
           <w:rFonts w:ascii="Times New Roman" w:hAnsi="Times New Roman"/>
           <w:sz w:val="26"/>
-          <w:szCs w:val="26"/>
-        </w:rPr>
-        <w:t xml:space="preserve"> </w:t>
-      </w:r>
-      <w:proofErr w:type="spellStart"/>
-      <w:r>
-        <w:rPr>
-          <w:rFonts w:ascii="Times New Roman" w:hAnsi="Times New Roman"/>
-          <w:sz w:val="26"/>
-          <w:szCs w:val="26"/>
+        </w:rPr>
+        <w:t xml:space="preserve"> </w:t>
+      </w:r>
+      <w:proofErr w:type="spellStart"/>
+      <w:r>
+        <w:rPr>
+          <w:rFonts w:ascii="Times New Roman" w:hAnsi="Times New Roman"/>
+          <w:sz w:val="26"/>
         </w:rPr>
         <w:t>định</w:t>
       </w:r>
@@ -3718,16 +4910,14 @@
         <w:rPr>
           <w:rFonts w:ascii="Times New Roman" w:hAnsi="Times New Roman"/>
           <w:sz w:val="26"/>
-          <w:szCs w:val="26"/>
-        </w:rPr>
-        <w:t xml:space="preserve"> </w:t>
-      </w:r>
-      <w:proofErr w:type="spellStart"/>
-      <w:r>
-        <w:rPr>
-          <w:rFonts w:ascii="Times New Roman" w:hAnsi="Times New Roman"/>
-          <w:sz w:val="26"/>
-          <w:szCs w:val="26"/>
+        </w:rPr>
+        <w:t xml:space="preserve"> </w:t>
+      </w:r>
+      <w:proofErr w:type="spellStart"/>
+      <w:r>
+        <w:rPr>
+          <w:rFonts w:ascii="Times New Roman" w:hAnsi="Times New Roman"/>
+          <w:sz w:val="26"/>
         </w:rPr>
         <w:t>của</w:t>
       </w:r>
@@ -3736,16 +4926,14 @@
         <w:rPr>
           <w:rFonts w:ascii="Times New Roman" w:hAnsi="Times New Roman"/>
           <w:sz w:val="26"/>
-          <w:szCs w:val="26"/>
-        </w:rPr>
-        <w:t xml:space="preserve"> </w:t>
-      </w:r>
-      <w:proofErr w:type="spellStart"/>
-      <w:r>
-        <w:rPr>
-          <w:rFonts w:ascii="Times New Roman" w:hAnsi="Times New Roman"/>
-          <w:sz w:val="26"/>
-          <w:szCs w:val="26"/>
+        </w:rPr>
+        <w:t xml:space="preserve"> </w:t>
+      </w:r>
+      <w:proofErr w:type="spellStart"/>
+      <w:r>
+        <w:rPr>
+          <w:rFonts w:ascii="Times New Roman" w:hAnsi="Times New Roman"/>
+          <w:sz w:val="26"/>
         </w:rPr>
         <w:t>pháp</w:t>
       </w:r>
@@ -3754,16 +4942,14 @@
         <w:rPr>
           <w:rFonts w:ascii="Times New Roman" w:hAnsi="Times New Roman"/>
           <w:sz w:val="26"/>
-          <w:szCs w:val="26"/>
-        </w:rPr>
-        <w:t xml:space="preserve"> </w:t>
-      </w:r>
-      <w:proofErr w:type="spellStart"/>
-      <w:r>
-        <w:rPr>
-          <w:rFonts w:ascii="Times New Roman" w:hAnsi="Times New Roman"/>
-          <w:sz w:val="26"/>
-          <w:szCs w:val="26"/>
+        </w:rPr>
+        <w:t xml:space="preserve"> </w:t>
+      </w:r>
+      <w:proofErr w:type="spellStart"/>
+      <w:r>
+        <w:rPr>
+          <w:rFonts w:ascii="Times New Roman" w:hAnsi="Times New Roman"/>
+          <w:sz w:val="26"/>
         </w:rPr>
         <w:t>luật</w:t>
       </w:r>
@@ -3772,7 +4958,6 @@
         <w:rPr>
           <w:rFonts w:ascii="Times New Roman" w:hAnsi="Times New Roman"/>
           <w:sz w:val="26"/>
-          <w:szCs w:val="26"/>
         </w:rPr>
         <w:t xml:space="preserve">. </w:t>
       </w:r>
@@ -3794,7 +4979,6 @@
         <w:rPr>
           <w:rFonts w:ascii="Times New Roman" w:hAnsi="Times New Roman"/>
           <w:sz w:val="26"/>
-          <w:szCs w:val="26"/>
         </w:rPr>
         <w:t>Bên</w:t>
       </w:r>
@@ -3803,16 +4987,14 @@
         <w:rPr>
           <w:rFonts w:ascii="Times New Roman" w:hAnsi="Times New Roman"/>
           <w:sz w:val="26"/>
-          <w:szCs w:val="26"/>
-        </w:rPr>
-        <w:t xml:space="preserve"> </w:t>
-      </w:r>
-      <w:proofErr w:type="spellStart"/>
-      <w:r>
-        <w:rPr>
-          <w:rFonts w:ascii="Times New Roman" w:hAnsi="Times New Roman"/>
-          <w:sz w:val="26"/>
-          <w:szCs w:val="26"/>
+        </w:rPr>
+        <w:t xml:space="preserve"> </w:t>
+      </w:r>
+      <w:proofErr w:type="spellStart"/>
+      <w:r>
+        <w:rPr>
+          <w:rFonts w:ascii="Times New Roman" w:hAnsi="Times New Roman"/>
+          <w:sz w:val="26"/>
         </w:rPr>
         <w:t>mua</w:t>
       </w:r>
@@ -3821,16 +5003,14 @@
         <w:rPr>
           <w:rFonts w:ascii="Times New Roman" w:hAnsi="Times New Roman"/>
           <w:sz w:val="26"/>
-          <w:szCs w:val="26"/>
-        </w:rPr>
-        <w:t xml:space="preserve"> </w:t>
-      </w:r>
-      <w:proofErr w:type="spellStart"/>
-      <w:r>
-        <w:rPr>
-          <w:rFonts w:ascii="Times New Roman" w:hAnsi="Times New Roman"/>
-          <w:sz w:val="26"/>
-          <w:szCs w:val="26"/>
+        </w:rPr>
+        <w:t xml:space="preserve"> </w:t>
+      </w:r>
+      <w:proofErr w:type="spellStart"/>
+      <w:r>
+        <w:rPr>
+          <w:rFonts w:ascii="Times New Roman" w:hAnsi="Times New Roman"/>
+          <w:sz w:val="26"/>
         </w:rPr>
         <w:t>có</w:t>
       </w:r>
@@ -3839,16 +5019,14 @@
         <w:rPr>
           <w:rFonts w:ascii="Times New Roman" w:hAnsi="Times New Roman"/>
           <w:sz w:val="26"/>
-          <w:szCs w:val="26"/>
-        </w:rPr>
-        <w:t xml:space="preserve"> </w:t>
-      </w:r>
-      <w:proofErr w:type="spellStart"/>
-      <w:r>
-        <w:rPr>
-          <w:rFonts w:ascii="Times New Roman" w:hAnsi="Times New Roman"/>
-          <w:sz w:val="26"/>
-          <w:szCs w:val="26"/>
+        </w:rPr>
+        <w:t xml:space="preserve"> </w:t>
+      </w:r>
+      <w:proofErr w:type="spellStart"/>
+      <w:r>
+        <w:rPr>
+          <w:rFonts w:ascii="Times New Roman" w:hAnsi="Times New Roman"/>
+          <w:sz w:val="26"/>
         </w:rPr>
         <w:t>trách</w:t>
       </w:r>
@@ -3857,16 +5035,14 @@
         <w:rPr>
           <w:rFonts w:ascii="Times New Roman" w:hAnsi="Times New Roman"/>
           <w:sz w:val="26"/>
-          <w:szCs w:val="26"/>
-        </w:rPr>
-        <w:t xml:space="preserve"> </w:t>
-      </w:r>
-      <w:proofErr w:type="spellStart"/>
-      <w:r>
-        <w:rPr>
-          <w:rFonts w:ascii="Times New Roman" w:hAnsi="Times New Roman"/>
-          <w:sz w:val="26"/>
-          <w:szCs w:val="26"/>
+        </w:rPr>
+        <w:t xml:space="preserve"> </w:t>
+      </w:r>
+      <w:proofErr w:type="spellStart"/>
+      <w:r>
+        <w:rPr>
+          <w:rFonts w:ascii="Times New Roman" w:hAnsi="Times New Roman"/>
+          <w:sz w:val="26"/>
         </w:rPr>
         <w:t>nhiệm</w:t>
       </w:r>
@@ -3875,16 +5051,14 @@
         <w:rPr>
           <w:rFonts w:ascii="Times New Roman" w:hAnsi="Times New Roman"/>
           <w:sz w:val="26"/>
-          <w:szCs w:val="26"/>
-        </w:rPr>
-        <w:t xml:space="preserve"> </w:t>
-      </w:r>
-      <w:proofErr w:type="spellStart"/>
-      <w:r>
-        <w:rPr>
-          <w:rFonts w:ascii="Times New Roman" w:hAnsi="Times New Roman"/>
-          <w:sz w:val="26"/>
-          <w:szCs w:val="26"/>
+        </w:rPr>
+        <w:t xml:space="preserve"> </w:t>
+      </w:r>
+      <w:proofErr w:type="spellStart"/>
+      <w:r>
+        <w:rPr>
+          <w:rFonts w:ascii="Times New Roman" w:hAnsi="Times New Roman"/>
+          <w:sz w:val="26"/>
         </w:rPr>
         <w:t>kế</w:t>
       </w:r>
@@ -3893,16 +5067,14 @@
         <w:rPr>
           <w:rFonts w:ascii="Times New Roman" w:hAnsi="Times New Roman"/>
           <w:sz w:val="26"/>
-          <w:szCs w:val="26"/>
-        </w:rPr>
-        <w:t xml:space="preserve"> </w:t>
-      </w:r>
-      <w:proofErr w:type="spellStart"/>
-      <w:r>
-        <w:rPr>
-          <w:rFonts w:ascii="Times New Roman" w:hAnsi="Times New Roman"/>
-          <w:sz w:val="26"/>
-          <w:szCs w:val="26"/>
+        </w:rPr>
+        <w:t xml:space="preserve"> </w:t>
+      </w:r>
+      <w:proofErr w:type="spellStart"/>
+      <w:r>
+        <w:rPr>
+          <w:rFonts w:ascii="Times New Roman" w:hAnsi="Times New Roman"/>
+          <w:sz w:val="26"/>
         </w:rPr>
         <w:t>thừa</w:t>
       </w:r>
@@ -3911,16 +5083,14 @@
         <w:rPr>
           <w:rFonts w:ascii="Times New Roman" w:hAnsi="Times New Roman"/>
           <w:sz w:val="26"/>
-          <w:szCs w:val="26"/>
-        </w:rPr>
-        <w:t xml:space="preserve"> </w:t>
-      </w:r>
-      <w:proofErr w:type="spellStart"/>
-      <w:r>
-        <w:rPr>
-          <w:rFonts w:ascii="Times New Roman" w:hAnsi="Times New Roman"/>
-          <w:sz w:val="26"/>
-          <w:szCs w:val="26"/>
+        </w:rPr>
+        <w:t xml:space="preserve"> </w:t>
+      </w:r>
+      <w:proofErr w:type="spellStart"/>
+      <w:r>
+        <w:rPr>
+          <w:rFonts w:ascii="Times New Roman" w:hAnsi="Times New Roman"/>
+          <w:sz w:val="26"/>
         </w:rPr>
         <w:t>toàn</w:t>
       </w:r>
@@ -3929,16 +5099,14 @@
         <w:rPr>
           <w:rFonts w:ascii="Times New Roman" w:hAnsi="Times New Roman"/>
           <w:sz w:val="26"/>
-          <w:szCs w:val="26"/>
-        </w:rPr>
-        <w:t xml:space="preserve"> </w:t>
-      </w:r>
-      <w:proofErr w:type="spellStart"/>
-      <w:r>
-        <w:rPr>
-          <w:rFonts w:ascii="Times New Roman" w:hAnsi="Times New Roman"/>
-          <w:sz w:val="26"/>
-          <w:szCs w:val="26"/>
+        </w:rPr>
+        <w:t xml:space="preserve"> </w:t>
+      </w:r>
+      <w:proofErr w:type="spellStart"/>
+      <w:r>
+        <w:rPr>
+          <w:rFonts w:ascii="Times New Roman" w:hAnsi="Times New Roman"/>
+          <w:sz w:val="26"/>
         </w:rPr>
         <w:t>bộ</w:t>
       </w:r>
@@ -3947,16 +5115,14 @@
         <w:rPr>
           <w:rFonts w:ascii="Times New Roman" w:hAnsi="Times New Roman"/>
           <w:sz w:val="26"/>
-          <w:szCs w:val="26"/>
-        </w:rPr>
-        <w:t xml:space="preserve"> </w:t>
-      </w:r>
-      <w:proofErr w:type="spellStart"/>
-      <w:r>
-        <w:rPr>
-          <w:rFonts w:ascii="Times New Roman" w:hAnsi="Times New Roman"/>
-          <w:sz w:val="26"/>
-          <w:szCs w:val="26"/>
+        </w:rPr>
+        <w:t xml:space="preserve"> </w:t>
+      </w:r>
+      <w:proofErr w:type="spellStart"/>
+      <w:r>
+        <w:rPr>
+          <w:rFonts w:ascii="Times New Roman" w:hAnsi="Times New Roman"/>
+          <w:sz w:val="26"/>
         </w:rPr>
         <w:t>quyền</w:t>
       </w:r>
@@ -3965,16 +5131,14 @@
         <w:rPr>
           <w:rFonts w:ascii="Times New Roman" w:hAnsi="Times New Roman"/>
           <w:sz w:val="26"/>
-          <w:szCs w:val="26"/>
-        </w:rPr>
-        <w:t xml:space="preserve"> </w:t>
-      </w:r>
-      <w:proofErr w:type="spellStart"/>
-      <w:r>
-        <w:rPr>
-          <w:rFonts w:ascii="Times New Roman" w:hAnsi="Times New Roman"/>
-          <w:sz w:val="26"/>
-          <w:szCs w:val="26"/>
+        </w:rPr>
+        <w:t xml:space="preserve"> </w:t>
+      </w:r>
+      <w:proofErr w:type="spellStart"/>
+      <w:r>
+        <w:rPr>
+          <w:rFonts w:ascii="Times New Roman" w:hAnsi="Times New Roman"/>
+          <w:sz w:val="26"/>
         </w:rPr>
         <w:t>và</w:t>
       </w:r>
@@ -3983,16 +5147,14 @@
         <w:rPr>
           <w:rFonts w:ascii="Times New Roman" w:hAnsi="Times New Roman"/>
           <w:sz w:val="26"/>
-          <w:szCs w:val="26"/>
-        </w:rPr>
-        <w:t xml:space="preserve"> </w:t>
-      </w:r>
-      <w:proofErr w:type="spellStart"/>
-      <w:r>
-        <w:rPr>
-          <w:rFonts w:ascii="Times New Roman" w:hAnsi="Times New Roman"/>
-          <w:sz w:val="26"/>
-          <w:szCs w:val="26"/>
+        </w:rPr>
+        <w:t xml:space="preserve"> </w:t>
+      </w:r>
+      <w:proofErr w:type="spellStart"/>
+      <w:r>
+        <w:rPr>
+          <w:rFonts w:ascii="Times New Roman" w:hAnsi="Times New Roman"/>
+          <w:sz w:val="26"/>
         </w:rPr>
         <w:t>nghĩa</w:t>
       </w:r>
@@ -4001,16 +5163,14 @@
         <w:rPr>
           <w:rFonts w:ascii="Times New Roman" w:hAnsi="Times New Roman"/>
           <w:sz w:val="26"/>
-          <w:szCs w:val="26"/>
-        </w:rPr>
-        <w:t xml:space="preserve"> </w:t>
-      </w:r>
-      <w:proofErr w:type="spellStart"/>
-      <w:r>
-        <w:rPr>
-          <w:rFonts w:ascii="Times New Roman" w:hAnsi="Times New Roman"/>
-          <w:sz w:val="26"/>
-          <w:szCs w:val="26"/>
+        </w:rPr>
+        <w:t xml:space="preserve"> </w:t>
+      </w:r>
+      <w:proofErr w:type="spellStart"/>
+      <w:r>
+        <w:rPr>
+          <w:rFonts w:ascii="Times New Roman" w:hAnsi="Times New Roman"/>
+          <w:sz w:val="26"/>
         </w:rPr>
         <w:t>vụ</w:t>
       </w:r>
@@ -4019,16 +5179,14 @@
         <w:rPr>
           <w:rFonts w:ascii="Times New Roman" w:hAnsi="Times New Roman"/>
           <w:sz w:val="26"/>
-          <w:szCs w:val="26"/>
-        </w:rPr>
-        <w:t xml:space="preserve"> </w:t>
-      </w:r>
-      <w:proofErr w:type="spellStart"/>
-      <w:r>
-        <w:rPr>
-          <w:rFonts w:ascii="Times New Roman" w:hAnsi="Times New Roman"/>
-          <w:sz w:val="26"/>
-          <w:szCs w:val="26"/>
+        </w:rPr>
+        <w:t xml:space="preserve"> </w:t>
+      </w:r>
+      <w:proofErr w:type="spellStart"/>
+      <w:r>
+        <w:rPr>
+          <w:rFonts w:ascii="Times New Roman" w:hAnsi="Times New Roman"/>
+          <w:sz w:val="26"/>
         </w:rPr>
         <w:t>của</w:t>
       </w:r>
@@ -4037,16 +5195,14 @@
         <w:rPr>
           <w:rFonts w:ascii="Times New Roman" w:hAnsi="Times New Roman"/>
           <w:sz w:val="26"/>
-          <w:szCs w:val="26"/>
-        </w:rPr>
-        <w:t xml:space="preserve"> </w:t>
-      </w:r>
-      <w:proofErr w:type="spellStart"/>
-      <w:r>
-        <w:rPr>
-          <w:rFonts w:ascii="Times New Roman" w:hAnsi="Times New Roman"/>
-          <w:sz w:val="26"/>
-          <w:szCs w:val="26"/>
+        </w:rPr>
+        <w:t xml:space="preserve"> </w:t>
+      </w:r>
+      <w:proofErr w:type="spellStart"/>
+      <w:r>
+        <w:rPr>
+          <w:rFonts w:ascii="Times New Roman" w:hAnsi="Times New Roman"/>
+          <w:sz w:val="26"/>
         </w:rPr>
         <w:t>bên</w:t>
       </w:r>
@@ -4055,16 +5211,14 @@
         <w:rPr>
           <w:rFonts w:ascii="Times New Roman" w:hAnsi="Times New Roman"/>
           <w:sz w:val="26"/>
-          <w:szCs w:val="26"/>
-        </w:rPr>
-        <w:t xml:space="preserve"> </w:t>
-      </w:r>
-      <w:proofErr w:type="spellStart"/>
-      <w:r>
-        <w:rPr>
-          <w:rFonts w:ascii="Times New Roman" w:hAnsi="Times New Roman"/>
-          <w:sz w:val="26"/>
-          <w:szCs w:val="26"/>
+        </w:rPr>
+        <w:t xml:space="preserve"> </w:t>
+      </w:r>
+      <w:proofErr w:type="spellStart"/>
+      <w:r>
+        <w:rPr>
+          <w:rFonts w:ascii="Times New Roman" w:hAnsi="Times New Roman"/>
+          <w:sz w:val="26"/>
         </w:rPr>
         <w:t>bán</w:t>
       </w:r>
@@ -4073,16 +5227,14 @@
         <w:rPr>
           <w:rFonts w:ascii="Times New Roman" w:hAnsi="Times New Roman"/>
           <w:sz w:val="26"/>
-          <w:szCs w:val="26"/>
-        </w:rPr>
-        <w:t xml:space="preserve"> </w:t>
-      </w:r>
-      <w:proofErr w:type="spellStart"/>
-      <w:r>
-        <w:rPr>
-          <w:rFonts w:ascii="Times New Roman" w:hAnsi="Times New Roman"/>
-          <w:sz w:val="26"/>
-          <w:szCs w:val="26"/>
+        </w:rPr>
+        <w:t xml:space="preserve"> </w:t>
+      </w:r>
+      <w:proofErr w:type="spellStart"/>
+      <w:r>
+        <w:rPr>
+          <w:rFonts w:ascii="Times New Roman" w:hAnsi="Times New Roman"/>
+          <w:sz w:val="26"/>
         </w:rPr>
         <w:t>với</w:t>
       </w:r>
@@ -4091,16 +5243,14 @@
         <w:rPr>
           <w:rFonts w:ascii="Times New Roman" w:hAnsi="Times New Roman"/>
           <w:sz w:val="26"/>
-          <w:szCs w:val="26"/>
-        </w:rPr>
-        <w:t xml:space="preserve"> </w:t>
-      </w:r>
-      <w:proofErr w:type="spellStart"/>
-      <w:r>
-        <w:rPr>
-          <w:rFonts w:ascii="Times New Roman" w:hAnsi="Times New Roman"/>
-          <w:sz w:val="26"/>
-          <w:szCs w:val="26"/>
+        </w:rPr>
+        <w:t xml:space="preserve"> </w:t>
+      </w:r>
+      <w:proofErr w:type="spellStart"/>
+      <w:r>
+        <w:rPr>
+          <w:rFonts w:ascii="Times New Roman" w:hAnsi="Times New Roman"/>
+          <w:sz w:val="26"/>
         </w:rPr>
         <w:t>tư</w:t>
       </w:r>
@@ -4109,16 +5259,14 @@
         <w:rPr>
           <w:rFonts w:ascii="Times New Roman" w:hAnsi="Times New Roman"/>
           <w:sz w:val="26"/>
-          <w:szCs w:val="26"/>
-        </w:rPr>
-        <w:t xml:space="preserve"> </w:t>
-      </w:r>
-      <w:proofErr w:type="spellStart"/>
-      <w:r>
-        <w:rPr>
-          <w:rFonts w:ascii="Times New Roman" w:hAnsi="Times New Roman"/>
-          <w:sz w:val="26"/>
-          <w:szCs w:val="26"/>
+        </w:rPr>
+        <w:t xml:space="preserve"> </w:t>
+      </w:r>
+      <w:proofErr w:type="spellStart"/>
+      <w:r>
+        <w:rPr>
+          <w:rFonts w:ascii="Times New Roman" w:hAnsi="Times New Roman"/>
+          <w:sz w:val="26"/>
         </w:rPr>
         <w:t>cách</w:t>
       </w:r>
@@ -4127,16 +5275,14 @@
         <w:rPr>
           <w:rFonts w:ascii="Times New Roman" w:hAnsi="Times New Roman"/>
           <w:sz w:val="26"/>
-          <w:szCs w:val="26"/>
-        </w:rPr>
-        <w:t xml:space="preserve"> </w:t>
-      </w:r>
-      <w:proofErr w:type="spellStart"/>
-      <w:r>
-        <w:rPr>
-          <w:rFonts w:ascii="Times New Roman" w:hAnsi="Times New Roman"/>
-          <w:sz w:val="26"/>
-          <w:szCs w:val="26"/>
+        </w:rPr>
+        <w:t xml:space="preserve"> </w:t>
+      </w:r>
+      <w:proofErr w:type="spellStart"/>
+      <w:r>
+        <w:rPr>
+          <w:rFonts w:ascii="Times New Roman" w:hAnsi="Times New Roman"/>
+          <w:sz w:val="26"/>
         </w:rPr>
         <w:t>là</w:t>
       </w:r>
@@ -4145,52 +5291,238 @@
         <w:rPr>
           <w:rFonts w:ascii="Times New Roman" w:hAnsi="Times New Roman"/>
           <w:sz w:val="26"/>
-          <w:szCs w:val="26"/>
-        </w:rPr>
-        <w:t xml:space="preserve"> </w:t>
-      </w:r>
-      <w:proofErr w:type="spellStart"/>
-      <w:r>
-        <w:rPr>
-          <w:rFonts w:ascii="Times New Roman" w:hAnsi="Times New Roman"/>
-          <w:sz w:val="26"/>
-          <w:szCs w:val="26"/>
-        </w:rPr>
-        <w:t>thành</w:t>
-      </w:r>
-      <w:proofErr w:type="spellEnd"/>
-      <w:r>
-        <w:rPr>
-          <w:rFonts w:ascii="Times New Roman" w:hAnsi="Times New Roman"/>
-          <w:sz w:val="26"/>
-          <w:szCs w:val="26"/>
-        </w:rPr>
-        <w:t xml:space="preserve"> </w:t>
-      </w:r>
-      <w:proofErr w:type="spellStart"/>
-      <w:r>
-        <w:rPr>
-          <w:rFonts w:ascii="Times New Roman" w:hAnsi="Times New Roman"/>
-          <w:sz w:val="26"/>
-          <w:szCs w:val="26"/>
-        </w:rPr>
-        <w:t>viên</w:t>
-      </w:r>
-      <w:proofErr w:type="spellEnd"/>
-      <w:r>
-        <w:rPr>
-          <w:rFonts w:ascii="Times New Roman" w:hAnsi="Times New Roman"/>
-          <w:sz w:val="26"/>
-          <w:szCs w:val="26"/>
-        </w:rPr>
-        <w:t xml:space="preserve"> </w:t>
-      </w:r>
-      <w:proofErr w:type="spellStart"/>
-      <w:r>
-        <w:rPr>
-          <w:rFonts w:ascii="Times New Roman" w:hAnsi="Times New Roman"/>
-          <w:sz w:val="26"/>
-          <w:szCs w:val="26"/>
+        </w:rPr>
+        <w:t xml:space="preserve"> </w:t>
+      </w:r>
+      <w:proofErr w:type="spellStart"/>
+      <w:r>
+        <w:rPr>
+          <w:rFonts w:ascii="Times New Roman" w:hAnsi="Times New Roman"/>
+          <w:sz w:val="26"/>
+        </w:rPr>
+        <w:t>chủ</w:t>
+      </w:r>
+      <w:proofErr w:type="spellEnd"/>
+      <w:r>
+        <w:rPr>
+          <w:rFonts w:ascii="Times New Roman" w:hAnsi="Times New Roman"/>
+          <w:sz w:val="26"/>
+        </w:rPr>
+        <w:t xml:space="preserve"> </w:t>
+      </w:r>
+      <w:proofErr w:type="spellStart"/>
+      <w:r>
+        <w:rPr>
+          <w:rFonts w:ascii="Times New Roman" w:hAnsi="Times New Roman"/>
+          <w:sz w:val="26"/>
+        </w:rPr>
+        <w:t>sở</w:t>
+      </w:r>
+      <w:proofErr w:type="spellEnd"/>
+      <w:r>
+        <w:rPr>
+          <w:rFonts w:ascii="Times New Roman" w:hAnsi="Times New Roman"/>
+          <w:sz w:val="26"/>
+        </w:rPr>
+        <w:t xml:space="preserve"> </w:t>
+      </w:r>
+      <w:proofErr w:type="spellStart"/>
+      <w:r>
+        <w:rPr>
+          <w:rFonts w:ascii="Times New Roman" w:hAnsi="Times New Roman"/>
+          <w:sz w:val="26"/>
+        </w:rPr>
+        <w:t>hữu</w:t>
+      </w:r>
+      <w:proofErr w:type="spellEnd"/>
+      <w:r>
+        <w:rPr>
+          <w:rFonts w:ascii="Times New Roman" w:hAnsi="Times New Roman"/>
+          <w:sz w:val="26"/>
+        </w:rPr>
+        <w:t xml:space="preserve"> </w:t>
+      </w:r>
+      <w:proofErr w:type="spellStart"/>
+      <w:r>
+        <w:rPr>
+          <w:rFonts w:ascii="Times New Roman" w:hAnsi="Times New Roman"/>
+          <w:sz w:val="26"/>
+        </w:rPr>
+        <w:t>của</w:t>
+      </w:r>
+      <w:proofErr w:type="spellEnd"/>
+      <w:r>
+        <w:rPr>
+          <w:rFonts w:ascii="Times New Roman" w:hAnsi="Times New Roman"/>
+          <w:sz w:val="26"/>
+        </w:rPr>
+        <w:t xml:space="preserve"> CÔNG TY TNHH MTV CỬU LONG FURNITURE </w:t>
+      </w:r>
+      <w:proofErr w:type="spellStart"/>
+      <w:r>
+        <w:rPr>
+          <w:rFonts w:ascii="Times New Roman" w:hAnsi="Times New Roman"/>
+          <w:sz w:val="26"/>
+        </w:rPr>
+        <w:t>kể</w:t>
+      </w:r>
+      <w:proofErr w:type="spellEnd"/>
+      <w:r>
+        <w:rPr>
+          <w:rFonts w:ascii="Times New Roman" w:hAnsi="Times New Roman"/>
+          <w:sz w:val="26"/>
+        </w:rPr>
+        <w:t xml:space="preserve"> </w:t>
+      </w:r>
+      <w:proofErr w:type="spellStart"/>
+      <w:r>
+        <w:rPr>
+          <w:rFonts w:ascii="Times New Roman" w:hAnsi="Times New Roman"/>
+          <w:sz w:val="26"/>
+        </w:rPr>
+        <w:t>từ</w:t>
+      </w:r>
+      <w:proofErr w:type="spellEnd"/>
+      <w:r>
+        <w:rPr>
+          <w:rFonts w:ascii="Times New Roman" w:hAnsi="Times New Roman"/>
+          <w:sz w:val="26"/>
+        </w:rPr>
+        <w:t xml:space="preserve"> </w:t>
+      </w:r>
+      <w:proofErr w:type="spellStart"/>
+      <w:r>
+        <w:rPr>
+          <w:rFonts w:ascii="Times New Roman" w:hAnsi="Times New Roman"/>
+          <w:sz w:val="26"/>
+        </w:rPr>
+        <w:t>ngày</w:t>
+      </w:r>
+      <w:proofErr w:type="spellEnd"/>
+      <w:r>
+        <w:rPr>
+          <w:rFonts w:ascii="Times New Roman" w:hAnsi="Times New Roman"/>
+          <w:sz w:val="26"/>
+        </w:rPr>
+        <w:t xml:space="preserve"> </w:t>
+      </w:r>
+      <w:proofErr w:type="spellStart"/>
+      <w:r>
+        <w:rPr>
+          <w:rFonts w:ascii="Times New Roman" w:hAnsi="Times New Roman"/>
+          <w:sz w:val="26"/>
+        </w:rPr>
+        <w:t>hoàn</w:t>
+      </w:r>
+      <w:proofErr w:type="spellEnd"/>
+      <w:r>
+        <w:rPr>
+          <w:rFonts w:ascii="Times New Roman" w:hAnsi="Times New Roman"/>
+          <w:sz w:val="26"/>
+        </w:rPr>
+        <w:t xml:space="preserve"> </w:t>
+      </w:r>
+      <w:proofErr w:type="spellStart"/>
+      <w:r>
+        <w:rPr>
+          <w:rFonts w:ascii="Times New Roman" w:hAnsi="Times New Roman"/>
+          <w:sz w:val="26"/>
+        </w:rPr>
+        <w:t>tất</w:t>
+      </w:r>
+      <w:proofErr w:type="spellEnd"/>
+      <w:r>
+        <w:rPr>
+          <w:rFonts w:ascii="Times New Roman" w:hAnsi="Times New Roman"/>
+          <w:sz w:val="26"/>
+        </w:rPr>
+        <w:t xml:space="preserve"> </w:t>
+      </w:r>
+      <w:proofErr w:type="spellStart"/>
+      <w:r>
+        <w:rPr>
+          <w:rFonts w:ascii="Times New Roman" w:hAnsi="Times New Roman"/>
+          <w:sz w:val="26"/>
+        </w:rPr>
+        <w:t>việc</w:t>
+      </w:r>
+      <w:proofErr w:type="spellEnd"/>
+      <w:r>
+        <w:rPr>
+          <w:rFonts w:ascii="Times New Roman" w:hAnsi="Times New Roman"/>
+          <w:sz w:val="26"/>
+        </w:rPr>
+        <w:t xml:space="preserve"> </w:t>
+      </w:r>
+      <w:proofErr w:type="spellStart"/>
+      <w:r>
+        <w:rPr>
+          <w:rFonts w:ascii="Times New Roman" w:hAnsi="Times New Roman"/>
+          <w:sz w:val="26"/>
+        </w:rPr>
+        <w:t>chuyển</w:t>
+      </w:r>
+      <w:proofErr w:type="spellEnd"/>
+      <w:r>
+        <w:rPr>
+          <w:rFonts w:ascii="Times New Roman" w:hAnsi="Times New Roman"/>
+          <w:sz w:val="26"/>
+        </w:rPr>
+        <w:t xml:space="preserve"> </w:t>
+      </w:r>
+      <w:proofErr w:type="spellStart"/>
+      <w:r>
+        <w:rPr>
+          <w:rFonts w:ascii="Times New Roman" w:hAnsi="Times New Roman"/>
+          <w:sz w:val="26"/>
+        </w:rPr>
+        <w:t>nhượng</w:t>
+      </w:r>
+      <w:proofErr w:type="spellEnd"/>
+      <w:r>
+        <w:rPr>
+          <w:rFonts w:ascii="Times New Roman" w:hAnsi="Times New Roman"/>
+          <w:sz w:val="26"/>
+        </w:rPr>
+        <w:t xml:space="preserve"> </w:t>
+      </w:r>
+      <w:proofErr w:type="spellStart"/>
+      <w:r>
+        <w:rPr>
+          <w:rFonts w:ascii="Times New Roman" w:hAnsi="Times New Roman"/>
+          <w:sz w:val="26"/>
+        </w:rPr>
+        <w:t>phần</w:t>
+      </w:r>
+      <w:proofErr w:type="spellEnd"/>
+      <w:r>
+        <w:rPr>
+          <w:rFonts w:ascii="Times New Roman" w:hAnsi="Times New Roman"/>
+          <w:sz w:val="26"/>
+        </w:rPr>
+        <w:t xml:space="preserve"> </w:t>
+      </w:r>
+      <w:proofErr w:type="spellStart"/>
+      <w:r>
+        <w:rPr>
+          <w:rFonts w:ascii="Times New Roman" w:hAnsi="Times New Roman"/>
+          <w:sz w:val="26"/>
+        </w:rPr>
+        <w:t>vốn</w:t>
+      </w:r>
+      <w:proofErr w:type="spellEnd"/>
+      <w:r>
+        <w:rPr>
+          <w:rFonts w:ascii="Times New Roman" w:hAnsi="Times New Roman"/>
+          <w:sz w:val="26"/>
+        </w:rPr>
+        <w:t xml:space="preserve"> </w:t>
+      </w:r>
+      <w:proofErr w:type="spellStart"/>
+      <w:r>
+        <w:rPr>
+          <w:rFonts w:ascii="Times New Roman" w:hAnsi="Times New Roman"/>
+          <w:sz w:val="26"/>
         </w:rPr>
         <w:t>góp</w:t>
       </w:r>
@@ -4199,241 +5531,6 @@
         <w:rPr>
           <w:rFonts w:ascii="Times New Roman" w:hAnsi="Times New Roman"/>
           <w:sz w:val="26"/>
-          <w:szCs w:val="26"/>
-        </w:rPr>
-        <w:t xml:space="preserve"> </w:t>
-      </w:r>
-      <w:proofErr w:type="spellStart"/>
-      <w:r>
-        <w:rPr>
-          <w:rFonts w:ascii="Times New Roman" w:hAnsi="Times New Roman"/>
-          <w:sz w:val="26"/>
-          <w:szCs w:val="26"/>
-        </w:rPr>
-        <w:t>vốn</w:t>
-      </w:r>
-      <w:proofErr w:type="spellEnd"/>
-      <w:r>
-        <w:rPr>
-          <w:rFonts w:ascii="Times New Roman" w:hAnsi="Times New Roman"/>
-          <w:sz w:val="26"/>
-          <w:szCs w:val="26"/>
-        </w:rPr>
-        <w:t xml:space="preserve"> </w:t>
-      </w:r>
-      <w:proofErr w:type="spellStart"/>
-      <w:r>
-        <w:rPr>
-          <w:rFonts w:ascii="Times New Roman" w:hAnsi="Times New Roman"/>
-          <w:sz w:val="26"/>
-          <w:szCs w:val="26"/>
-        </w:rPr>
-        <w:t>của</w:t>
-      </w:r>
-      <w:proofErr w:type="spellEnd"/>
-      <w:r>
-        <w:rPr>
-          <w:rFonts w:ascii="Times New Roman" w:hAnsi="Times New Roman"/>
-          <w:sz w:val="26"/>
-          <w:szCs w:val="26"/>
-        </w:rPr>
-        <w:t xml:space="preserve"> CÔNG TY TNHH MTV CỬU LONG FURNITURE </w:t>
-      </w:r>
-      <w:proofErr w:type="spellStart"/>
-      <w:r>
-        <w:rPr>
-          <w:rFonts w:ascii="Times New Roman" w:hAnsi="Times New Roman"/>
-          <w:sz w:val="26"/>
-          <w:szCs w:val="26"/>
-        </w:rPr>
-        <w:t>kể</w:t>
-      </w:r>
-      <w:proofErr w:type="spellEnd"/>
-      <w:r>
-        <w:rPr>
-          <w:rFonts w:ascii="Times New Roman" w:hAnsi="Times New Roman"/>
-          <w:sz w:val="26"/>
-          <w:szCs w:val="26"/>
-        </w:rPr>
-        <w:t xml:space="preserve"> </w:t>
-      </w:r>
-      <w:proofErr w:type="spellStart"/>
-      <w:r>
-        <w:rPr>
-          <w:rFonts w:ascii="Times New Roman" w:hAnsi="Times New Roman"/>
-          <w:sz w:val="26"/>
-          <w:szCs w:val="26"/>
-        </w:rPr>
-        <w:t>từ</w:t>
-      </w:r>
-      <w:proofErr w:type="spellEnd"/>
-      <w:r>
-        <w:rPr>
-          <w:rFonts w:ascii="Times New Roman" w:hAnsi="Times New Roman"/>
-          <w:sz w:val="26"/>
-          <w:szCs w:val="26"/>
-        </w:rPr>
-        <w:t xml:space="preserve"> </w:t>
-      </w:r>
-      <w:proofErr w:type="spellStart"/>
-      <w:r>
-        <w:rPr>
-          <w:rFonts w:ascii="Times New Roman" w:hAnsi="Times New Roman"/>
-          <w:sz w:val="26"/>
-          <w:szCs w:val="26"/>
-        </w:rPr>
-        <w:t>ngày</w:t>
-      </w:r>
-      <w:proofErr w:type="spellEnd"/>
-      <w:r>
-        <w:rPr>
-          <w:rFonts w:ascii="Times New Roman" w:hAnsi="Times New Roman"/>
-          <w:sz w:val="26"/>
-          <w:szCs w:val="26"/>
-        </w:rPr>
-        <w:t xml:space="preserve"> </w:t>
-      </w:r>
-      <w:proofErr w:type="spellStart"/>
-      <w:r>
-        <w:rPr>
-          <w:rFonts w:ascii="Times New Roman" w:hAnsi="Times New Roman"/>
-          <w:sz w:val="26"/>
-          <w:szCs w:val="26"/>
-        </w:rPr>
-        <w:t>hoàn</w:t>
-      </w:r>
-      <w:proofErr w:type="spellEnd"/>
-      <w:r>
-        <w:rPr>
-          <w:rFonts w:ascii="Times New Roman" w:hAnsi="Times New Roman"/>
-          <w:sz w:val="26"/>
-          <w:szCs w:val="26"/>
-        </w:rPr>
-        <w:t xml:space="preserve"> </w:t>
-      </w:r>
-      <w:proofErr w:type="spellStart"/>
-      <w:r>
-        <w:rPr>
-          <w:rFonts w:ascii="Times New Roman" w:hAnsi="Times New Roman"/>
-          <w:sz w:val="26"/>
-          <w:szCs w:val="26"/>
-        </w:rPr>
-        <w:t>tất</w:t>
-      </w:r>
-      <w:proofErr w:type="spellEnd"/>
-      <w:r>
-        <w:rPr>
-          <w:rFonts w:ascii="Times New Roman" w:hAnsi="Times New Roman"/>
-          <w:sz w:val="26"/>
-          <w:szCs w:val="26"/>
-        </w:rPr>
-        <w:t xml:space="preserve"> </w:t>
-      </w:r>
-      <w:proofErr w:type="spellStart"/>
-      <w:r>
-        <w:rPr>
-          <w:rFonts w:ascii="Times New Roman" w:hAnsi="Times New Roman"/>
-          <w:sz w:val="26"/>
-          <w:szCs w:val="26"/>
-        </w:rPr>
-        <w:t>việc</w:t>
-      </w:r>
-      <w:proofErr w:type="spellEnd"/>
-      <w:r>
-        <w:rPr>
-          <w:rFonts w:ascii="Times New Roman" w:hAnsi="Times New Roman"/>
-          <w:sz w:val="26"/>
-          <w:szCs w:val="26"/>
-        </w:rPr>
-        <w:t xml:space="preserve"> </w:t>
-      </w:r>
-      <w:proofErr w:type="spellStart"/>
-      <w:r>
-        <w:rPr>
-          <w:rFonts w:ascii="Times New Roman" w:hAnsi="Times New Roman"/>
-          <w:sz w:val="26"/>
-          <w:szCs w:val="26"/>
-        </w:rPr>
-        <w:t>chuyển</w:t>
-      </w:r>
-      <w:proofErr w:type="spellEnd"/>
-      <w:r>
-        <w:rPr>
-          <w:rFonts w:ascii="Times New Roman" w:hAnsi="Times New Roman"/>
-          <w:sz w:val="26"/>
-          <w:szCs w:val="26"/>
-        </w:rPr>
-        <w:t xml:space="preserve"> </w:t>
-      </w:r>
-      <w:proofErr w:type="spellStart"/>
-      <w:r>
-        <w:rPr>
-          <w:rFonts w:ascii="Times New Roman" w:hAnsi="Times New Roman"/>
-          <w:sz w:val="26"/>
-          <w:szCs w:val="26"/>
-        </w:rPr>
-        <w:t>nhượng</w:t>
-      </w:r>
-      <w:proofErr w:type="spellEnd"/>
-      <w:r>
-        <w:rPr>
-          <w:rFonts w:ascii="Times New Roman" w:hAnsi="Times New Roman"/>
-          <w:sz w:val="26"/>
-          <w:szCs w:val="26"/>
-        </w:rPr>
-        <w:t xml:space="preserve"> </w:t>
-      </w:r>
-      <w:proofErr w:type="spellStart"/>
-      <w:r>
-        <w:rPr>
-          <w:rFonts w:ascii="Times New Roman" w:hAnsi="Times New Roman"/>
-          <w:sz w:val="26"/>
-          <w:szCs w:val="26"/>
-        </w:rPr>
-        <w:t>phần</w:t>
-      </w:r>
-      <w:proofErr w:type="spellEnd"/>
-      <w:r>
-        <w:rPr>
-          <w:rFonts w:ascii="Times New Roman" w:hAnsi="Times New Roman"/>
-          <w:sz w:val="26"/>
-          <w:szCs w:val="26"/>
-        </w:rPr>
-        <w:t xml:space="preserve"> </w:t>
-      </w:r>
-      <w:proofErr w:type="spellStart"/>
-      <w:r>
-        <w:rPr>
-          <w:rFonts w:ascii="Times New Roman" w:hAnsi="Times New Roman"/>
-          <w:sz w:val="26"/>
-          <w:szCs w:val="26"/>
-        </w:rPr>
-        <w:t>vốn</w:t>
-      </w:r>
-      <w:proofErr w:type="spellEnd"/>
-      <w:r>
-        <w:rPr>
-          <w:rFonts w:ascii="Times New Roman" w:hAnsi="Times New Roman"/>
-          <w:sz w:val="26"/>
-          <w:szCs w:val="26"/>
-        </w:rPr>
-        <w:t xml:space="preserve"> </w:t>
-      </w:r>
-      <w:proofErr w:type="spellStart"/>
-      <w:r>
-        <w:rPr>
-          <w:rFonts w:ascii="Times New Roman" w:hAnsi="Times New Roman"/>
-          <w:sz w:val="26"/>
-          <w:szCs w:val="26"/>
-        </w:rPr>
-        <w:t>góp</w:t>
-      </w:r>
-      <w:proofErr w:type="spellEnd"/>
-      <w:r>
-        <w:rPr>
-          <w:rFonts w:ascii="Times New Roman" w:hAnsi="Times New Roman"/>
-          <w:sz w:val="26"/>
-          <w:szCs w:val="26"/>
         </w:rPr>
         <w:t>.</w:t>
       </w:r>
@@ -4567,7 +5664,6 @@
         <w:rPr>
           <w:rFonts w:ascii="Times New Roman" w:hAnsi="Times New Roman"/>
           <w:sz w:val="26"/>
-          <w:szCs w:val="26"/>
         </w:rPr>
         <w:t>Điều</w:t>
       </w:r>
@@ -4576,7 +5672,6 @@
         <w:rPr>
           <w:rFonts w:ascii="Times New Roman" w:hAnsi="Times New Roman"/>
           <w:sz w:val="26"/>
-          <w:szCs w:val="26"/>
         </w:rPr>
         <w:t xml:space="preserve"> 8: </w:t>
       </w:r>
@@ -4585,7 +5680,6 @@
         <w:rPr>
           <w:rFonts w:ascii="Times New Roman" w:hAnsi="Times New Roman"/>
           <w:sz w:val="26"/>
-          <w:szCs w:val="26"/>
         </w:rPr>
         <w:t>Hợp</w:t>
       </w:r>
@@ -4594,16 +5688,14 @@
         <w:rPr>
           <w:rFonts w:ascii="Times New Roman" w:hAnsi="Times New Roman"/>
           <w:sz w:val="26"/>
-          <w:szCs w:val="26"/>
-        </w:rPr>
-        <w:t xml:space="preserve"> </w:t>
-      </w:r>
-      <w:proofErr w:type="spellStart"/>
-      <w:r>
-        <w:rPr>
-          <w:rFonts w:ascii="Times New Roman" w:hAnsi="Times New Roman"/>
-          <w:sz w:val="26"/>
-          <w:szCs w:val="26"/>
+        </w:rPr>
+        <w:t xml:space="preserve"> </w:t>
+      </w:r>
+      <w:proofErr w:type="spellStart"/>
+      <w:r>
+        <w:rPr>
+          <w:rFonts w:ascii="Times New Roman" w:hAnsi="Times New Roman"/>
+          <w:sz w:val="26"/>
         </w:rPr>
         <w:t>đồng</w:t>
       </w:r>
@@ -4612,16 +5704,14 @@
         <w:rPr>
           <w:rFonts w:ascii="Times New Roman" w:hAnsi="Times New Roman"/>
           <w:sz w:val="26"/>
-          <w:szCs w:val="26"/>
-        </w:rPr>
-        <w:t xml:space="preserve"> </w:t>
-      </w:r>
-      <w:proofErr w:type="spellStart"/>
-      <w:r>
-        <w:rPr>
-          <w:rFonts w:ascii="Times New Roman" w:hAnsi="Times New Roman"/>
-          <w:sz w:val="26"/>
-          <w:szCs w:val="26"/>
+        </w:rPr>
+        <w:t xml:space="preserve"> </w:t>
+      </w:r>
+      <w:proofErr w:type="spellStart"/>
+      <w:r>
+        <w:rPr>
+          <w:rFonts w:ascii="Times New Roman" w:hAnsi="Times New Roman"/>
+          <w:sz w:val="26"/>
         </w:rPr>
         <w:t>này</w:t>
       </w:r>
@@ -4630,16 +5720,14 @@
         <w:rPr>
           <w:rFonts w:ascii="Times New Roman" w:hAnsi="Times New Roman"/>
           <w:sz w:val="26"/>
-          <w:szCs w:val="26"/>
-        </w:rPr>
-        <w:t xml:space="preserve"> </w:t>
-      </w:r>
-      <w:proofErr w:type="spellStart"/>
-      <w:r>
-        <w:rPr>
-          <w:rFonts w:ascii="Times New Roman" w:hAnsi="Times New Roman"/>
-          <w:sz w:val="26"/>
-          <w:szCs w:val="26"/>
+        </w:rPr>
+        <w:t xml:space="preserve"> </w:t>
+      </w:r>
+      <w:proofErr w:type="spellStart"/>
+      <w:r>
+        <w:rPr>
+          <w:rFonts w:ascii="Times New Roman" w:hAnsi="Times New Roman"/>
+          <w:sz w:val="26"/>
         </w:rPr>
         <w:t>có</w:t>
       </w:r>
@@ -4648,16 +5736,14 @@
         <w:rPr>
           <w:rFonts w:ascii="Times New Roman" w:hAnsi="Times New Roman"/>
           <w:sz w:val="26"/>
-          <w:szCs w:val="26"/>
-        </w:rPr>
-        <w:t xml:space="preserve"> </w:t>
-      </w:r>
-      <w:proofErr w:type="spellStart"/>
-      <w:r>
-        <w:rPr>
-          <w:rFonts w:ascii="Times New Roman" w:hAnsi="Times New Roman"/>
-          <w:sz w:val="26"/>
-          <w:szCs w:val="26"/>
+        </w:rPr>
+        <w:t xml:space="preserve"> </w:t>
+      </w:r>
+      <w:proofErr w:type="spellStart"/>
+      <w:r>
+        <w:rPr>
+          <w:rFonts w:ascii="Times New Roman" w:hAnsi="Times New Roman"/>
+          <w:sz w:val="26"/>
         </w:rPr>
         <w:t>hiệu</w:t>
       </w:r>
@@ -4666,16 +5752,14 @@
         <w:rPr>
           <w:rFonts w:ascii="Times New Roman" w:hAnsi="Times New Roman"/>
           <w:sz w:val="26"/>
-          <w:szCs w:val="26"/>
-        </w:rPr>
-        <w:t xml:space="preserve"> </w:t>
-      </w:r>
-      <w:proofErr w:type="spellStart"/>
-      <w:r>
-        <w:rPr>
-          <w:rFonts w:ascii="Times New Roman" w:hAnsi="Times New Roman"/>
-          <w:sz w:val="26"/>
-          <w:szCs w:val="26"/>
+        </w:rPr>
+        <w:t xml:space="preserve"> </w:t>
+      </w:r>
+      <w:proofErr w:type="spellStart"/>
+      <w:r>
+        <w:rPr>
+          <w:rFonts w:ascii="Times New Roman" w:hAnsi="Times New Roman"/>
+          <w:sz w:val="26"/>
         </w:rPr>
         <w:t>lực</w:t>
       </w:r>
@@ -4684,16 +5768,14 @@
         <w:rPr>
           <w:rFonts w:ascii="Times New Roman" w:hAnsi="Times New Roman"/>
           <w:sz w:val="26"/>
-          <w:szCs w:val="26"/>
-        </w:rPr>
-        <w:t xml:space="preserve"> </w:t>
-      </w:r>
-      <w:proofErr w:type="spellStart"/>
-      <w:r>
-        <w:rPr>
-          <w:rFonts w:ascii="Times New Roman" w:hAnsi="Times New Roman"/>
-          <w:sz w:val="26"/>
-          <w:szCs w:val="26"/>
+        </w:rPr>
+        <w:t xml:space="preserve"> </w:t>
+      </w:r>
+      <w:proofErr w:type="spellStart"/>
+      <w:r>
+        <w:rPr>
+          <w:rFonts w:ascii="Times New Roman" w:hAnsi="Times New Roman"/>
+          <w:sz w:val="26"/>
         </w:rPr>
         <w:t>kể</w:t>
       </w:r>
@@ -4702,16 +5784,14 @@
         <w:rPr>
           <w:rFonts w:ascii="Times New Roman" w:hAnsi="Times New Roman"/>
           <w:sz w:val="26"/>
-          <w:szCs w:val="26"/>
-        </w:rPr>
-        <w:t xml:space="preserve"> </w:t>
-      </w:r>
-      <w:proofErr w:type="spellStart"/>
-      <w:r>
-        <w:rPr>
-          <w:rFonts w:ascii="Times New Roman" w:hAnsi="Times New Roman"/>
-          <w:sz w:val="26"/>
-          <w:szCs w:val="26"/>
+        </w:rPr>
+        <w:t xml:space="preserve"> </w:t>
+      </w:r>
+      <w:proofErr w:type="spellStart"/>
+      <w:r>
+        <w:rPr>
+          <w:rFonts w:ascii="Times New Roman" w:hAnsi="Times New Roman"/>
+          <w:sz w:val="26"/>
         </w:rPr>
         <w:t>từ</w:t>
       </w:r>
@@ -4720,16 +5800,14 @@
         <w:rPr>
           <w:rFonts w:ascii="Times New Roman" w:hAnsi="Times New Roman"/>
           <w:sz w:val="26"/>
-          <w:szCs w:val="26"/>
-        </w:rPr>
-        <w:t xml:space="preserve"> </w:t>
-      </w:r>
-      <w:proofErr w:type="spellStart"/>
-      <w:r>
-        <w:rPr>
-          <w:rFonts w:ascii="Times New Roman" w:hAnsi="Times New Roman"/>
-          <w:sz w:val="26"/>
-          <w:szCs w:val="26"/>
+        </w:rPr>
+        <w:t xml:space="preserve"> </w:t>
+      </w:r>
+      <w:proofErr w:type="spellStart"/>
+      <w:r>
+        <w:rPr>
+          <w:rFonts w:ascii="Times New Roman" w:hAnsi="Times New Roman"/>
+          <w:sz w:val="26"/>
         </w:rPr>
         <w:t>ngày</w:t>
       </w:r>
@@ -4738,16 +5816,14 @@
         <w:rPr>
           <w:rFonts w:ascii="Times New Roman" w:hAnsi="Times New Roman"/>
           <w:sz w:val="26"/>
-          <w:szCs w:val="26"/>
-        </w:rPr>
-        <w:t xml:space="preserve"> </w:t>
-      </w:r>
-      <w:proofErr w:type="spellStart"/>
-      <w:r>
-        <w:rPr>
-          <w:rFonts w:ascii="Times New Roman" w:hAnsi="Times New Roman"/>
-          <w:sz w:val="26"/>
-          <w:szCs w:val="26"/>
+        </w:rPr>
+        <w:t xml:space="preserve"> </w:t>
+      </w:r>
+      <w:proofErr w:type="spellStart"/>
+      <w:r>
+        <w:rPr>
+          <w:rFonts w:ascii="Times New Roman" w:hAnsi="Times New Roman"/>
+          <w:sz w:val="26"/>
         </w:rPr>
         <w:t>ký</w:t>
       </w:r>
@@ -4756,16 +5832,14 @@
         <w:rPr>
           <w:rFonts w:ascii="Times New Roman" w:hAnsi="Times New Roman"/>
           <w:sz w:val="26"/>
-          <w:szCs w:val="26"/>
-        </w:rPr>
-        <w:t xml:space="preserve"> </w:t>
-      </w:r>
-      <w:proofErr w:type="spellStart"/>
-      <w:r>
-        <w:rPr>
-          <w:rFonts w:ascii="Times New Roman" w:hAnsi="Times New Roman"/>
-          <w:sz w:val="26"/>
-          <w:szCs w:val="26"/>
+        </w:rPr>
+        <w:t xml:space="preserve"> </w:t>
+      </w:r>
+      <w:proofErr w:type="spellStart"/>
+      <w:r>
+        <w:rPr>
+          <w:rFonts w:ascii="Times New Roman" w:hAnsi="Times New Roman"/>
+          <w:sz w:val="26"/>
         </w:rPr>
         <w:t>và</w:t>
       </w:r>
@@ -4774,16 +5848,14 @@
         <w:rPr>
           <w:rFonts w:ascii="Times New Roman" w:hAnsi="Times New Roman"/>
           <w:sz w:val="26"/>
-          <w:szCs w:val="26"/>
-        </w:rPr>
-        <w:t xml:space="preserve"> </w:t>
-      </w:r>
-      <w:proofErr w:type="spellStart"/>
-      <w:r>
-        <w:rPr>
-          <w:rFonts w:ascii="Times New Roman" w:hAnsi="Times New Roman"/>
-          <w:sz w:val="26"/>
-          <w:szCs w:val="26"/>
+        </w:rPr>
+        <w:t xml:space="preserve"> </w:t>
+      </w:r>
+      <w:proofErr w:type="spellStart"/>
+      <w:r>
+        <w:rPr>
+          <w:rFonts w:ascii="Times New Roman" w:hAnsi="Times New Roman"/>
+          <w:sz w:val="26"/>
         </w:rPr>
         <w:t>được</w:t>
       </w:r>
@@ -4792,16 +5864,14 @@
         <w:rPr>
           <w:rFonts w:ascii="Times New Roman" w:hAnsi="Times New Roman"/>
           <w:sz w:val="26"/>
-          <w:szCs w:val="26"/>
-        </w:rPr>
-        <w:t xml:space="preserve"> </w:t>
-      </w:r>
-      <w:proofErr w:type="spellStart"/>
-      <w:r>
-        <w:rPr>
-          <w:rFonts w:ascii="Times New Roman" w:hAnsi="Times New Roman"/>
-          <w:sz w:val="26"/>
-          <w:szCs w:val="26"/>
+        </w:rPr>
+        <w:t xml:space="preserve"> </w:t>
+      </w:r>
+      <w:proofErr w:type="spellStart"/>
+      <w:r>
+        <w:rPr>
+          <w:rFonts w:ascii="Times New Roman" w:hAnsi="Times New Roman"/>
+          <w:sz w:val="26"/>
         </w:rPr>
         <w:t>lập</w:t>
       </w:r>
@@ -4810,16 +5880,14 @@
         <w:rPr>
           <w:rFonts w:ascii="Times New Roman" w:hAnsi="Times New Roman"/>
           <w:sz w:val="26"/>
-          <w:szCs w:val="26"/>
-        </w:rPr>
-        <w:t xml:space="preserve"> </w:t>
-      </w:r>
-      <w:proofErr w:type="spellStart"/>
-      <w:r>
-        <w:rPr>
-          <w:rFonts w:ascii="Times New Roman" w:hAnsi="Times New Roman"/>
-          <w:sz w:val="26"/>
-          <w:szCs w:val="26"/>
+        </w:rPr>
+        <w:t xml:space="preserve"> </w:t>
+      </w:r>
+      <w:proofErr w:type="spellStart"/>
+      <w:r>
+        <w:rPr>
+          <w:rFonts w:ascii="Times New Roman" w:hAnsi="Times New Roman"/>
+          <w:sz w:val="26"/>
         </w:rPr>
         <w:t>thành</w:t>
       </w:r>
@@ -4828,7 +5896,6 @@
         <w:rPr>
           <w:rFonts w:ascii="Times New Roman" w:hAnsi="Times New Roman"/>
           <w:sz w:val="26"/>
-          <w:szCs w:val="26"/>
         </w:rPr>
         <w:t xml:space="preserve"> 04 (</w:t>
       </w:r>
@@ -4837,7 +5904,6 @@
         <w:rPr>
           <w:rFonts w:ascii="Times New Roman" w:hAnsi="Times New Roman"/>
           <w:sz w:val="26"/>
-          <w:szCs w:val="26"/>
         </w:rPr>
         <w:t>bốn</w:t>
       </w:r>
@@ -4846,7 +5912,6 @@
         <w:rPr>
           <w:rFonts w:ascii="Times New Roman" w:hAnsi="Times New Roman"/>
           <w:sz w:val="26"/>
-          <w:szCs w:val="26"/>
         </w:rPr>
         <w:t xml:space="preserve">) </w:t>
       </w:r>
@@ -4855,7 +5920,6 @@
         <w:rPr>
           <w:rFonts w:ascii="Times New Roman" w:hAnsi="Times New Roman"/>
           <w:sz w:val="26"/>
-          <w:szCs w:val="26"/>
         </w:rPr>
         <w:t>bản</w:t>
       </w:r>
@@ -4864,16 +5928,14 @@
         <w:rPr>
           <w:rFonts w:ascii="Times New Roman" w:hAnsi="Times New Roman"/>
           <w:sz w:val="26"/>
-          <w:szCs w:val="26"/>
-        </w:rPr>
-        <w:t xml:space="preserve"> </w:t>
-      </w:r>
-      <w:proofErr w:type="spellStart"/>
-      <w:r>
-        <w:rPr>
-          <w:rFonts w:ascii="Times New Roman" w:hAnsi="Times New Roman"/>
-          <w:sz w:val="26"/>
-          <w:szCs w:val="26"/>
+        </w:rPr>
+        <w:t xml:space="preserve"> </w:t>
+      </w:r>
+      <w:proofErr w:type="spellStart"/>
+      <w:r>
+        <w:rPr>
+          <w:rFonts w:ascii="Times New Roman" w:hAnsi="Times New Roman"/>
+          <w:sz w:val="26"/>
         </w:rPr>
         <w:t>có</w:t>
       </w:r>
@@ -4882,16 +5944,14 @@
         <w:rPr>
           <w:rFonts w:ascii="Times New Roman" w:hAnsi="Times New Roman"/>
           <w:sz w:val="26"/>
-          <w:szCs w:val="26"/>
-        </w:rPr>
-        <w:t xml:space="preserve"> </w:t>
-      </w:r>
-      <w:proofErr w:type="spellStart"/>
-      <w:r>
-        <w:rPr>
-          <w:rFonts w:ascii="Times New Roman" w:hAnsi="Times New Roman"/>
-          <w:sz w:val="26"/>
-          <w:szCs w:val="26"/>
+        </w:rPr>
+        <w:t xml:space="preserve"> </w:t>
+      </w:r>
+      <w:proofErr w:type="spellStart"/>
+      <w:r>
+        <w:rPr>
+          <w:rFonts w:ascii="Times New Roman" w:hAnsi="Times New Roman"/>
+          <w:sz w:val="26"/>
         </w:rPr>
         <w:t>giá</w:t>
       </w:r>
@@ -4900,16 +5960,14 @@
         <w:rPr>
           <w:rFonts w:ascii="Times New Roman" w:hAnsi="Times New Roman"/>
           <w:sz w:val="26"/>
-          <w:szCs w:val="26"/>
-        </w:rPr>
-        <w:t xml:space="preserve"> </w:t>
-      </w:r>
-      <w:proofErr w:type="spellStart"/>
-      <w:r>
-        <w:rPr>
-          <w:rFonts w:ascii="Times New Roman" w:hAnsi="Times New Roman"/>
-          <w:sz w:val="26"/>
-          <w:szCs w:val="26"/>
+        </w:rPr>
+        <w:t xml:space="preserve"> </w:t>
+      </w:r>
+      <w:proofErr w:type="spellStart"/>
+      <w:r>
+        <w:rPr>
+          <w:rFonts w:ascii="Times New Roman" w:hAnsi="Times New Roman"/>
+          <w:sz w:val="26"/>
         </w:rPr>
         <w:t>trị</w:t>
       </w:r>
@@ -4918,16 +5976,14 @@
         <w:rPr>
           <w:rFonts w:ascii="Times New Roman" w:hAnsi="Times New Roman"/>
           <w:sz w:val="26"/>
-          <w:szCs w:val="26"/>
-        </w:rPr>
-        <w:t xml:space="preserve"> </w:t>
-      </w:r>
-      <w:proofErr w:type="spellStart"/>
-      <w:r>
-        <w:rPr>
-          <w:rFonts w:ascii="Times New Roman" w:hAnsi="Times New Roman"/>
-          <w:sz w:val="26"/>
-          <w:szCs w:val="26"/>
+        </w:rPr>
+        <w:t xml:space="preserve"> </w:t>
+      </w:r>
+      <w:proofErr w:type="spellStart"/>
+      <w:r>
+        <w:rPr>
+          <w:rFonts w:ascii="Times New Roman" w:hAnsi="Times New Roman"/>
+          <w:sz w:val="26"/>
         </w:rPr>
         <w:t>như</w:t>
       </w:r>
@@ -4936,16 +5992,14 @@
         <w:rPr>
           <w:rFonts w:ascii="Times New Roman" w:hAnsi="Times New Roman"/>
           <w:sz w:val="26"/>
-          <w:szCs w:val="26"/>
-        </w:rPr>
-        <w:t xml:space="preserve"> </w:t>
-      </w:r>
-      <w:proofErr w:type="spellStart"/>
-      <w:r>
-        <w:rPr>
-          <w:rFonts w:ascii="Times New Roman" w:hAnsi="Times New Roman"/>
-          <w:sz w:val="26"/>
-          <w:szCs w:val="26"/>
+        </w:rPr>
+        <w:t xml:space="preserve"> </w:t>
+      </w:r>
+      <w:proofErr w:type="spellStart"/>
+      <w:r>
+        <w:rPr>
+          <w:rFonts w:ascii="Times New Roman" w:hAnsi="Times New Roman"/>
+          <w:sz w:val="26"/>
         </w:rPr>
         <w:t>nhau</w:t>
       </w:r>
@@ -4954,7 +6008,6 @@
         <w:rPr>
           <w:rFonts w:ascii="Times New Roman" w:hAnsi="Times New Roman"/>
           <w:sz w:val="26"/>
-          <w:szCs w:val="26"/>
         </w:rPr>
         <w:t xml:space="preserve">, </w:t>
       </w:r>
@@ -4963,7 +6016,6 @@
         <w:rPr>
           <w:rFonts w:ascii="Times New Roman" w:hAnsi="Times New Roman"/>
           <w:sz w:val="26"/>
-          <w:szCs w:val="26"/>
         </w:rPr>
         <w:t>Ông</w:t>
       </w:r>
@@ -4972,7 +6024,6 @@
         <w:rPr>
           <w:rFonts w:ascii="Times New Roman" w:hAnsi="Times New Roman"/>
           <w:sz w:val="26"/>
-          <w:szCs w:val="26"/>
         </w:rPr>
         <w:t>/</w:t>
       </w:r>
@@ -4981,7 +6032,6 @@
         <w:rPr>
           <w:rFonts w:ascii="Times New Roman" w:hAnsi="Times New Roman"/>
           <w:sz w:val="26"/>
-          <w:szCs w:val="26"/>
         </w:rPr>
         <w:t>Bà</w:t>
       </w:r>
@@ -4990,7 +6040,6 @@
         <w:rPr>
           <w:rFonts w:ascii="Times New Roman" w:hAnsi="Times New Roman"/>
           <w:sz w:val="26"/>
-          <w:szCs w:val="26"/>
         </w:rPr>
         <w:t xml:space="preserve"> HỒ THỊ TIẾP (</w:t>
       </w:r>
@@ -4999,7 +6048,6 @@
         <w:rPr>
           <w:rFonts w:ascii="Times New Roman" w:hAnsi="Times New Roman"/>
           <w:sz w:val="26"/>
-          <w:szCs w:val="26"/>
         </w:rPr>
         <w:t>Bên</w:t>
       </w:r>
@@ -5008,16 +6056,14 @@
         <w:rPr>
           <w:rFonts w:ascii="Times New Roman" w:hAnsi="Times New Roman"/>
           <w:sz w:val="26"/>
-          <w:szCs w:val="26"/>
-        </w:rPr>
-        <w:t xml:space="preserve"> </w:t>
-      </w:r>
-      <w:proofErr w:type="spellStart"/>
-      <w:r>
-        <w:rPr>
-          <w:rFonts w:ascii="Times New Roman" w:hAnsi="Times New Roman"/>
-          <w:sz w:val="26"/>
-          <w:szCs w:val="26"/>
+        </w:rPr>
+        <w:t xml:space="preserve"> </w:t>
+      </w:r>
+      <w:proofErr w:type="spellStart"/>
+      <w:r>
+        <w:rPr>
+          <w:rFonts w:ascii="Times New Roman" w:hAnsi="Times New Roman"/>
+          <w:sz w:val="26"/>
         </w:rPr>
         <w:t>bán</w:t>
       </w:r>
@@ -5026,7 +6072,6 @@
         <w:rPr>
           <w:rFonts w:ascii="Times New Roman" w:hAnsi="Times New Roman"/>
           <w:sz w:val="26"/>
-          <w:szCs w:val="26"/>
         </w:rPr>
         <w:t xml:space="preserve">) </w:t>
       </w:r>
@@ -5035,7 +6080,6 @@
         <w:rPr>
           <w:rFonts w:ascii="Times New Roman" w:hAnsi="Times New Roman"/>
           <w:sz w:val="26"/>
-          <w:szCs w:val="26"/>
         </w:rPr>
         <w:t>giữ</w:t>
       </w:r>
@@ -5044,7 +6088,6 @@
         <w:rPr>
           <w:rFonts w:ascii="Times New Roman" w:hAnsi="Times New Roman"/>
           <w:sz w:val="26"/>
-          <w:szCs w:val="26"/>
         </w:rPr>
         <w:t xml:space="preserve"> 01 (</w:t>
       </w:r>
@@ -5053,7 +6096,6 @@
         <w:rPr>
           <w:rFonts w:ascii="Times New Roman" w:hAnsi="Times New Roman"/>
           <w:sz w:val="26"/>
-          <w:szCs w:val="26"/>
         </w:rPr>
         <w:t>một</w:t>
       </w:r>
@@ -5062,7 +6104,6 @@
         <w:rPr>
           <w:rFonts w:ascii="Times New Roman" w:hAnsi="Times New Roman"/>
           <w:sz w:val="26"/>
-          <w:szCs w:val="26"/>
         </w:rPr>
         <w:t xml:space="preserve">) </w:t>
       </w:r>
@@ -5071,7 +6112,6 @@
         <w:rPr>
           <w:rFonts w:ascii="Times New Roman" w:hAnsi="Times New Roman"/>
           <w:sz w:val="26"/>
-          <w:szCs w:val="26"/>
         </w:rPr>
         <w:t>bản</w:t>
       </w:r>
@@ -5080,7 +6120,6 @@
         <w:rPr>
           <w:rFonts w:ascii="Times New Roman" w:hAnsi="Times New Roman"/>
           <w:sz w:val="26"/>
-          <w:szCs w:val="26"/>
         </w:rPr>
         <w:t xml:space="preserve">, </w:t>
       </w:r>
@@ -5089,7 +6128,6 @@
         <w:rPr>
           <w:rFonts w:ascii="Times New Roman" w:hAnsi="Times New Roman"/>
           <w:sz w:val="26"/>
-          <w:szCs w:val="26"/>
         </w:rPr>
         <w:t>Ông</w:t>
       </w:r>
@@ -5098,7 +6136,6 @@
         <w:rPr>
           <w:rFonts w:ascii="Times New Roman" w:hAnsi="Times New Roman"/>
           <w:sz w:val="26"/>
-          <w:szCs w:val="26"/>
         </w:rPr>
         <w:t>/</w:t>
       </w:r>
@@ -5107,7 +6144,6 @@
         <w:rPr>
           <w:rFonts w:ascii="Times New Roman" w:hAnsi="Times New Roman"/>
           <w:sz w:val="26"/>
-          <w:szCs w:val="26"/>
         </w:rPr>
         <w:t>Bà</w:t>
       </w:r>
@@ -5116,7 +6152,6 @@
         <w:rPr>
           <w:rFonts w:ascii="Times New Roman" w:hAnsi="Times New Roman"/>
           <w:sz w:val="26"/>
-          <w:szCs w:val="26"/>
         </w:rPr>
         <w:t xml:space="preserve"> LÂM VĂN </w:t>
       </w:r>
@@ -5125,7 +6160,6 @@
         <w:rPr>
           <w:rFonts w:ascii="Times New Roman" w:hAnsi="Times New Roman"/>
           <w:sz w:val="26"/>
-          <w:szCs w:val="26"/>
         </w:rPr>
         <w:t>VĂN</w:t>
       </w:r>
@@ -5134,7 +6168,6 @@
         <w:rPr>
           <w:rFonts w:ascii="Times New Roman" w:hAnsi="Times New Roman"/>
           <w:sz w:val="26"/>
-          <w:szCs w:val="26"/>
         </w:rPr>
         <w:t xml:space="preserve"> (</w:t>
       </w:r>
@@ -5143,7 +6176,6 @@
         <w:rPr>
           <w:rFonts w:ascii="Times New Roman" w:hAnsi="Times New Roman"/>
           <w:sz w:val="26"/>
-          <w:szCs w:val="26"/>
         </w:rPr>
         <w:t>Bên</w:t>
       </w:r>
@@ -5152,16 +6184,14 @@
         <w:rPr>
           <w:rFonts w:ascii="Times New Roman" w:hAnsi="Times New Roman"/>
           <w:sz w:val="26"/>
-          <w:szCs w:val="26"/>
-        </w:rPr>
-        <w:t xml:space="preserve"> </w:t>
-      </w:r>
-      <w:proofErr w:type="spellStart"/>
-      <w:r>
-        <w:rPr>
-          <w:rFonts w:ascii="Times New Roman" w:hAnsi="Times New Roman"/>
-          <w:sz w:val="26"/>
-          <w:szCs w:val="26"/>
+        </w:rPr>
+        <w:t xml:space="preserve"> </w:t>
+      </w:r>
+      <w:proofErr w:type="spellStart"/>
+      <w:r>
+        <w:rPr>
+          <w:rFonts w:ascii="Times New Roman" w:hAnsi="Times New Roman"/>
+          <w:sz w:val="26"/>
         </w:rPr>
         <w:t>mua</w:t>
       </w:r>
@@ -5170,7 +6200,6 @@
         <w:rPr>
           <w:rFonts w:ascii="Times New Roman" w:hAnsi="Times New Roman"/>
           <w:sz w:val="26"/>
-          <w:szCs w:val="26"/>
         </w:rPr>
         <w:t xml:space="preserve">) </w:t>
       </w:r>
@@ -5179,7 +6208,6 @@
         <w:rPr>
           <w:rFonts w:ascii="Times New Roman" w:hAnsi="Times New Roman"/>
           <w:sz w:val="26"/>
-          <w:szCs w:val="26"/>
         </w:rPr>
         <w:t>giữ</w:t>
       </w:r>
@@ -5188,7 +6216,6 @@
         <w:rPr>
           <w:rFonts w:ascii="Times New Roman" w:hAnsi="Times New Roman"/>
           <w:sz w:val="26"/>
-          <w:szCs w:val="26"/>
         </w:rPr>
         <w:t xml:space="preserve"> 01 (</w:t>
       </w:r>
@@ -5197,7 +6224,6 @@
         <w:rPr>
           <w:rFonts w:ascii="Times New Roman" w:hAnsi="Times New Roman"/>
           <w:sz w:val="26"/>
-          <w:szCs w:val="26"/>
         </w:rPr>
         <w:t>một</w:t>
       </w:r>
@@ -5206,7 +6232,6 @@
         <w:rPr>
           <w:rFonts w:ascii="Times New Roman" w:hAnsi="Times New Roman"/>
           <w:sz w:val="26"/>
-          <w:szCs w:val="26"/>
         </w:rPr>
         <w:t xml:space="preserve">) </w:t>
       </w:r>
@@ -5215,7 +6240,6 @@
         <w:rPr>
           <w:rFonts w:ascii="Times New Roman" w:hAnsi="Times New Roman"/>
           <w:sz w:val="26"/>
-          <w:szCs w:val="26"/>
         </w:rPr>
         <w:t>bản</w:t>
       </w:r>
@@ -5224,7 +6248,6 @@
         <w:rPr>
           <w:rFonts w:ascii="Times New Roman" w:hAnsi="Times New Roman"/>
           <w:sz w:val="26"/>
-          <w:szCs w:val="26"/>
         </w:rPr>
         <w:t>, 01 (</w:t>
       </w:r>
@@ -5233,7 +6256,6 @@
         <w:rPr>
           <w:rFonts w:ascii="Times New Roman" w:hAnsi="Times New Roman"/>
           <w:sz w:val="26"/>
-          <w:szCs w:val="26"/>
         </w:rPr>
         <w:t>một</w:t>
       </w:r>
@@ -5242,7 +6264,6 @@
         <w:rPr>
           <w:rFonts w:ascii="Times New Roman" w:hAnsi="Times New Roman"/>
           <w:sz w:val="26"/>
-          <w:szCs w:val="26"/>
         </w:rPr>
         <w:t xml:space="preserve">) </w:t>
       </w:r>
@@ -5251,7 +6272,6 @@
         <w:rPr>
           <w:rFonts w:ascii="Times New Roman" w:hAnsi="Times New Roman"/>
           <w:sz w:val="26"/>
-          <w:szCs w:val="26"/>
         </w:rPr>
         <w:t>bản</w:t>
       </w:r>
@@ -5260,16 +6280,14 @@
         <w:rPr>
           <w:rFonts w:ascii="Times New Roman" w:hAnsi="Times New Roman"/>
           <w:sz w:val="26"/>
-          <w:szCs w:val="26"/>
-        </w:rPr>
-        <w:t xml:space="preserve"> </w:t>
-      </w:r>
-      <w:proofErr w:type="spellStart"/>
-      <w:r>
-        <w:rPr>
-          <w:rFonts w:ascii="Times New Roman" w:hAnsi="Times New Roman"/>
-          <w:sz w:val="26"/>
-          <w:szCs w:val="26"/>
+        </w:rPr>
+        <w:t xml:space="preserve"> </w:t>
+      </w:r>
+      <w:proofErr w:type="spellStart"/>
+      <w:r>
+        <w:rPr>
+          <w:rFonts w:ascii="Times New Roman" w:hAnsi="Times New Roman"/>
+          <w:sz w:val="26"/>
         </w:rPr>
         <w:t>lưu</w:t>
       </w:r>
@@ -5278,16 +6296,14 @@
         <w:rPr>
           <w:rFonts w:ascii="Times New Roman" w:hAnsi="Times New Roman"/>
           <w:sz w:val="26"/>
-          <w:szCs w:val="26"/>
-        </w:rPr>
-        <w:t xml:space="preserve"> </w:t>
-      </w:r>
-      <w:proofErr w:type="spellStart"/>
-      <w:r>
-        <w:rPr>
-          <w:rFonts w:ascii="Times New Roman" w:hAnsi="Times New Roman"/>
-          <w:sz w:val="26"/>
-          <w:szCs w:val="26"/>
+        </w:rPr>
+        <w:t xml:space="preserve"> </w:t>
+      </w:r>
+      <w:proofErr w:type="spellStart"/>
+      <w:r>
+        <w:rPr>
+          <w:rFonts w:ascii="Times New Roman" w:hAnsi="Times New Roman"/>
+          <w:sz w:val="26"/>
         </w:rPr>
         <w:t>lại</w:t>
       </w:r>
@@ -5296,16 +6312,14 @@
         <w:rPr>
           <w:rFonts w:ascii="Times New Roman" w:hAnsi="Times New Roman"/>
           <w:sz w:val="26"/>
-          <w:szCs w:val="26"/>
-        </w:rPr>
-        <w:t xml:space="preserve"> </w:t>
-      </w:r>
-      <w:proofErr w:type="spellStart"/>
-      <w:r>
-        <w:rPr>
-          <w:rFonts w:ascii="Times New Roman" w:hAnsi="Times New Roman"/>
-          <w:sz w:val="26"/>
-          <w:szCs w:val="26"/>
+        </w:rPr>
+        <w:t xml:space="preserve"> </w:t>
+      </w:r>
+      <w:proofErr w:type="spellStart"/>
+      <w:r>
+        <w:rPr>
+          <w:rFonts w:ascii="Times New Roman" w:hAnsi="Times New Roman"/>
+          <w:sz w:val="26"/>
         </w:rPr>
         <w:t>công</w:t>
       </w:r>
@@ -5314,7 +6328,6 @@
         <w:rPr>
           <w:rFonts w:ascii="Times New Roman" w:hAnsi="Times New Roman"/>
           <w:sz w:val="26"/>
-          <w:szCs w:val="26"/>
         </w:rPr>
         <w:t xml:space="preserve"> ty, 01 (</w:t>
       </w:r>
@@ -5323,7 +6336,6 @@
         <w:rPr>
           <w:rFonts w:ascii="Times New Roman" w:hAnsi="Times New Roman"/>
           <w:sz w:val="26"/>
-          <w:szCs w:val="26"/>
         </w:rPr>
         <w:t>một</w:t>
       </w:r>
@@ -5332,7 +6344,6 @@
         <w:rPr>
           <w:rFonts w:ascii="Times New Roman" w:hAnsi="Times New Roman"/>
           <w:sz w:val="26"/>
-          <w:szCs w:val="26"/>
         </w:rPr>
         <w:t xml:space="preserve">) </w:t>
       </w:r>
@@ -5341,7 +6352,6 @@
         <w:rPr>
           <w:rFonts w:ascii="Times New Roman" w:hAnsi="Times New Roman"/>
           <w:sz w:val="26"/>
-          <w:szCs w:val="26"/>
         </w:rPr>
         <w:t>bản</w:t>
       </w:r>
@@ -5350,16 +6360,14 @@
         <w:rPr>
           <w:rFonts w:ascii="Times New Roman" w:hAnsi="Times New Roman"/>
           <w:sz w:val="26"/>
-          <w:szCs w:val="26"/>
-        </w:rPr>
-        <w:t xml:space="preserve"> </w:t>
-      </w:r>
-      <w:proofErr w:type="spellStart"/>
-      <w:r>
-        <w:rPr>
-          <w:rFonts w:ascii="Times New Roman" w:hAnsi="Times New Roman"/>
-          <w:sz w:val="26"/>
-          <w:szCs w:val="26"/>
+        </w:rPr>
+        <w:t xml:space="preserve"> </w:t>
+      </w:r>
+      <w:proofErr w:type="spellStart"/>
+      <w:r>
+        <w:rPr>
+          <w:rFonts w:ascii="Times New Roman" w:hAnsi="Times New Roman"/>
+          <w:sz w:val="26"/>
         </w:rPr>
         <w:t>nộp</w:t>
       </w:r>
@@ -5368,16 +6376,14 @@
         <w:rPr>
           <w:rFonts w:ascii="Times New Roman" w:hAnsi="Times New Roman"/>
           <w:sz w:val="26"/>
-          <w:szCs w:val="26"/>
-        </w:rPr>
-        <w:t xml:space="preserve"> </w:t>
-      </w:r>
-      <w:proofErr w:type="spellStart"/>
-      <w:r>
-        <w:rPr>
-          <w:rFonts w:ascii="Times New Roman" w:hAnsi="Times New Roman"/>
-          <w:sz w:val="26"/>
-          <w:szCs w:val="26"/>
+        </w:rPr>
+        <w:t xml:space="preserve"> </w:t>
+      </w:r>
+      <w:proofErr w:type="spellStart"/>
+      <w:r>
+        <w:rPr>
+          <w:rFonts w:ascii="Times New Roman" w:hAnsi="Times New Roman"/>
+          <w:sz w:val="26"/>
         </w:rPr>
         <w:t>Phòng</w:t>
       </w:r>
@@ -5386,16 +6392,14 @@
         <w:rPr>
           <w:rFonts w:ascii="Times New Roman" w:hAnsi="Times New Roman"/>
           <w:sz w:val="26"/>
-          <w:szCs w:val="26"/>
-        </w:rPr>
-        <w:t xml:space="preserve"> </w:t>
-      </w:r>
-      <w:proofErr w:type="spellStart"/>
-      <w:r>
-        <w:rPr>
-          <w:rFonts w:ascii="Times New Roman" w:hAnsi="Times New Roman"/>
-          <w:sz w:val="26"/>
-          <w:szCs w:val="26"/>
+        </w:rPr>
+        <w:t xml:space="preserve"> </w:t>
+      </w:r>
+      <w:proofErr w:type="spellStart"/>
+      <w:r>
+        <w:rPr>
+          <w:rFonts w:ascii="Times New Roman" w:hAnsi="Times New Roman"/>
+          <w:sz w:val="26"/>
         </w:rPr>
         <w:t>Đăng</w:t>
       </w:r>
@@ -5404,16 +6408,14 @@
         <w:rPr>
           <w:rFonts w:ascii="Times New Roman" w:hAnsi="Times New Roman"/>
           <w:sz w:val="26"/>
-          <w:szCs w:val="26"/>
-        </w:rPr>
-        <w:t xml:space="preserve"> </w:t>
-      </w:r>
-      <w:proofErr w:type="spellStart"/>
-      <w:r>
-        <w:rPr>
-          <w:rFonts w:ascii="Times New Roman" w:hAnsi="Times New Roman"/>
-          <w:sz w:val="26"/>
-          <w:szCs w:val="26"/>
+        </w:rPr>
+        <w:t xml:space="preserve"> </w:t>
+      </w:r>
+      <w:proofErr w:type="spellStart"/>
+      <w:r>
+        <w:rPr>
+          <w:rFonts w:ascii="Times New Roman" w:hAnsi="Times New Roman"/>
+          <w:sz w:val="26"/>
         </w:rPr>
         <w:t>ký</w:t>
       </w:r>
@@ -5422,16 +6424,14 @@
         <w:rPr>
           <w:rFonts w:ascii="Times New Roman" w:hAnsi="Times New Roman"/>
           <w:sz w:val="26"/>
-          <w:szCs w:val="26"/>
-        </w:rPr>
-        <w:t xml:space="preserve"> </w:t>
-      </w:r>
-      <w:proofErr w:type="spellStart"/>
-      <w:r>
-        <w:rPr>
-          <w:rFonts w:ascii="Times New Roman" w:hAnsi="Times New Roman"/>
-          <w:sz w:val="26"/>
-          <w:szCs w:val="26"/>
+        </w:rPr>
+        <w:t xml:space="preserve"> </w:t>
+      </w:r>
+      <w:proofErr w:type="spellStart"/>
+      <w:r>
+        <w:rPr>
+          <w:rFonts w:ascii="Times New Roman" w:hAnsi="Times New Roman"/>
+          <w:sz w:val="26"/>
         </w:rPr>
         <w:t>kinh</w:t>
       </w:r>
@@ -5440,16 +6440,14 @@
         <w:rPr>
           <w:rFonts w:ascii="Times New Roman" w:hAnsi="Times New Roman"/>
           <w:sz w:val="26"/>
-          <w:szCs w:val="26"/>
-        </w:rPr>
-        <w:t xml:space="preserve"> </w:t>
-      </w:r>
-      <w:proofErr w:type="spellStart"/>
-      <w:r>
-        <w:rPr>
-          <w:rFonts w:ascii="Times New Roman" w:hAnsi="Times New Roman"/>
-          <w:sz w:val="26"/>
-          <w:szCs w:val="26"/>
+        </w:rPr>
+        <w:t xml:space="preserve"> </w:t>
+      </w:r>
+      <w:proofErr w:type="spellStart"/>
+      <w:r>
+        <w:rPr>
+          <w:rFonts w:ascii="Times New Roman" w:hAnsi="Times New Roman"/>
+          <w:sz w:val="26"/>
         </w:rPr>
         <w:t>doanh</w:t>
       </w:r>
@@ -5458,7 +6456,6 @@
         <w:rPr>
           <w:rFonts w:ascii="Times New Roman" w:hAnsi="Times New Roman"/>
           <w:sz w:val="26"/>
-          <w:szCs w:val="26"/>
         </w:rPr>
         <w:t xml:space="preserve"> – </w:t>
       </w:r>
@@ -5467,7 +6464,6 @@
         <w:rPr>
           <w:rFonts w:ascii="Times New Roman" w:hAnsi="Times New Roman"/>
           <w:sz w:val="26"/>
-          <w:szCs w:val="26"/>
         </w:rPr>
         <w:t>Sở</w:t>
       </w:r>
@@ -5476,7 +6472,6 @@
         <w:rPr>
           <w:rFonts w:ascii="Times New Roman" w:hAnsi="Times New Roman"/>
           <w:sz w:val="26"/>
-          <w:szCs w:val="26"/>
         </w:rPr>
         <w:t xml:space="preserve"> Tài </w:t>
       </w:r>
@@ -5485,7 +6480,6 @@
         <w:rPr>
           <w:rFonts w:ascii="Times New Roman" w:hAnsi="Times New Roman"/>
           <w:sz w:val="26"/>
-          <w:szCs w:val="26"/>
         </w:rPr>
         <w:t>Chính</w:t>
       </w:r>
@@ -5494,7 +6488,6 @@
         <w:rPr>
           <w:rFonts w:ascii="Times New Roman" w:hAnsi="Times New Roman"/>
           <w:sz w:val="26"/>
-          <w:szCs w:val="26"/>
         </w:rPr>
         <w:t xml:space="preserve"> Thành </w:t>
       </w:r>
@@ -5503,7 +6496,6 @@
         <w:rPr>
           <w:rFonts w:ascii="Times New Roman" w:hAnsi="Times New Roman"/>
           <w:sz w:val="26"/>
-          <w:szCs w:val="26"/>
         </w:rPr>
         <w:t>Phố</w:t>
       </w:r>
@@ -5512,16 +6504,14 @@
         <w:rPr>
           <w:rFonts w:ascii="Times New Roman" w:hAnsi="Times New Roman"/>
           <w:sz w:val="26"/>
-          <w:szCs w:val="26"/>
-        </w:rPr>
-        <w:t xml:space="preserve"> </w:t>
-      </w:r>
-      <w:proofErr w:type="spellStart"/>
-      <w:r>
-        <w:rPr>
-          <w:rFonts w:ascii="Times New Roman" w:hAnsi="Times New Roman"/>
-          <w:sz w:val="26"/>
-          <w:szCs w:val="26"/>
+        </w:rPr>
+        <w:t xml:space="preserve"> </w:t>
+      </w:r>
+      <w:proofErr w:type="spellStart"/>
+      <w:r>
+        <w:rPr>
+          <w:rFonts w:ascii="Times New Roman" w:hAnsi="Times New Roman"/>
+          <w:sz w:val="26"/>
         </w:rPr>
         <w:t>Hồ</w:t>
       </w:r>
@@ -5530,7 +6520,6 @@
         <w:rPr>
           <w:rFonts w:ascii="Times New Roman" w:hAnsi="Times New Roman"/>
           <w:sz w:val="26"/>
-          <w:szCs w:val="26"/>
         </w:rPr>
         <w:t xml:space="preserve"> Chí Minh./.</w:t>
       </w:r>
@@ -5556,27 +6545,21 @@
           </w:tcPr>
           <w:p>
             <w:pPr>
-              <w:spacing w:after="0"/>
               <w:jc w:val="center"/>
               <w:rPr>
-                <w:rFonts w:ascii="Times New Roman" w:eastAsia="Times New Roman" w:hAnsi="Times New Roman"/>
                 <w:b/>
                 <w:bCs/>
-                <w:color w:val="000000" w:themeColor="text1"/>
-                <w:sz w:val="26"/>
-                <w:szCs w:val="26"/>
-                <w:lang w:val="vi-VN"/>
+                <w:sz w:val="26"/>
+                <w:szCs w:val="26"/>
               </w:rPr>
             </w:pPr>
             <w:r>
               <w:rPr>
-                <w:rFonts w:ascii="Times New Roman" w:eastAsia="Times New Roman" w:hAnsi="Times New Roman"/>
+                <w:rFonts w:ascii="Times New Roman" w:hAnsi="Times New Roman"/>
                 <w:b/>
                 <w:bCs/>
-                <w:color w:val="000000" w:themeColor="text1"/>
-                <w:sz w:val="26"/>
-                <w:szCs w:val="26"/>
-                <w:lang w:val="sv-SE"/>
+                <w:sz w:val="26"/>
+                <w:szCs w:val="26"/>
               </w:rPr>
               <w:lastRenderedPageBreak/>
               <w:t>BÊN BÁN</w:t>
@@ -5584,226 +6567,320 @@
           </w:p>
           <w:p>
             <w:pPr>
-              <w:spacing w:after="0"/>
               <w:jc w:val="center"/>
               <w:rPr>
-                <w:rFonts w:ascii="Times New Roman" w:eastAsia="Times New Roman" w:hAnsi="Times New Roman"/>
-                <w:bCs/>
-                <w:i/>
-                <w:color w:val="000000" w:themeColor="text1"/>
-                <w:sz w:val="26"/>
-                <w:szCs w:val="26"/>
-                <w:lang w:val="vi-VN"/>
+                <w:sz w:val="26"/>
+                <w:szCs w:val="26"/>
               </w:rPr>
             </w:pPr>
             <w:r>
               <w:rPr>
-                <w:rFonts w:ascii="Times New Roman" w:eastAsia="Times New Roman" w:hAnsi="Times New Roman"/>
-                <w:bCs/>
-                <w:i/>
-                <w:color w:val="000000" w:themeColor="text1"/>
-                <w:sz w:val="26"/>
-                <w:szCs w:val="26"/>
-                <w:lang w:val="vi-VN"/>
+                <w:rFonts w:ascii="Times New Roman" w:hAnsi="Times New Roman"/>
+                <w:sz w:val="26"/>
+                <w:szCs w:val="26"/>
               </w:rPr>
               <w:t>(</w:t>
             </w:r>
-            <w:r>
-              <w:rPr>
-                <w:rFonts w:ascii="Times New Roman" w:eastAsia="Times New Roman" w:hAnsi="Times New Roman"/>
-                <w:bCs/>
-                <w:i/>
-                <w:color w:val="000000" w:themeColor="text1"/>
-                <w:sz w:val="26"/>
-                <w:szCs w:val="26"/>
-                <w:lang w:val="sv-SE"/>
-              </w:rPr>
-              <w:t>K</w:t>
-            </w:r>
-            <w:r>
-              <w:rPr>
-                <w:rFonts w:ascii="Times New Roman" w:eastAsia="Times New Roman" w:hAnsi="Times New Roman"/>
-                <w:bCs/>
-                <w:i/>
-                <w:color w:val="000000" w:themeColor="text1"/>
-                <w:sz w:val="26"/>
-                <w:szCs w:val="26"/>
-                <w:lang w:val="vi-VN"/>
-              </w:rPr>
-              <w:t>ý, ghi rõ họ tên)</w:t>
+            <w:proofErr w:type="spellStart"/>
+            <w:r>
+              <w:rPr>
+                <w:rFonts w:ascii="Times New Roman" w:hAnsi="Times New Roman"/>
+                <w:sz w:val="26"/>
+                <w:szCs w:val="26"/>
+              </w:rPr>
+              <w:t>Ký</w:t>
+            </w:r>
+            <w:proofErr w:type="spellEnd"/>
+            <w:r>
+              <w:rPr>
+                <w:rFonts w:ascii="Times New Roman" w:hAnsi="Times New Roman"/>
+                <w:sz w:val="26"/>
+                <w:szCs w:val="26"/>
+              </w:rPr>
+              <w:t xml:space="preserve">, </w:t>
+            </w:r>
+            <w:proofErr w:type="spellStart"/>
+            <w:r>
+              <w:rPr>
+                <w:rFonts w:ascii="Times New Roman" w:hAnsi="Times New Roman"/>
+                <w:sz w:val="26"/>
+                <w:szCs w:val="26"/>
+              </w:rPr>
+              <w:t>ghi</w:t>
+            </w:r>
+            <w:proofErr w:type="spellEnd"/>
+            <w:r>
+              <w:rPr>
+                <w:rFonts w:ascii="Times New Roman" w:hAnsi="Times New Roman"/>
+                <w:sz w:val="26"/>
+                <w:szCs w:val="26"/>
+              </w:rPr>
+              <w:t xml:space="preserve"> </w:t>
+            </w:r>
+            <w:proofErr w:type="spellStart"/>
+            <w:r>
+              <w:rPr>
+                <w:rFonts w:ascii="Times New Roman" w:hAnsi="Times New Roman"/>
+                <w:sz w:val="26"/>
+                <w:szCs w:val="26"/>
+              </w:rPr>
+              <w:t>rõ</w:t>
+            </w:r>
+            <w:proofErr w:type="spellEnd"/>
+            <w:r>
+              <w:rPr>
+                <w:rFonts w:ascii="Times New Roman" w:hAnsi="Times New Roman"/>
+                <w:sz w:val="26"/>
+                <w:szCs w:val="26"/>
+              </w:rPr>
+              <w:t xml:space="preserve"> </w:t>
+            </w:r>
+            <w:proofErr w:type="spellStart"/>
+            <w:r>
+              <w:rPr>
+                <w:rFonts w:ascii="Times New Roman" w:hAnsi="Times New Roman"/>
+                <w:sz w:val="26"/>
+                <w:szCs w:val="26"/>
+              </w:rPr>
+              <w:t>họ</w:t>
+            </w:r>
+            <w:proofErr w:type="spellEnd"/>
+            <w:r>
+              <w:rPr>
+                <w:rFonts w:ascii="Times New Roman" w:hAnsi="Times New Roman"/>
+                <w:sz w:val="26"/>
+                <w:szCs w:val="26"/>
+              </w:rPr>
+              <w:t xml:space="preserve"> </w:t>
+            </w:r>
+            <w:proofErr w:type="spellStart"/>
+            <w:r>
+              <w:rPr>
+                <w:rFonts w:ascii="Times New Roman" w:hAnsi="Times New Roman"/>
+                <w:sz w:val="26"/>
+                <w:szCs w:val="26"/>
+              </w:rPr>
+              <w:t>tên</w:t>
+            </w:r>
+            <w:proofErr w:type="spellEnd"/>
+            <w:r>
+              <w:rPr>
+                <w:rFonts w:ascii="Times New Roman" w:hAnsi="Times New Roman"/>
+                <w:sz w:val="26"/>
+                <w:szCs w:val="26"/>
+              </w:rPr>
+              <w:t>)</w:t>
             </w:r>
           </w:p>
           <w:p>
             <w:pPr>
-              <w:spacing w:after="0"/>
               <w:jc w:val="center"/>
               <w:rPr>
-                <w:rFonts w:ascii="Times New Roman" w:eastAsia="Times New Roman" w:hAnsi="Times New Roman"/>
-                <w:bCs/>
-                <w:i/>
-                <w:color w:val="000000" w:themeColor="text1"/>
-                <w:sz w:val="26"/>
-                <w:szCs w:val="26"/>
-                <w:lang w:val="vi-VN"/>
+                <w:sz w:val="26"/>
+                <w:szCs w:val="26"/>
               </w:rPr>
             </w:pPr>
             <w:r>
               <w:rPr>
-                <w:rFonts w:ascii="Times New Roman" w:eastAsia="Times New Roman" w:hAnsi="Times New Roman"/>
-                <w:bCs/>
-                <w:i/>
-                <w:color w:val="000000" w:themeColor="text1"/>
-                <w:sz w:val="26"/>
-                <w:szCs w:val="26"/>
-                <w:lang w:val="vi-VN"/>
-              </w:rPr>
-              <w:t>(Đã nhận đủ 2.000.000.000 đồng)</w:t>
+                <w:rFonts w:ascii="Times New Roman" w:hAnsi="Times New Roman"/>
+                <w:sz w:val="26"/>
+                <w:szCs w:val="26"/>
+              </w:rPr>
+              <w:t>(</w:t>
+            </w:r>
+            <w:proofErr w:type="spellStart"/>
+            <w:r>
+              <w:rPr>
+                <w:rFonts w:ascii="Times New Roman" w:hAnsi="Times New Roman"/>
+                <w:sz w:val="26"/>
+                <w:szCs w:val="26"/>
+              </w:rPr>
+              <w:t>Đã</w:t>
+            </w:r>
+            <w:proofErr w:type="spellEnd"/>
+            <w:r>
+              <w:rPr>
+                <w:rFonts w:ascii="Times New Roman" w:hAnsi="Times New Roman"/>
+                <w:sz w:val="26"/>
+                <w:szCs w:val="26"/>
+              </w:rPr>
+              <w:t xml:space="preserve"> </w:t>
+            </w:r>
+            <w:proofErr w:type="spellStart"/>
+            <w:r>
+              <w:rPr>
+                <w:rFonts w:ascii="Times New Roman" w:hAnsi="Times New Roman"/>
+                <w:sz w:val="26"/>
+                <w:szCs w:val="26"/>
+              </w:rPr>
+              <w:t>nhận</w:t>
+            </w:r>
+            <w:proofErr w:type="spellEnd"/>
+            <w:r>
+              <w:rPr>
+                <w:rFonts w:ascii="Times New Roman" w:hAnsi="Times New Roman"/>
+                <w:sz w:val="26"/>
+                <w:szCs w:val="26"/>
+              </w:rPr>
+              <w:t xml:space="preserve"> </w:t>
+            </w:r>
+            <w:proofErr w:type="spellStart"/>
+            <w:r>
+              <w:rPr>
+                <w:rFonts w:ascii="Times New Roman" w:hAnsi="Times New Roman"/>
+                <w:sz w:val="26"/>
+                <w:szCs w:val="26"/>
+              </w:rPr>
+              <w:t>đủ</w:t>
+            </w:r>
+            <w:proofErr w:type="spellEnd"/>
+            <w:r>
+              <w:rPr>
+                <w:rFonts w:ascii="Times New Roman" w:hAnsi="Times New Roman"/>
+                <w:sz w:val="26"/>
+                <w:szCs w:val="26"/>
+              </w:rPr>
+              <w:t xml:space="preserve"> 2.000.000.000 </w:t>
+            </w:r>
+            <w:proofErr w:type="spellStart"/>
+            <w:r>
+              <w:rPr>
+                <w:rFonts w:ascii="Times New Roman" w:hAnsi="Times New Roman"/>
+                <w:sz w:val="26"/>
+                <w:szCs w:val="26"/>
+              </w:rPr>
+              <w:t>đồng</w:t>
+            </w:r>
+            <w:proofErr w:type="spellEnd"/>
+            <w:r>
+              <w:rPr>
+                <w:rFonts w:ascii="Times New Roman" w:hAnsi="Times New Roman"/>
+                <w:sz w:val="26"/>
+                <w:szCs w:val="26"/>
+              </w:rPr>
+              <w:t>)</w:t>
             </w:r>
           </w:p>
           <w:p>
             <w:pPr>
-              <w:spacing w:after="0"/>
-              <w:rPr>
-                <w:rFonts w:ascii="Times New Roman" w:eastAsia="Times New Roman" w:hAnsi="Times New Roman"/>
-                <w:i/>
-                <w:color w:val="000000" w:themeColor="text1"/>
-                <w:sz w:val="26"/>
-                <w:szCs w:val="26"/>
-                <w:lang w:val="vi-VN"/>
+              <w:jc w:val="center"/>
+              <w:rPr>
+                <w:sz w:val="26"/>
+                <w:szCs w:val="26"/>
               </w:rPr>
             </w:pPr>
           </w:p>
           <w:p>
             <w:pPr>
-              <w:spacing w:after="0"/>
               <w:jc w:val="center"/>
               <w:rPr>
-                <w:rFonts w:ascii="Times New Roman" w:eastAsia="Times New Roman" w:hAnsi="Times New Roman"/>
-                <w:i/>
-                <w:color w:val="000000" w:themeColor="text1"/>
-                <w:sz w:val="26"/>
-                <w:szCs w:val="26"/>
-                <w:lang w:val="sv-SE"/>
+                <w:sz w:val="26"/>
+                <w:szCs w:val="26"/>
               </w:rPr>
             </w:pPr>
           </w:p>
           <w:p>
             <w:pPr>
-              <w:spacing w:after="0"/>
               <w:jc w:val="center"/>
               <w:rPr>
-                <w:rFonts w:ascii="Times New Roman" w:eastAsia="Times New Roman" w:hAnsi="Times New Roman"/>
-                <w:i/>
-                <w:color w:val="000000" w:themeColor="text1"/>
-                <w:sz w:val="26"/>
-                <w:szCs w:val="26"/>
-                <w:lang w:val="sv-SE"/>
+                <w:sz w:val="26"/>
+                <w:szCs w:val="26"/>
               </w:rPr>
             </w:pPr>
           </w:p>
           <w:p>
             <w:pPr>
-              <w:spacing w:after="0"/>
               <w:jc w:val="center"/>
               <w:rPr>
-                <w:rFonts w:ascii="Times New Roman" w:eastAsia="Times New Roman" w:hAnsi="Times New Roman"/>
-                <w:i/>
-                <w:color w:val="000000" w:themeColor="text1"/>
-                <w:sz w:val="26"/>
-                <w:szCs w:val="26"/>
-                <w:lang w:val="sv-SE"/>
+                <w:sz w:val="26"/>
+                <w:szCs w:val="26"/>
               </w:rPr>
             </w:pPr>
           </w:p>
           <w:p>
             <w:pPr>
-              <w:spacing w:after="0"/>
               <w:jc w:val="center"/>
               <w:rPr>
-                <w:rFonts w:ascii="Times New Roman" w:eastAsia="Times New Roman" w:hAnsi="Times New Roman"/>
-                <w:i/>
-                <w:color w:val="000000" w:themeColor="text1"/>
-                <w:sz w:val="26"/>
-                <w:szCs w:val="26"/>
-                <w:lang w:val="vi-VN"/>
+                <w:sz w:val="26"/>
+                <w:szCs w:val="26"/>
               </w:rPr>
             </w:pPr>
             <w:r>
               <w:rPr>
-                <w:rFonts w:ascii="Times New Roman" w:eastAsia="Times New Roman" w:hAnsi="Times New Roman"/>
-                <w:i/>
-                <w:color w:val="000000" w:themeColor="text1"/>
-                <w:sz w:val="26"/>
-                <w:szCs w:val="26"/>
-                <w:lang w:val="sv-SE"/>
-              </w:rPr>
-              <w:t>___________________________</w:t>
-            </w:r>
-            <w:r>
-              <w:rPr>
-                <w:rFonts w:ascii="Times New Roman" w:eastAsia="Times New Roman" w:hAnsi="Times New Roman"/>
-                <w:i/>
-                <w:color w:val="000000" w:themeColor="text1"/>
-                <w:sz w:val="26"/>
-                <w:szCs w:val="26"/>
-                <w:lang w:val="vi-VN"/>
-              </w:rPr>
-              <w:t>_</w:t>
+                <w:rFonts w:ascii="Times New Roman" w:hAnsi="Times New Roman"/>
+                <w:sz w:val="26"/>
+                <w:szCs w:val="26"/>
+              </w:rPr>
+              <w:t>____________________________</w:t>
             </w:r>
           </w:p>
           <w:p>
             <w:pPr>
-              <w:spacing w:after="0"/>
               <w:jc w:val="center"/>
               <w:rPr>
-                <w:rFonts w:ascii="Times New Roman" w:eastAsia="Times New Roman" w:hAnsi="Times New Roman"/>
-                <w:b/>
-                <w:color w:val="000000" w:themeColor="text1"/>
-                <w:sz w:val="26"/>
-                <w:szCs w:val="26"/>
-                <w:lang w:val="sv-SE"/>
+                <w:sz w:val="26"/>
+                <w:szCs w:val="26"/>
               </w:rPr>
             </w:pPr>
-            <w:r>
-              <w:rPr>
-                <w:rFonts w:ascii="Times New Roman" w:eastAsia="Times New Roman" w:hAnsi="Times New Roman"/>
-                <w:b/>
-                <w:color w:val="000000" w:themeColor="text1"/>
-                <w:sz w:val="26"/>
-                <w:szCs w:val="26"/>
-                <w:lang w:val="sv-SE"/>
-              </w:rPr>
-              <w:t>Họ tên: HỒ THỊ TIẾP</w:t>
+            <w:proofErr w:type="spellStart"/>
+            <w:r>
+              <w:rPr>
+                <w:rFonts w:ascii="Times New Roman" w:hAnsi="Times New Roman"/>
+                <w:sz w:val="26"/>
+                <w:szCs w:val="26"/>
+              </w:rPr>
+              <w:t>Họ</w:t>
+            </w:r>
+            <w:proofErr w:type="spellEnd"/>
+            <w:r>
+              <w:rPr>
+                <w:rFonts w:ascii="Times New Roman" w:hAnsi="Times New Roman"/>
+                <w:sz w:val="26"/>
+                <w:szCs w:val="26"/>
+              </w:rPr>
+              <w:t xml:space="preserve"> </w:t>
+            </w:r>
+            <w:proofErr w:type="spellStart"/>
+            <w:r>
+              <w:rPr>
+                <w:rFonts w:ascii="Times New Roman" w:hAnsi="Times New Roman"/>
+                <w:sz w:val="26"/>
+                <w:szCs w:val="26"/>
+              </w:rPr>
+              <w:t>tên</w:t>
+            </w:r>
+            <w:proofErr w:type="spellEnd"/>
+            <w:r>
+              <w:rPr>
+                <w:rFonts w:ascii="Times New Roman" w:hAnsi="Times New Roman"/>
+                <w:sz w:val="26"/>
+                <w:szCs w:val="26"/>
+              </w:rPr>
+              <w:t>: HỒ THỊ TIẾP</w:t>
             </w:r>
           </w:p>
           <w:p>
             <w:pPr>
-              <w:rPr>
-                <w:rFonts w:ascii="Times New Roman" w:eastAsia="Times New Roman" w:hAnsi="Times New Roman"/>
-                <w:sz w:val="26"/>
-                <w:szCs w:val="26"/>
-                <w:lang w:val="sv-SE"/>
+              <w:jc w:val="center"/>
+              <w:rPr>
+                <w:sz w:val="26"/>
+                <w:szCs w:val="26"/>
               </w:rPr>
             </w:pPr>
           </w:p>
           <w:p>
             <w:pPr>
-              <w:tabs>
-                <w:tab w:val="left" w:pos="1080"/>
-              </w:tabs>
-              <w:rPr>
-                <w:rFonts w:ascii="Times New Roman" w:eastAsia="Times New Roman" w:hAnsi="Times New Roman"/>
-                <w:sz w:val="26"/>
-                <w:szCs w:val="26"/>
-                <w:lang w:val="sv-SE"/>
+              <w:jc w:val="center"/>
+              <w:rPr>
+                <w:sz w:val="26"/>
+                <w:szCs w:val="26"/>
               </w:rPr>
             </w:pPr>
             <w:r>
               <w:rPr>
-                <w:rFonts w:ascii="Times New Roman" w:eastAsia="Times New Roman" w:hAnsi="Times New Roman"/>
-                <w:sz w:val="26"/>
-                <w:szCs w:val="26"/>
-                <w:lang w:val="sv-SE"/>
+                <w:rFonts w:ascii="Times New Roman" w:hAnsi="Times New Roman"/>
+                <w:sz w:val="26"/>
+                <w:szCs w:val="26"/>
               </w:rPr>
               <w:tab/>
             </w:r>
@@ -5815,220 +6892,252 @@
           </w:tcPr>
           <w:p>
             <w:pPr>
-              <w:spacing w:after="0"/>
               <w:jc w:val="center"/>
               <w:rPr>
-                <w:rFonts w:ascii="Times New Roman" w:eastAsia="Times New Roman" w:hAnsi="Times New Roman"/>
                 <w:b/>
                 <w:bCs/>
-                <w:color w:val="000000" w:themeColor="text1"/>
-                <w:sz w:val="26"/>
-                <w:szCs w:val="26"/>
-                <w:lang w:val="vi-VN"/>
+                <w:sz w:val="26"/>
+                <w:szCs w:val="26"/>
               </w:rPr>
             </w:pPr>
             <w:r>
               <w:rPr>
-                <w:rFonts w:ascii="Times New Roman" w:eastAsia="Times New Roman" w:hAnsi="Times New Roman"/>
+                <w:rFonts w:ascii="Times New Roman" w:hAnsi="Times New Roman"/>
                 <w:b/>
                 <w:bCs/>
-                <w:color w:val="000000" w:themeColor="text1"/>
-                <w:sz w:val="26"/>
-                <w:szCs w:val="26"/>
-                <w:lang w:val="sv-SE"/>
+                <w:sz w:val="26"/>
+                <w:szCs w:val="26"/>
               </w:rPr>
               <w:t>BÊN MUA</w:t>
             </w:r>
           </w:p>
           <w:p>
             <w:pPr>
-              <w:spacing w:after="0"/>
               <w:jc w:val="center"/>
               <w:rPr>
-                <w:rFonts w:ascii="Times New Roman" w:eastAsia="Times New Roman" w:hAnsi="Times New Roman"/>
-                <w:bCs/>
-                <w:i/>
-                <w:color w:val="000000" w:themeColor="text1"/>
-                <w:sz w:val="26"/>
-                <w:szCs w:val="26"/>
-                <w:lang w:val="vi-VN"/>
+                <w:sz w:val="26"/>
+                <w:szCs w:val="26"/>
               </w:rPr>
             </w:pPr>
             <w:r>
               <w:rPr>
-                <w:rFonts w:ascii="Times New Roman" w:eastAsia="Times New Roman" w:hAnsi="Times New Roman"/>
-                <w:bCs/>
-                <w:i/>
-                <w:color w:val="000000" w:themeColor="text1"/>
-                <w:sz w:val="26"/>
-                <w:szCs w:val="26"/>
-                <w:lang w:val="vi-VN"/>
+                <w:rFonts w:ascii="Times New Roman" w:hAnsi="Times New Roman"/>
+                <w:sz w:val="26"/>
+                <w:szCs w:val="26"/>
               </w:rPr>
               <w:t>(</w:t>
             </w:r>
-            <w:r>
-              <w:rPr>
-                <w:rFonts w:ascii="Times New Roman" w:eastAsia="Times New Roman" w:hAnsi="Times New Roman"/>
-                <w:bCs/>
-                <w:i/>
-                <w:color w:val="000000" w:themeColor="text1"/>
-                <w:sz w:val="26"/>
-                <w:szCs w:val="26"/>
-                <w:lang w:val="sv-SE"/>
-              </w:rPr>
-              <w:t>K</w:t>
-            </w:r>
-            <w:r>
-              <w:rPr>
-                <w:rFonts w:ascii="Times New Roman" w:eastAsia="Times New Roman" w:hAnsi="Times New Roman"/>
-                <w:bCs/>
-                <w:i/>
-                <w:color w:val="000000" w:themeColor="text1"/>
-                <w:sz w:val="26"/>
-                <w:szCs w:val="26"/>
-                <w:lang w:val="vi-VN"/>
-              </w:rPr>
-              <w:t>ý, ghi rõ họ tên)</w:t>
+            <w:proofErr w:type="spellStart"/>
+            <w:r>
+              <w:rPr>
+                <w:rFonts w:ascii="Times New Roman" w:hAnsi="Times New Roman"/>
+                <w:sz w:val="26"/>
+                <w:szCs w:val="26"/>
+              </w:rPr>
+              <w:t>Ký</w:t>
+            </w:r>
+            <w:proofErr w:type="spellEnd"/>
+            <w:r>
+              <w:rPr>
+                <w:rFonts w:ascii="Times New Roman" w:hAnsi="Times New Roman"/>
+                <w:sz w:val="26"/>
+                <w:szCs w:val="26"/>
+              </w:rPr>
+              <w:t xml:space="preserve">, </w:t>
+            </w:r>
+            <w:proofErr w:type="spellStart"/>
+            <w:r>
+              <w:rPr>
+                <w:rFonts w:ascii="Times New Roman" w:hAnsi="Times New Roman"/>
+                <w:sz w:val="26"/>
+                <w:szCs w:val="26"/>
+              </w:rPr>
+              <w:t>ghi</w:t>
+            </w:r>
+            <w:proofErr w:type="spellEnd"/>
+            <w:r>
+              <w:rPr>
+                <w:rFonts w:ascii="Times New Roman" w:hAnsi="Times New Roman"/>
+                <w:sz w:val="26"/>
+                <w:szCs w:val="26"/>
+              </w:rPr>
+              <w:t xml:space="preserve"> </w:t>
+            </w:r>
+            <w:proofErr w:type="spellStart"/>
+            <w:r>
+              <w:rPr>
+                <w:rFonts w:ascii="Times New Roman" w:hAnsi="Times New Roman"/>
+                <w:sz w:val="26"/>
+                <w:szCs w:val="26"/>
+              </w:rPr>
+              <w:t>rõ</w:t>
+            </w:r>
+            <w:proofErr w:type="spellEnd"/>
+            <w:r>
+              <w:rPr>
+                <w:rFonts w:ascii="Times New Roman" w:hAnsi="Times New Roman"/>
+                <w:sz w:val="26"/>
+                <w:szCs w:val="26"/>
+              </w:rPr>
+              <w:t xml:space="preserve"> </w:t>
+            </w:r>
+            <w:proofErr w:type="spellStart"/>
+            <w:r>
+              <w:rPr>
+                <w:rFonts w:ascii="Times New Roman" w:hAnsi="Times New Roman"/>
+                <w:sz w:val="26"/>
+                <w:szCs w:val="26"/>
+              </w:rPr>
+              <w:t>họ</w:t>
+            </w:r>
+            <w:proofErr w:type="spellEnd"/>
+            <w:r>
+              <w:rPr>
+                <w:rFonts w:ascii="Times New Roman" w:hAnsi="Times New Roman"/>
+                <w:sz w:val="26"/>
+                <w:szCs w:val="26"/>
+              </w:rPr>
+              <w:t xml:space="preserve"> </w:t>
+            </w:r>
+            <w:proofErr w:type="spellStart"/>
+            <w:r>
+              <w:rPr>
+                <w:rFonts w:ascii="Times New Roman" w:hAnsi="Times New Roman"/>
+                <w:sz w:val="26"/>
+                <w:szCs w:val="26"/>
+              </w:rPr>
+              <w:t>tên</w:t>
+            </w:r>
+            <w:proofErr w:type="spellEnd"/>
+            <w:r>
+              <w:rPr>
+                <w:rFonts w:ascii="Times New Roman" w:hAnsi="Times New Roman"/>
+                <w:sz w:val="26"/>
+                <w:szCs w:val="26"/>
+              </w:rPr>
+              <w:t>)</w:t>
             </w:r>
           </w:p>
           <w:p>
             <w:pPr>
-              <w:spacing w:after="0"/>
-              <w:rPr>
-                <w:rFonts w:ascii="Times New Roman" w:eastAsia="Times New Roman" w:hAnsi="Times New Roman"/>
-                <w:b/>
-                <w:bCs/>
-                <w:color w:val="000000" w:themeColor="text1"/>
-                <w:sz w:val="26"/>
-                <w:szCs w:val="26"/>
-                <w:lang w:val="vi-VN"/>
+              <w:jc w:val="center"/>
+              <w:rPr>
+                <w:sz w:val="26"/>
+                <w:szCs w:val="26"/>
               </w:rPr>
             </w:pPr>
           </w:p>
           <w:p>
             <w:pPr>
-              <w:spacing w:after="0"/>
-              <w:rPr>
-                <w:rFonts w:ascii="Times New Roman" w:eastAsia="Times New Roman" w:hAnsi="Times New Roman"/>
-                <w:i/>
-                <w:color w:val="000000" w:themeColor="text1"/>
-                <w:sz w:val="26"/>
-                <w:szCs w:val="26"/>
-                <w:lang w:val="sv-SE"/>
+              <w:jc w:val="center"/>
+              <w:rPr>
+                <w:sz w:val="26"/>
+                <w:szCs w:val="26"/>
               </w:rPr>
             </w:pPr>
             <w:r>
               <w:rPr>
-                <w:rFonts w:ascii="Times New Roman" w:eastAsia="Times New Roman" w:hAnsi="Times New Roman"/>
-                <w:b/>
-                <w:bCs/>
-                <w:color w:val="000000" w:themeColor="text1"/>
-                <w:sz w:val="26"/>
-                <w:szCs w:val="26"/>
-                <w:lang w:val="sv-SE"/>
+                <w:rFonts w:ascii="Times New Roman" w:hAnsi="Times New Roman"/>
+                <w:sz w:val="26"/>
+                <w:szCs w:val="26"/>
               </w:rPr>
               <w:t xml:space="preserve"> </w:t>
             </w:r>
           </w:p>
           <w:p>
             <w:pPr>
-              <w:spacing w:after="0"/>
-              <w:rPr>
-                <w:rFonts w:ascii="Times New Roman" w:eastAsia="Times New Roman" w:hAnsi="Times New Roman"/>
-                <w:i/>
-                <w:color w:val="000000" w:themeColor="text1"/>
-                <w:sz w:val="26"/>
-                <w:szCs w:val="26"/>
-                <w:lang w:val="vi-VN"/>
+              <w:jc w:val="center"/>
+              <w:rPr>
+                <w:sz w:val="26"/>
+                <w:szCs w:val="26"/>
               </w:rPr>
             </w:pPr>
           </w:p>
           <w:p>
             <w:pPr>
-              <w:spacing w:after="0"/>
-              <w:rPr>
-                <w:rFonts w:ascii="Times New Roman" w:eastAsia="Times New Roman" w:hAnsi="Times New Roman"/>
-                <w:i/>
-                <w:color w:val="000000" w:themeColor="text1"/>
-                <w:sz w:val="26"/>
-                <w:szCs w:val="26"/>
-                <w:lang w:val="vi-VN"/>
+              <w:jc w:val="center"/>
+              <w:rPr>
+                <w:sz w:val="26"/>
+                <w:szCs w:val="26"/>
               </w:rPr>
             </w:pPr>
           </w:p>
           <w:p>
             <w:pPr>
-              <w:spacing w:after="0"/>
-              <w:rPr>
-                <w:rFonts w:ascii="Times New Roman" w:eastAsia="Times New Roman" w:hAnsi="Times New Roman"/>
-                <w:i/>
-                <w:color w:val="000000" w:themeColor="text1"/>
-                <w:sz w:val="26"/>
-                <w:szCs w:val="26"/>
-                <w:lang w:val="vi-VN"/>
+              <w:jc w:val="center"/>
+              <w:rPr>
+                <w:sz w:val="26"/>
+                <w:szCs w:val="26"/>
               </w:rPr>
             </w:pPr>
           </w:p>
           <w:p>
             <w:pPr>
-              <w:spacing w:after="0"/>
               <w:jc w:val="center"/>
               <w:rPr>
-                <w:rFonts w:ascii="Times New Roman" w:eastAsia="Times New Roman" w:hAnsi="Times New Roman"/>
-                <w:i/>
-                <w:color w:val="000000" w:themeColor="text1"/>
-                <w:sz w:val="26"/>
-                <w:szCs w:val="26"/>
-                <w:lang w:val="vi-VN"/>
+                <w:sz w:val="26"/>
+                <w:szCs w:val="26"/>
               </w:rPr>
             </w:pPr>
             <w:r>
               <w:rPr>
-                <w:rFonts w:ascii="Times New Roman" w:eastAsia="Times New Roman" w:hAnsi="Times New Roman"/>
-                <w:i/>
-                <w:color w:val="000000" w:themeColor="text1"/>
-                <w:sz w:val="26"/>
-                <w:szCs w:val="26"/>
-                <w:lang w:val="sv-SE"/>
-              </w:rPr>
-              <w:t>______________________________</w:t>
-            </w:r>
-            <w:r>
-              <w:rPr>
-                <w:rFonts w:ascii="Times New Roman" w:eastAsia="Times New Roman" w:hAnsi="Times New Roman"/>
-                <w:i/>
-                <w:color w:val="000000" w:themeColor="text1"/>
-                <w:sz w:val="26"/>
-                <w:szCs w:val="26"/>
-                <w:lang w:val="vi-VN"/>
-              </w:rPr>
-              <w:t>_</w:t>
+                <w:rFonts w:ascii="Times New Roman" w:hAnsi="Times New Roman"/>
+                <w:sz w:val="26"/>
+                <w:szCs w:val="26"/>
+              </w:rPr>
+              <w:t>_______________________________</w:t>
             </w:r>
           </w:p>
           <w:p>
             <w:pPr>
-              <w:spacing w:after="0"/>
               <w:jc w:val="center"/>
-              <w:rPr>
-                <w:rFonts w:ascii="Times New Roman" w:eastAsia="Times New Roman" w:hAnsi="Times New Roman"/>
-                <w:b/>
-                <w:bCs/>
-                <w:color w:val="000000" w:themeColor="text1"/>
-                <w:sz w:val="26"/>
-                <w:szCs w:val="26"/>
-                <w:lang w:val="sv-SE"/>
-              </w:rPr>
             </w:pPr>
-            <w:r>
-              <w:rPr>
-                <w:rFonts w:ascii="Times New Roman" w:eastAsia="Times New Roman" w:hAnsi="Times New Roman"/>
-                <w:color w:val="000000" w:themeColor="text1"/>
-                <w:sz w:val="26"/>
-                <w:szCs w:val="26"/>
-                <w:lang w:val="sv-SE"/>
-              </w:rPr>
-              <w:t>Họ tên: LÂM VĂN VĂN</w:t>
-            </w:r>
+            <w:proofErr w:type="spellStart"/>
+            <w:r>
+              <w:rPr>
+                <w:rFonts w:ascii="Times New Roman" w:hAnsi="Times New Roman"/>
+                <w:sz w:val="26"/>
+                <w:szCs w:val="26"/>
+              </w:rPr>
+              <w:t>Họ</w:t>
+            </w:r>
+            <w:proofErr w:type="spellEnd"/>
+            <w:r>
+              <w:rPr>
+                <w:rFonts w:ascii="Times New Roman" w:hAnsi="Times New Roman"/>
+                <w:sz w:val="26"/>
+                <w:szCs w:val="26"/>
+              </w:rPr>
+              <w:t xml:space="preserve"> </w:t>
+            </w:r>
+            <w:proofErr w:type="spellStart"/>
+            <w:r>
+              <w:rPr>
+                <w:rFonts w:ascii="Times New Roman" w:hAnsi="Times New Roman"/>
+                <w:sz w:val="26"/>
+                <w:szCs w:val="26"/>
+              </w:rPr>
+              <w:t>tên</w:t>
+            </w:r>
+            <w:proofErr w:type="spellEnd"/>
+            <w:r>
+              <w:rPr>
+                <w:rFonts w:ascii="Times New Roman" w:hAnsi="Times New Roman"/>
+                <w:sz w:val="26"/>
+                <w:szCs w:val="26"/>
+              </w:rPr>
+              <w:t xml:space="preserve">: LÂM VĂN </w:t>
+            </w:r>
+            <w:proofErr w:type="spellStart"/>
+            <w:r>
+              <w:rPr>
+                <w:rFonts w:ascii="Times New Roman" w:hAnsi="Times New Roman"/>
+                <w:sz w:val="26"/>
+                <w:szCs w:val="26"/>
+              </w:rPr>
+              <w:t>VĂN</w:t>
+            </w:r>
+            <w:proofErr w:type="spellEnd"/>
           </w:p>
         </w:tc>
       </w:tr>
@@ -6044,259 +7153,687 @@
           </w:tcPr>
           <w:p>
             <w:pPr>
-              <w:tabs>
-                <w:tab w:val="left" w:pos="2130"/>
-              </w:tabs>
-              <w:spacing w:after="0"/>
               <w:jc w:val="center"/>
               <w:rPr>
-                <w:rFonts w:ascii="Times New Roman" w:eastAsia="Times New Roman" w:hAnsi="Times New Roman"/>
-                <w:color w:val="000000" w:themeColor="text1"/>
-                <w:sz w:val="26"/>
-                <w:szCs w:val="26"/>
-                <w:lang w:val="sv-SE"/>
+                <w:sz w:val="26"/>
+                <w:szCs w:val="26"/>
               </w:rPr>
             </w:pPr>
             <w:r>
               <w:rPr>
-                <w:rFonts w:ascii="Times New Roman" w:eastAsia="Times New Roman" w:hAnsi="Times New Roman"/>
-                <w:b/>
-                <w:bCs/>
-                <w:color w:val="000000" w:themeColor="text1"/>
-                <w:sz w:val="26"/>
-                <w:szCs w:val="26"/>
-                <w:lang w:val="sv-SE"/>
+                <w:rFonts w:ascii="Times New Roman" w:hAnsi="Times New Roman"/>
+                <w:sz w:val="26"/>
+                <w:szCs w:val="26"/>
               </w:rPr>
               <w:t>XÁC NHẬN CỦA ĐẠI DIỆN THEO PHÁP LUẬT CỦA CÔNG TY</w:t>
             </w:r>
           </w:p>
           <w:p>
             <w:pPr>
-              <w:spacing w:after="0"/>
-              <w:jc w:val="both"/>
-              <w:rPr>
-                <w:rFonts w:ascii="Times New Roman" w:eastAsia="Times New Roman" w:hAnsi="Times New Roman"/>
-                <w:bCs/>
-                <w:i/>
-                <w:color w:val="000000" w:themeColor="text1"/>
-                <w:sz w:val="26"/>
-                <w:szCs w:val="26"/>
-                <w:lang w:val="sv-SE"/>
+              <w:jc w:val="center"/>
+              <w:rPr>
+                <w:sz w:val="26"/>
+                <w:szCs w:val="26"/>
               </w:rPr>
             </w:pPr>
             <w:r>
               <w:rPr>
-                <w:rFonts w:ascii="Times New Roman" w:eastAsia="Times New Roman" w:hAnsi="Times New Roman"/>
-                <w:bCs/>
-                <w:color w:val="000000" w:themeColor="text1"/>
-                <w:sz w:val="26"/>
-                <w:szCs w:val="26"/>
-                <w:lang w:val="sv-SE"/>
-              </w:rPr>
-              <w:t xml:space="preserve">(Ngày 06 tháng 06 năm 2026 các bên đã hoàn tất việc chuyển nhượng theo Hợp đồng) </w:t>
+                <w:rFonts w:ascii="Times New Roman" w:hAnsi="Times New Roman"/>
+                <w:sz w:val="26"/>
+                <w:szCs w:val="26"/>
+              </w:rPr>
+              <w:t>(</w:t>
+            </w:r>
+            <w:proofErr w:type="spellStart"/>
+            <w:r>
+              <w:rPr>
+                <w:rFonts w:ascii="Times New Roman" w:hAnsi="Times New Roman"/>
+                <w:sz w:val="26"/>
+                <w:szCs w:val="26"/>
+              </w:rPr>
+              <w:t>ngày</w:t>
+            </w:r>
+            <w:proofErr w:type="spellEnd"/>
+            <w:r>
+              <w:rPr>
+                <w:rFonts w:ascii="Times New Roman" w:hAnsi="Times New Roman"/>
+                <w:sz w:val="26"/>
+                <w:szCs w:val="26"/>
+              </w:rPr>
+              <w:t xml:space="preserve"> 06 </w:t>
+            </w:r>
+            <w:proofErr w:type="spellStart"/>
+            <w:r>
+              <w:rPr>
+                <w:rFonts w:ascii="Times New Roman" w:hAnsi="Times New Roman"/>
+                <w:sz w:val="26"/>
+                <w:szCs w:val="26"/>
+              </w:rPr>
+              <w:t>tháng</w:t>
+            </w:r>
+            <w:proofErr w:type="spellEnd"/>
+            <w:r>
+              <w:rPr>
+                <w:rFonts w:ascii="Times New Roman" w:hAnsi="Times New Roman"/>
+                <w:sz w:val="26"/>
+                <w:szCs w:val="26"/>
+              </w:rPr>
+              <w:t xml:space="preserve"> 06 </w:t>
+            </w:r>
+            <w:proofErr w:type="spellStart"/>
+            <w:r>
+              <w:rPr>
+                <w:rFonts w:ascii="Times New Roman" w:hAnsi="Times New Roman"/>
+                <w:sz w:val="26"/>
+                <w:szCs w:val="26"/>
+              </w:rPr>
+              <w:t>năm</w:t>
+            </w:r>
+            <w:proofErr w:type="spellEnd"/>
+            <w:r>
+              <w:rPr>
+                <w:rFonts w:ascii="Times New Roman" w:hAnsi="Times New Roman"/>
+                <w:sz w:val="26"/>
+                <w:szCs w:val="26"/>
+              </w:rPr>
+              <w:t xml:space="preserve"> 2026 </w:t>
+            </w:r>
+            <w:proofErr w:type="spellStart"/>
+            <w:r>
+              <w:rPr>
+                <w:rFonts w:ascii="Times New Roman" w:hAnsi="Times New Roman"/>
+                <w:sz w:val="26"/>
+                <w:szCs w:val="26"/>
+              </w:rPr>
+              <w:t>các</w:t>
+            </w:r>
+            <w:proofErr w:type="spellEnd"/>
+            <w:r>
+              <w:rPr>
+                <w:rFonts w:ascii="Times New Roman" w:hAnsi="Times New Roman"/>
+                <w:sz w:val="26"/>
+                <w:szCs w:val="26"/>
+              </w:rPr>
+              <w:t xml:space="preserve"> </w:t>
+            </w:r>
+            <w:proofErr w:type="spellStart"/>
+            <w:r>
+              <w:rPr>
+                <w:rFonts w:ascii="Times New Roman" w:hAnsi="Times New Roman"/>
+                <w:sz w:val="26"/>
+                <w:szCs w:val="26"/>
+              </w:rPr>
+              <w:t>bên</w:t>
+            </w:r>
+            <w:proofErr w:type="spellEnd"/>
+            <w:r>
+              <w:rPr>
+                <w:rFonts w:ascii="Times New Roman" w:hAnsi="Times New Roman"/>
+                <w:sz w:val="26"/>
+                <w:szCs w:val="26"/>
+              </w:rPr>
+              <w:t xml:space="preserve"> </w:t>
+            </w:r>
+            <w:proofErr w:type="spellStart"/>
+            <w:r>
+              <w:rPr>
+                <w:rFonts w:ascii="Times New Roman" w:hAnsi="Times New Roman"/>
+                <w:sz w:val="26"/>
+                <w:szCs w:val="26"/>
+              </w:rPr>
+              <w:t>đã</w:t>
+            </w:r>
+            <w:proofErr w:type="spellEnd"/>
+            <w:r>
+              <w:rPr>
+                <w:rFonts w:ascii="Times New Roman" w:hAnsi="Times New Roman"/>
+                <w:sz w:val="26"/>
+                <w:szCs w:val="26"/>
+              </w:rPr>
+              <w:t xml:space="preserve"> </w:t>
+            </w:r>
+            <w:proofErr w:type="spellStart"/>
+            <w:r>
+              <w:rPr>
+                <w:rFonts w:ascii="Times New Roman" w:hAnsi="Times New Roman"/>
+                <w:sz w:val="26"/>
+                <w:szCs w:val="26"/>
+              </w:rPr>
+              <w:t>hoàn</w:t>
+            </w:r>
+            <w:proofErr w:type="spellEnd"/>
+            <w:r>
+              <w:rPr>
+                <w:rFonts w:ascii="Times New Roman" w:hAnsi="Times New Roman"/>
+                <w:sz w:val="26"/>
+                <w:szCs w:val="26"/>
+              </w:rPr>
+              <w:t xml:space="preserve"> </w:t>
+            </w:r>
+            <w:proofErr w:type="spellStart"/>
+            <w:r>
+              <w:rPr>
+                <w:rFonts w:ascii="Times New Roman" w:hAnsi="Times New Roman"/>
+                <w:sz w:val="26"/>
+                <w:szCs w:val="26"/>
+              </w:rPr>
+              <w:t>tất</w:t>
+            </w:r>
+            <w:proofErr w:type="spellEnd"/>
+            <w:r>
+              <w:rPr>
+                <w:rFonts w:ascii="Times New Roman" w:hAnsi="Times New Roman"/>
+                <w:sz w:val="26"/>
+                <w:szCs w:val="26"/>
+              </w:rPr>
+              <w:t xml:space="preserve"> </w:t>
+            </w:r>
+            <w:proofErr w:type="spellStart"/>
+            <w:r>
+              <w:rPr>
+                <w:rFonts w:ascii="Times New Roman" w:hAnsi="Times New Roman"/>
+                <w:sz w:val="26"/>
+                <w:szCs w:val="26"/>
+              </w:rPr>
+              <w:t>việc</w:t>
+            </w:r>
+            <w:proofErr w:type="spellEnd"/>
+            <w:r>
+              <w:rPr>
+                <w:rFonts w:ascii="Times New Roman" w:hAnsi="Times New Roman"/>
+                <w:sz w:val="26"/>
+                <w:szCs w:val="26"/>
+              </w:rPr>
+              <w:t xml:space="preserve"> </w:t>
+            </w:r>
+            <w:proofErr w:type="spellStart"/>
+            <w:r>
+              <w:rPr>
+                <w:rFonts w:ascii="Times New Roman" w:hAnsi="Times New Roman"/>
+                <w:sz w:val="26"/>
+                <w:szCs w:val="26"/>
+              </w:rPr>
+              <w:t>chuyển</w:t>
+            </w:r>
+            <w:proofErr w:type="spellEnd"/>
+            <w:r>
+              <w:rPr>
+                <w:rFonts w:ascii="Times New Roman" w:hAnsi="Times New Roman"/>
+                <w:sz w:val="26"/>
+                <w:szCs w:val="26"/>
+              </w:rPr>
+              <w:t xml:space="preserve"> </w:t>
+            </w:r>
+            <w:proofErr w:type="spellStart"/>
+            <w:r>
+              <w:rPr>
+                <w:rFonts w:ascii="Times New Roman" w:hAnsi="Times New Roman"/>
+                <w:sz w:val="26"/>
+                <w:szCs w:val="26"/>
+              </w:rPr>
+              <w:t>nhượng</w:t>
+            </w:r>
+            <w:proofErr w:type="spellEnd"/>
+            <w:r>
+              <w:rPr>
+                <w:rFonts w:ascii="Times New Roman" w:hAnsi="Times New Roman"/>
+                <w:sz w:val="26"/>
+                <w:szCs w:val="26"/>
+              </w:rPr>
+              <w:t xml:space="preserve"> </w:t>
+            </w:r>
+            <w:proofErr w:type="spellStart"/>
+            <w:r>
+              <w:rPr>
+                <w:rFonts w:ascii="Times New Roman" w:hAnsi="Times New Roman"/>
+                <w:sz w:val="26"/>
+                <w:szCs w:val="26"/>
+              </w:rPr>
+              <w:t>theo</w:t>
+            </w:r>
+            <w:proofErr w:type="spellEnd"/>
+            <w:r>
+              <w:rPr>
+                <w:rFonts w:ascii="Times New Roman" w:hAnsi="Times New Roman"/>
+                <w:sz w:val="26"/>
+                <w:szCs w:val="26"/>
+              </w:rPr>
+              <w:t xml:space="preserve"> </w:t>
+            </w:r>
+            <w:proofErr w:type="spellStart"/>
+            <w:r>
+              <w:rPr>
+                <w:rFonts w:ascii="Times New Roman" w:hAnsi="Times New Roman"/>
+                <w:sz w:val="26"/>
+                <w:szCs w:val="26"/>
+              </w:rPr>
+              <w:t>Hợp</w:t>
+            </w:r>
+            <w:proofErr w:type="spellEnd"/>
+            <w:r>
+              <w:rPr>
+                <w:rFonts w:ascii="Times New Roman" w:hAnsi="Times New Roman"/>
+                <w:sz w:val="26"/>
+                <w:szCs w:val="26"/>
+              </w:rPr>
+              <w:t xml:space="preserve"> </w:t>
+            </w:r>
+            <w:proofErr w:type="spellStart"/>
+            <w:r>
+              <w:rPr>
+                <w:rFonts w:ascii="Times New Roman" w:hAnsi="Times New Roman"/>
+                <w:sz w:val="26"/>
+                <w:szCs w:val="26"/>
+              </w:rPr>
+              <w:t>đồng</w:t>
+            </w:r>
+            <w:proofErr w:type="spellEnd"/>
+            <w:r>
+              <w:rPr>
+                <w:rFonts w:ascii="Times New Roman" w:hAnsi="Times New Roman"/>
+                <w:sz w:val="26"/>
+                <w:szCs w:val="26"/>
+              </w:rPr>
+              <w:t xml:space="preserve">) </w:t>
             </w:r>
           </w:p>
           <w:p>
             <w:pPr>
-              <w:spacing w:after="0"/>
               <w:jc w:val="center"/>
               <w:rPr>
-                <w:rFonts w:ascii="Times New Roman" w:eastAsia="Times New Roman" w:hAnsi="Times New Roman"/>
-                <w:color w:val="000000" w:themeColor="text1"/>
-                <w:sz w:val="26"/>
-                <w:szCs w:val="26"/>
-                <w:lang w:val="sv-SE"/>
+                <w:sz w:val="26"/>
+                <w:szCs w:val="26"/>
               </w:rPr>
             </w:pPr>
             <w:r>
               <w:rPr>
-                <w:rFonts w:ascii="Times New Roman" w:eastAsia="Times New Roman" w:hAnsi="Times New Roman"/>
-                <w:bCs/>
-                <w:i/>
-                <w:color w:val="000000" w:themeColor="text1"/>
-                <w:sz w:val="26"/>
-                <w:szCs w:val="26"/>
-                <w:lang w:val="sv-SE"/>
-              </w:rPr>
-              <w:t>(Ký tên, ghi rõ họ tên và chức vụ người đại diện pháp luật)</w:t>
+                <w:rFonts w:ascii="Times New Roman" w:hAnsi="Times New Roman"/>
+                <w:sz w:val="26"/>
+                <w:szCs w:val="26"/>
+              </w:rPr>
+              <w:t>(</w:t>
+            </w:r>
+            <w:proofErr w:type="spellStart"/>
+            <w:r>
+              <w:rPr>
+                <w:rFonts w:ascii="Times New Roman" w:hAnsi="Times New Roman"/>
+                <w:sz w:val="26"/>
+                <w:szCs w:val="26"/>
+              </w:rPr>
+              <w:t>Ký</w:t>
+            </w:r>
+            <w:proofErr w:type="spellEnd"/>
+            <w:r>
+              <w:rPr>
+                <w:rFonts w:ascii="Times New Roman" w:hAnsi="Times New Roman"/>
+                <w:sz w:val="26"/>
+                <w:szCs w:val="26"/>
+              </w:rPr>
+              <w:t xml:space="preserve"> </w:t>
+            </w:r>
+            <w:proofErr w:type="spellStart"/>
+            <w:r>
+              <w:rPr>
+                <w:rFonts w:ascii="Times New Roman" w:hAnsi="Times New Roman"/>
+                <w:sz w:val="26"/>
+                <w:szCs w:val="26"/>
+              </w:rPr>
+              <w:t>tên</w:t>
+            </w:r>
+            <w:proofErr w:type="spellEnd"/>
+            <w:r>
+              <w:rPr>
+                <w:rFonts w:ascii="Times New Roman" w:hAnsi="Times New Roman"/>
+                <w:sz w:val="26"/>
+                <w:szCs w:val="26"/>
+              </w:rPr>
+              <w:t xml:space="preserve">, </w:t>
+            </w:r>
+            <w:proofErr w:type="spellStart"/>
+            <w:r>
+              <w:rPr>
+                <w:rFonts w:ascii="Times New Roman" w:hAnsi="Times New Roman"/>
+                <w:sz w:val="26"/>
+                <w:szCs w:val="26"/>
+              </w:rPr>
+              <w:t>ghi</w:t>
+            </w:r>
+            <w:proofErr w:type="spellEnd"/>
+            <w:r>
+              <w:rPr>
+                <w:rFonts w:ascii="Times New Roman" w:hAnsi="Times New Roman"/>
+                <w:sz w:val="26"/>
+                <w:szCs w:val="26"/>
+              </w:rPr>
+              <w:t xml:space="preserve"> </w:t>
+            </w:r>
+            <w:proofErr w:type="spellStart"/>
+            <w:r>
+              <w:rPr>
+                <w:rFonts w:ascii="Times New Roman" w:hAnsi="Times New Roman"/>
+                <w:sz w:val="26"/>
+                <w:szCs w:val="26"/>
+              </w:rPr>
+              <w:t>rõ</w:t>
+            </w:r>
+            <w:proofErr w:type="spellEnd"/>
+            <w:r>
+              <w:rPr>
+                <w:rFonts w:ascii="Times New Roman" w:hAnsi="Times New Roman"/>
+                <w:sz w:val="26"/>
+                <w:szCs w:val="26"/>
+              </w:rPr>
+              <w:t xml:space="preserve"> </w:t>
+            </w:r>
+            <w:proofErr w:type="spellStart"/>
+            <w:r>
+              <w:rPr>
+                <w:rFonts w:ascii="Times New Roman" w:hAnsi="Times New Roman"/>
+                <w:sz w:val="26"/>
+                <w:szCs w:val="26"/>
+              </w:rPr>
+              <w:t>họ</w:t>
+            </w:r>
+            <w:proofErr w:type="spellEnd"/>
+            <w:r>
+              <w:rPr>
+                <w:rFonts w:ascii="Times New Roman" w:hAnsi="Times New Roman"/>
+                <w:sz w:val="26"/>
+                <w:szCs w:val="26"/>
+              </w:rPr>
+              <w:t xml:space="preserve"> </w:t>
+            </w:r>
+            <w:proofErr w:type="spellStart"/>
+            <w:r>
+              <w:rPr>
+                <w:rFonts w:ascii="Times New Roman" w:hAnsi="Times New Roman"/>
+                <w:sz w:val="26"/>
+                <w:szCs w:val="26"/>
+              </w:rPr>
+              <w:t>tên</w:t>
+            </w:r>
+            <w:proofErr w:type="spellEnd"/>
+            <w:r>
+              <w:rPr>
+                <w:rFonts w:ascii="Times New Roman" w:hAnsi="Times New Roman"/>
+                <w:sz w:val="26"/>
+                <w:szCs w:val="26"/>
+              </w:rPr>
+              <w:t xml:space="preserve"> </w:t>
+            </w:r>
+            <w:proofErr w:type="spellStart"/>
+            <w:r>
+              <w:rPr>
+                <w:rFonts w:ascii="Times New Roman" w:hAnsi="Times New Roman"/>
+                <w:sz w:val="26"/>
+                <w:szCs w:val="26"/>
+              </w:rPr>
+              <w:t>và</w:t>
+            </w:r>
+            <w:proofErr w:type="spellEnd"/>
+            <w:r>
+              <w:rPr>
+                <w:rFonts w:ascii="Times New Roman" w:hAnsi="Times New Roman"/>
+                <w:sz w:val="26"/>
+                <w:szCs w:val="26"/>
+              </w:rPr>
+              <w:t xml:space="preserve"> </w:t>
+            </w:r>
+            <w:proofErr w:type="spellStart"/>
+            <w:r>
+              <w:rPr>
+                <w:rFonts w:ascii="Times New Roman" w:hAnsi="Times New Roman"/>
+                <w:sz w:val="26"/>
+                <w:szCs w:val="26"/>
+              </w:rPr>
+              <w:t>chức</w:t>
+            </w:r>
+            <w:proofErr w:type="spellEnd"/>
+            <w:r>
+              <w:rPr>
+                <w:rFonts w:ascii="Times New Roman" w:hAnsi="Times New Roman"/>
+                <w:sz w:val="26"/>
+                <w:szCs w:val="26"/>
+              </w:rPr>
+              <w:t xml:space="preserve"> </w:t>
+            </w:r>
+            <w:proofErr w:type="spellStart"/>
+            <w:r>
+              <w:rPr>
+                <w:rFonts w:ascii="Times New Roman" w:hAnsi="Times New Roman"/>
+                <w:sz w:val="26"/>
+                <w:szCs w:val="26"/>
+              </w:rPr>
+              <w:t>vụ</w:t>
+            </w:r>
+            <w:proofErr w:type="spellEnd"/>
+            <w:r>
+              <w:rPr>
+                <w:rFonts w:ascii="Times New Roman" w:hAnsi="Times New Roman"/>
+                <w:sz w:val="26"/>
+                <w:szCs w:val="26"/>
+              </w:rPr>
+              <w:t xml:space="preserve"> </w:t>
+            </w:r>
+            <w:proofErr w:type="spellStart"/>
+            <w:r>
+              <w:rPr>
+                <w:rFonts w:ascii="Times New Roman" w:hAnsi="Times New Roman"/>
+                <w:sz w:val="26"/>
+                <w:szCs w:val="26"/>
+              </w:rPr>
+              <w:t>người</w:t>
+            </w:r>
+            <w:proofErr w:type="spellEnd"/>
+            <w:r>
+              <w:rPr>
+                <w:rFonts w:ascii="Times New Roman" w:hAnsi="Times New Roman"/>
+                <w:sz w:val="26"/>
+                <w:szCs w:val="26"/>
+              </w:rPr>
+              <w:t xml:space="preserve"> </w:t>
+            </w:r>
+            <w:proofErr w:type="spellStart"/>
+            <w:r>
+              <w:rPr>
+                <w:rFonts w:ascii="Times New Roman" w:hAnsi="Times New Roman"/>
+                <w:sz w:val="26"/>
+                <w:szCs w:val="26"/>
+              </w:rPr>
+              <w:t>đại</w:t>
+            </w:r>
+            <w:proofErr w:type="spellEnd"/>
+            <w:r>
+              <w:rPr>
+                <w:rFonts w:ascii="Times New Roman" w:hAnsi="Times New Roman"/>
+                <w:sz w:val="26"/>
+                <w:szCs w:val="26"/>
+              </w:rPr>
+              <w:t xml:space="preserve"> </w:t>
+            </w:r>
+            <w:proofErr w:type="spellStart"/>
+            <w:r>
+              <w:rPr>
+                <w:rFonts w:ascii="Times New Roman" w:hAnsi="Times New Roman"/>
+                <w:sz w:val="26"/>
+                <w:szCs w:val="26"/>
+              </w:rPr>
+              <w:t>diện</w:t>
+            </w:r>
+            <w:proofErr w:type="spellEnd"/>
+            <w:r>
+              <w:rPr>
+                <w:rFonts w:ascii="Times New Roman" w:hAnsi="Times New Roman"/>
+                <w:sz w:val="26"/>
+                <w:szCs w:val="26"/>
+              </w:rPr>
+              <w:t xml:space="preserve"> </w:t>
+            </w:r>
+            <w:proofErr w:type="spellStart"/>
+            <w:r>
+              <w:rPr>
+                <w:rFonts w:ascii="Times New Roman" w:hAnsi="Times New Roman"/>
+                <w:sz w:val="26"/>
+                <w:szCs w:val="26"/>
+              </w:rPr>
+              <w:t>pháp</w:t>
+            </w:r>
+            <w:proofErr w:type="spellEnd"/>
+            <w:r>
+              <w:rPr>
+                <w:rFonts w:ascii="Times New Roman" w:hAnsi="Times New Roman"/>
+                <w:sz w:val="26"/>
+                <w:szCs w:val="26"/>
+              </w:rPr>
+              <w:t xml:space="preserve"> </w:t>
+            </w:r>
+            <w:proofErr w:type="spellStart"/>
+            <w:r>
+              <w:rPr>
+                <w:rFonts w:ascii="Times New Roman" w:hAnsi="Times New Roman"/>
+                <w:sz w:val="26"/>
+                <w:szCs w:val="26"/>
+              </w:rPr>
+              <w:t>luật</w:t>
+            </w:r>
+            <w:proofErr w:type="spellEnd"/>
+            <w:r>
+              <w:rPr>
+                <w:rFonts w:ascii="Times New Roman" w:hAnsi="Times New Roman"/>
+                <w:sz w:val="26"/>
+                <w:szCs w:val="26"/>
+              </w:rPr>
+              <w:t>)</w:t>
             </w:r>
           </w:p>
           <w:p>
             <w:pPr>
-              <w:spacing w:after="0"/>
               <w:jc w:val="center"/>
               <w:rPr>
-                <w:rFonts w:ascii="Times New Roman" w:eastAsia="Times New Roman" w:hAnsi="Times New Roman"/>
-                <w:color w:val="000000" w:themeColor="text1"/>
-                <w:sz w:val="26"/>
-                <w:szCs w:val="26"/>
-                <w:lang w:val="sv-SE"/>
+                <w:sz w:val="26"/>
+                <w:szCs w:val="26"/>
               </w:rPr>
             </w:pPr>
           </w:p>
           <w:p>
             <w:pPr>
-              <w:spacing w:after="0"/>
               <w:jc w:val="center"/>
               <w:rPr>
-                <w:rFonts w:ascii="Times New Roman" w:eastAsia="Times New Roman" w:hAnsi="Times New Roman"/>
-                <w:color w:val="000000" w:themeColor="text1"/>
-                <w:sz w:val="26"/>
-                <w:szCs w:val="26"/>
-                <w:lang w:val="sv-SE"/>
+                <w:sz w:val="26"/>
+                <w:szCs w:val="26"/>
               </w:rPr>
             </w:pPr>
           </w:p>
           <w:p>
             <w:pPr>
-              <w:spacing w:after="0"/>
               <w:jc w:val="center"/>
               <w:rPr>
-                <w:rFonts w:ascii="Times New Roman" w:eastAsia="Times New Roman" w:hAnsi="Times New Roman"/>
-                <w:color w:val="000000" w:themeColor="text1"/>
-                <w:sz w:val="26"/>
-                <w:szCs w:val="26"/>
-                <w:lang w:val="sv-SE"/>
+                <w:sz w:val="26"/>
+                <w:szCs w:val="26"/>
               </w:rPr>
             </w:pPr>
           </w:p>
           <w:p>
             <w:pPr>
-              <w:spacing w:after="0"/>
               <w:jc w:val="center"/>
               <w:rPr>
-                <w:rFonts w:ascii="Times New Roman" w:eastAsia="Times New Roman" w:hAnsi="Times New Roman"/>
-                <w:color w:val="000000" w:themeColor="text1"/>
-                <w:sz w:val="26"/>
-                <w:szCs w:val="26"/>
-                <w:lang w:val="sv-SE"/>
+                <w:sz w:val="26"/>
+                <w:szCs w:val="26"/>
               </w:rPr>
             </w:pPr>
           </w:p>
           <w:p>
             <w:pPr>
-              <w:spacing w:after="0"/>
               <w:jc w:val="center"/>
               <w:rPr>
-                <w:rFonts w:ascii="Times New Roman" w:eastAsia="Times New Roman" w:hAnsi="Times New Roman"/>
-                <w:color w:val="000000" w:themeColor="text1"/>
-                <w:sz w:val="26"/>
-                <w:szCs w:val="26"/>
-                <w:lang w:val="sv-SE"/>
+                <w:sz w:val="26"/>
+                <w:szCs w:val="26"/>
               </w:rPr>
             </w:pPr>
           </w:p>
           <w:p>
             <w:pPr>
-              <w:spacing w:after="0"/>
               <w:jc w:val="center"/>
               <w:rPr>
-                <w:rFonts w:ascii="Times New Roman" w:eastAsia="Times New Roman" w:hAnsi="Times New Roman"/>
-                <w:color w:val="000000" w:themeColor="text1"/>
-                <w:sz w:val="26"/>
-                <w:szCs w:val="26"/>
-                <w:lang w:val="vi-VN"/>
+                <w:sz w:val="26"/>
+                <w:szCs w:val="26"/>
               </w:rPr>
             </w:pPr>
             <w:r>
               <w:rPr>
-                <w:rFonts w:ascii="Times New Roman" w:eastAsia="Times New Roman" w:hAnsi="Times New Roman"/>
-                <w:color w:val="000000" w:themeColor="text1"/>
-                <w:sz w:val="26"/>
-                <w:szCs w:val="26"/>
-                <w:lang w:val="sv-SE"/>
-              </w:rPr>
-              <w:t>_______________________________</w:t>
-            </w:r>
-            <w:r>
-              <w:rPr>
-                <w:rFonts w:ascii="Times New Roman" w:eastAsia="Times New Roman" w:hAnsi="Times New Roman"/>
-                <w:color w:val="000000" w:themeColor="text1"/>
-                <w:sz w:val="26"/>
-                <w:szCs w:val="26"/>
-                <w:lang w:val="vi-VN"/>
-              </w:rPr>
-              <w:t>___</w:t>
+                <w:rFonts w:ascii="Times New Roman" w:hAnsi="Times New Roman"/>
+                <w:sz w:val="26"/>
+                <w:szCs w:val="26"/>
+              </w:rPr>
+              <w:t>__________________________________</w:t>
             </w:r>
           </w:p>
           <w:p>
             <w:pPr>
-              <w:spacing w:after="0"/>
               <w:jc w:val="center"/>
               <w:rPr>
-                <w:rFonts w:ascii="Times New Roman" w:eastAsia="Times New Roman" w:hAnsi="Times New Roman"/>
-                <w:b/>
-                <w:bCs/>
-                <w:color w:val="000000" w:themeColor="text1"/>
-                <w:sz w:val="26"/>
-                <w:szCs w:val="26"/>
-                <w:lang w:val="sv-SE"/>
+                <w:sz w:val="26"/>
+                <w:szCs w:val="26"/>
               </w:rPr>
             </w:pPr>
-            <w:r>
-              <w:rPr>
-                <w:rFonts w:ascii="Times New Roman" w:eastAsia="Times New Roman" w:hAnsi="Times New Roman"/>
-                <w:b/>
-                <w:color w:val="000000" w:themeColor="text1"/>
-                <w:sz w:val="26"/>
-                <w:szCs w:val="26"/>
-                <w:lang w:val="sv-SE"/>
-              </w:rPr>
-              <w:t>Họ tên: HỒ THỊ TIẾP</w:t>
+            <w:proofErr w:type="spellStart"/>
+            <w:r>
+              <w:rPr>
+                <w:rFonts w:ascii="Times New Roman" w:hAnsi="Times New Roman"/>
+                <w:sz w:val="26"/>
+                <w:szCs w:val="26"/>
+              </w:rPr>
+              <w:t>Họ</w:t>
+            </w:r>
+            <w:proofErr w:type="spellEnd"/>
+            <w:r>
+              <w:rPr>
+                <w:rFonts w:ascii="Times New Roman" w:hAnsi="Times New Roman"/>
+                <w:sz w:val="26"/>
+                <w:szCs w:val="26"/>
+              </w:rPr>
+              <w:t xml:space="preserve"> </w:t>
+            </w:r>
+            <w:proofErr w:type="spellStart"/>
+            <w:r>
+              <w:rPr>
+                <w:rFonts w:ascii="Times New Roman" w:hAnsi="Times New Roman"/>
+                <w:sz w:val="26"/>
+                <w:szCs w:val="26"/>
+              </w:rPr>
+              <w:t>tên</w:t>
+            </w:r>
+            <w:proofErr w:type="spellEnd"/>
+            <w:r>
+              <w:rPr>
+                <w:rFonts w:ascii="Times New Roman" w:hAnsi="Times New Roman"/>
+                <w:sz w:val="26"/>
+                <w:szCs w:val="26"/>
+              </w:rPr>
+              <w:t>: HUANG, SHENGHUAI</w:t>
             </w:r>
           </w:p>
           <w:p>
             <w:pPr>
-              <w:spacing w:after="0"/>
               <w:jc w:val="center"/>
               <w:rPr>
-                <w:rFonts w:ascii="Times New Roman" w:eastAsia="Times New Roman" w:hAnsi="Times New Roman"/>
-                <w:color w:val="000000" w:themeColor="text1"/>
-                <w:sz w:val="26"/>
-                <w:szCs w:val="26"/>
-                <w:lang w:val="sv-SE"/>
+                <w:sz w:val="26"/>
+                <w:szCs w:val="26"/>
               </w:rPr>
             </w:pPr>
-            <w:r>
-              <w:rPr>
-                <w:rFonts w:ascii="Times New Roman" w:eastAsia="Times New Roman" w:hAnsi="Times New Roman"/>
-                <w:color w:val="000000" w:themeColor="text1"/>
-                <w:sz w:val="26"/>
-                <w:szCs w:val="26"/>
-                <w:lang w:val="sv-SE"/>
-              </w:rPr>
-              <w:t xml:space="preserve">Chức danh: </w:t>
-            </w:r>
             <w:proofErr w:type="spellStart"/>
             <w:r>
               <w:rPr>
-                <w:rFonts w:ascii="Times New Roman" w:eastAsia="Times New Roman" w:hAnsi="Times New Roman"/>
-                <w:b/>
-                <w:bCs/>
-                <w:color w:val="000000" w:themeColor="text1"/>
-                <w:sz w:val="26"/>
-                <w:szCs w:val="26"/>
-              </w:rPr>
-              <w:t>G</w:t>
-            </w:r>
-            <w:r>
-              <w:rPr>
-                <w:rFonts w:ascii="Times New Roman" w:eastAsia="Times New Roman" w:hAnsi="Times New Roman"/>
-                <w:b/>
-                <w:bCs/>
-                <w:color w:val="000000" w:themeColor="text1"/>
-                <w:sz w:val="26"/>
-                <w:szCs w:val="26"/>
-              </w:rPr>
-              <w:t>iám</w:t>
+                <w:rFonts w:ascii="Times New Roman" w:hAnsi="Times New Roman"/>
+                <w:sz w:val="26"/>
+                <w:szCs w:val="26"/>
+              </w:rPr>
+              <w:t>Chức</w:t>
             </w:r>
             <w:proofErr w:type="spellEnd"/>
             <w:r>
               <w:rPr>
-                <w:rFonts w:ascii="Times New Roman" w:eastAsia="Times New Roman" w:hAnsi="Times New Roman"/>
-                <w:b/>
-                <w:bCs/>
-                <w:color w:val="000000" w:themeColor="text1"/>
+                <w:rFonts w:ascii="Times New Roman" w:hAnsi="Times New Roman"/>
                 <w:sz w:val="26"/>
                 <w:szCs w:val="26"/>
               </w:rPr>
@@ -6305,10 +7842,43 @@
             <w:proofErr w:type="spellStart"/>
             <w:r>
               <w:rPr>
-                <w:rFonts w:ascii="Times New Roman" w:eastAsia="Times New Roman" w:hAnsi="Times New Roman"/>
-                <w:b/>
-                <w:bCs/>
-                <w:color w:val="000000" w:themeColor="text1"/>
+                <w:rFonts w:ascii="Times New Roman" w:hAnsi="Times New Roman"/>
+                <w:sz w:val="26"/>
+                <w:szCs w:val="26"/>
+              </w:rPr>
+              <w:t>danh</w:t>
+            </w:r>
+            <w:proofErr w:type="spellEnd"/>
+            <w:r>
+              <w:rPr>
+                <w:rFonts w:ascii="Times New Roman" w:hAnsi="Times New Roman"/>
+                <w:sz w:val="26"/>
+                <w:szCs w:val="26"/>
+              </w:rPr>
+              <w:t xml:space="preserve">: </w:t>
+            </w:r>
+            <w:proofErr w:type="spellStart"/>
+            <w:r>
+              <w:rPr>
+                <w:rFonts w:ascii="Times New Roman" w:hAnsi="Times New Roman"/>
+                <w:sz w:val="26"/>
+                <w:szCs w:val="26"/>
+              </w:rPr>
+              <w:t>Giám</w:t>
+            </w:r>
+            <w:proofErr w:type="spellEnd"/>
+            <w:r>
+              <w:rPr>
+                <w:rFonts w:ascii="Times New Roman" w:hAnsi="Times New Roman"/>
+                <w:sz w:val="26"/>
+                <w:szCs w:val="26"/>
+              </w:rPr>
+              <w:t xml:space="preserve"> </w:t>
+            </w:r>
+            <w:proofErr w:type="spellStart"/>
+            <w:r>
+              <w:rPr>
+                <w:rFonts w:ascii="Times New Roman" w:hAnsi="Times New Roman"/>
                 <w:sz w:val="26"/>
                 <w:szCs w:val="26"/>
               </w:rPr>
@@ -6349,17 +7919,6 @@
       <w:pPr>
         <w:spacing w:after="0"/>
         <w:jc w:val="center"/>
-        <w:rPr>
-          <w:rFonts w:ascii="Times New Roman" w:hAnsi="Times New Roman"/>
-          <w:color w:val="000000" w:themeColor="text1"/>
-          <w:sz w:val="26"/>
-          <w:szCs w:val="26"/>
-          <w:lang w:val="sv-SE"/>
-        </w:rPr>
-      </w:pPr>
-    </w:p>
-    <w:p>
-      <w:pPr>
         <w:rPr>
           <w:rFonts w:ascii="Times New Roman" w:hAnsi="Times New Roman"/>
           <w:color w:val="000000" w:themeColor="text1"/>
